--- a/control-tareas/evidencias/Evidencias_Maven_HTTP_REST_NombreApellido.docx
+++ b/control-tareas/evidencias/Evidencias_Maven_HTTP_REST_NombreApellido.docx
@@ -396,6 +396,7 @@
     <w:p>
       <w:pPr>
         <w:pStyle w:val="Sinespaciado"/>
+        <w:spacing w:after="0" w:line="240" w:lineRule="auto"/>
         <w:jc w:val="both"/>
         <w:rPr>
           <w:b/>
@@ -414,16 +415,788 @@
     <w:p>
       <w:pPr>
         <w:pStyle w:val="Sinespaciado"/>
+        <w:spacing w:after="0" w:line="240" w:lineRule="auto"/>
+        <w:jc w:val="both"/>
+        <w:rPr>
+          <w:b/>
+          <w:bCs w:val="0"/>
+        </w:rPr>
+      </w:pPr>
+    </w:p>
+    <w:p>
+      <w:pPr>
+        <w:pStyle w:val="Sinespaciado"/>
+        <w:spacing w:after="0" w:line="240" w:lineRule="auto"/>
+        <w:jc w:val="both"/>
+        <w:rPr>
+          <w:b/>
+        </w:rPr>
+      </w:pPr>
+      <w:r>
+        <w:rPr>
+          <w:b/>
+        </w:rPr>
+        <w:t xml:space="preserve">Capturas </w:t>
+      </w:r>
+    </w:p>
+    <w:p>
+      <w:pPr>
+        <w:pStyle w:val="Sinespaciado"/>
+        <w:spacing w:after="0" w:line="240" w:lineRule="auto"/>
+        <w:jc w:val="both"/>
+        <w:rPr>
+          <w:bCs w:val="0"/>
+        </w:rPr>
+      </w:pPr>
+      <w:r>
+        <w:rPr>
+          <w:bCs w:val="0"/>
+        </w:rPr>
+        <w:t>El documento debe contener:</w:t>
+      </w:r>
+    </w:p>
+    <w:p>
+      <w:pPr>
+        <w:pStyle w:val="Sinespaciado"/>
+        <w:numPr>
+          <w:ilvl w:val="0"/>
+          <w:numId w:val="12"/>
+        </w:numPr>
+        <w:spacing w:after="0" w:line="240" w:lineRule="auto"/>
+        <w:jc w:val="both"/>
+        <w:rPr>
+          <w:b/>
+        </w:rPr>
+      </w:pPr>
+      <w:r>
+        <w:rPr>
+          <w:b/>
+        </w:rPr>
+        <w:t>Captura de la estructura completa del proyecto.</w:t>
+      </w:r>
+    </w:p>
+    <w:p>
+      <w:pPr>
+        <w:pStyle w:val="Sinespaciado"/>
+        <w:spacing w:after="0" w:line="240" w:lineRule="auto"/>
+        <w:ind w:left="0" w:firstLine="0"/>
+        <w:jc w:val="both"/>
+        <w:rPr>
+          <w:b/>
+        </w:rPr>
+      </w:pPr>
+      <w:r>
+        <w:rPr>
+          <w:b/>
+        </w:rPr>
+        <w:drawing>
+          <wp:inline distT="0" distB="0" distL="0" distR="0" wp14:anchorId="1CA0823F" wp14:editId="71949C34">
+            <wp:extent cx="4203519" cy="1838325"/>
+            <wp:effectExtent l="0" t="0" r="6985" b="0"/>
+            <wp:docPr id="59943449" name="Imagen 1"/>
+            <wp:cNvGraphicFramePr>
+              <a:graphicFrameLocks xmlns:a="http://schemas.openxmlformats.org/drawingml/2006/main" noChangeAspect="1"/>
+            </wp:cNvGraphicFramePr>
+            <a:graphic xmlns:a="http://schemas.openxmlformats.org/drawingml/2006/main">
+              <a:graphicData uri="http://schemas.openxmlformats.org/drawingml/2006/picture">
+                <pic:pic xmlns:pic="http://schemas.openxmlformats.org/drawingml/2006/picture">
+                  <pic:nvPicPr>
+                    <pic:cNvPr id="59943449" name=""/>
+                    <pic:cNvPicPr/>
+                  </pic:nvPicPr>
+                  <pic:blipFill rotWithShape="1">
+                    <a:blip r:embed="rId9"/>
+                    <a:srcRect r="20894" b="34472"/>
+                    <a:stretch>
+                      <a:fillRect/>
+                    </a:stretch>
+                  </pic:blipFill>
+                  <pic:spPr bwMode="auto">
+                    <a:xfrm>
+                      <a:off x="0" y="0"/>
+                      <a:ext cx="4253622" cy="1860237"/>
+                    </a:xfrm>
+                    <a:prstGeom prst="rect">
+                      <a:avLst/>
+                    </a:prstGeom>
+                    <a:ln>
+                      <a:noFill/>
+                    </a:ln>
+                    <a:extLst>
+                      <a:ext uri="{53640926-AAD7-44D8-BBD7-CCE9431645EC}">
+                        <a14:shadowObscured xmlns:a14="http://schemas.microsoft.com/office/drawing/2010/main"/>
+                      </a:ext>
+                    </a:extLst>
+                  </pic:spPr>
+                </pic:pic>
+              </a:graphicData>
+            </a:graphic>
+          </wp:inline>
+        </w:drawing>
+      </w:r>
+    </w:p>
+    <w:p>
+      <w:pPr>
+        <w:pStyle w:val="Sinespaciado"/>
+        <w:numPr>
+          <w:ilvl w:val="0"/>
+          <w:numId w:val="12"/>
+        </w:numPr>
+        <w:spacing w:after="0" w:line="240" w:lineRule="auto"/>
+        <w:jc w:val="both"/>
+        <w:rPr>
+          <w:b/>
+        </w:rPr>
+      </w:pPr>
+      <w:r>
+        <w:rPr>
+          <w:b/>
+        </w:rPr>
+        <w:t>Captura del archivo pom.xml.</w:t>
+      </w:r>
+    </w:p>
+    <w:p>
+      <w:pPr>
+        <w:pStyle w:val="Sinespaciado"/>
+        <w:spacing w:after="0" w:line="240" w:lineRule="auto"/>
+        <w:ind w:left="0" w:firstLine="0"/>
+        <w:jc w:val="both"/>
+        <w:rPr>
+          <w:b/>
+        </w:rPr>
+      </w:pPr>
+      <w:r>
+        <w:rPr>
+          <w:b/>
+        </w:rPr>
+        <w:drawing>
+          <wp:inline distT="0" distB="0" distL="0" distR="0" wp14:anchorId="5A9C4886" wp14:editId="272991F9">
+            <wp:extent cx="4220677" cy="1909763"/>
+            <wp:effectExtent l="0" t="0" r="8890" b="0"/>
+            <wp:docPr id="1100542661" name="Imagen 1"/>
+            <wp:cNvGraphicFramePr>
+              <a:graphicFrameLocks xmlns:a="http://schemas.openxmlformats.org/drawingml/2006/main" noChangeAspect="1"/>
+            </wp:cNvGraphicFramePr>
+            <a:graphic xmlns:a="http://schemas.openxmlformats.org/drawingml/2006/main">
+              <a:graphicData uri="http://schemas.openxmlformats.org/drawingml/2006/picture">
+                <pic:pic xmlns:pic="http://schemas.openxmlformats.org/drawingml/2006/picture">
+                  <pic:nvPicPr>
+                    <pic:cNvPr id="1100542661" name=""/>
+                    <pic:cNvPicPr/>
+                  </pic:nvPicPr>
+                  <pic:blipFill>
+                    <a:blip r:embed="rId10"/>
+                    <a:stretch>
+                      <a:fillRect/>
+                    </a:stretch>
+                  </pic:blipFill>
+                  <pic:spPr>
+                    <a:xfrm>
+                      <a:off x="0" y="0"/>
+                      <a:ext cx="4264702" cy="1929683"/>
+                    </a:xfrm>
+                    <a:prstGeom prst="rect">
+                      <a:avLst/>
+                    </a:prstGeom>
+                  </pic:spPr>
+                </pic:pic>
+              </a:graphicData>
+            </a:graphic>
+          </wp:inline>
+        </w:drawing>
+      </w:r>
+    </w:p>
+    <w:p>
+      <w:pPr>
+        <w:pStyle w:val="Sinespaciado"/>
+        <w:numPr>
+          <w:ilvl w:val="0"/>
+          <w:numId w:val="12"/>
+        </w:numPr>
+        <w:spacing w:after="0" w:line="240" w:lineRule="auto"/>
+        <w:jc w:val="both"/>
+        <w:rPr>
+          <w:b/>
+        </w:rPr>
+      </w:pPr>
+      <w:r>
+        <w:rPr>
+          <w:b/>
+        </w:rPr>
+        <w:t>Captura del código de Tarea.</w:t>
+      </w:r>
+    </w:p>
+    <w:p>
+      <w:pPr>
+        <w:pStyle w:val="Sinespaciado"/>
+        <w:spacing w:after="0" w:line="240" w:lineRule="auto"/>
+        <w:ind w:left="0" w:firstLine="0"/>
+        <w:jc w:val="both"/>
+        <w:rPr>
+          <w:b/>
+        </w:rPr>
+      </w:pPr>
+      <w:r>
+        <w:rPr>
+          <w:b/>
+        </w:rPr>
+        <w:drawing>
+          <wp:inline distT="0" distB="0" distL="0" distR="0" wp14:anchorId="6818F40E" wp14:editId="08243139">
+            <wp:extent cx="3986212" cy="2994396"/>
+            <wp:effectExtent l="0" t="0" r="0" b="0"/>
+            <wp:docPr id="1371944483" name="Imagen 1"/>
+            <wp:cNvGraphicFramePr>
+              <a:graphicFrameLocks xmlns:a="http://schemas.openxmlformats.org/drawingml/2006/main" noChangeAspect="1"/>
+            </wp:cNvGraphicFramePr>
+            <a:graphic xmlns:a="http://schemas.openxmlformats.org/drawingml/2006/main">
+              <a:graphicData uri="http://schemas.openxmlformats.org/drawingml/2006/picture">
+                <pic:pic xmlns:pic="http://schemas.openxmlformats.org/drawingml/2006/picture">
+                  <pic:nvPicPr>
+                    <pic:cNvPr id="1371944483" name=""/>
+                    <pic:cNvPicPr/>
+                  </pic:nvPicPr>
+                  <pic:blipFill>
+                    <a:blip r:embed="rId11"/>
+                    <a:stretch>
+                      <a:fillRect/>
+                    </a:stretch>
+                  </pic:blipFill>
+                  <pic:spPr>
+                    <a:xfrm>
+                      <a:off x="0" y="0"/>
+                      <a:ext cx="4037821" cy="3033164"/>
+                    </a:xfrm>
+                    <a:prstGeom prst="rect">
+                      <a:avLst/>
+                    </a:prstGeom>
+                  </pic:spPr>
+                </pic:pic>
+              </a:graphicData>
+            </a:graphic>
+          </wp:inline>
+        </w:drawing>
+      </w:r>
+    </w:p>
+    <w:p>
+      <w:pPr>
+        <w:pStyle w:val="Sinespaciado"/>
+        <w:spacing w:after="0" w:line="240" w:lineRule="auto"/>
+        <w:ind w:left="0" w:firstLine="0"/>
+        <w:jc w:val="both"/>
+        <w:rPr>
+          <w:b/>
+        </w:rPr>
+      </w:pPr>
+    </w:p>
+    <w:p>
+      <w:pPr>
+        <w:pStyle w:val="Sinespaciado"/>
+        <w:numPr>
+          <w:ilvl w:val="0"/>
+          <w:numId w:val="12"/>
+        </w:numPr>
+        <w:spacing w:after="0" w:line="240" w:lineRule="auto"/>
+        <w:jc w:val="both"/>
+        <w:rPr>
+          <w:b/>
+        </w:rPr>
+      </w:pPr>
+      <w:r>
+        <w:rPr>
+          <w:b/>
+        </w:rPr>
+        <w:lastRenderedPageBreak/>
+        <w:t>Captura del código de Main.</w:t>
+      </w:r>
+    </w:p>
+    <w:p>
+      <w:pPr>
+        <w:pStyle w:val="Sinespaciado"/>
+        <w:spacing w:after="0" w:line="240" w:lineRule="auto"/>
+        <w:ind w:left="708" w:hanging="708"/>
+        <w:jc w:val="both"/>
+        <w:rPr>
+          <w:b/>
+        </w:rPr>
+      </w:pPr>
+      <w:r>
+        <w:rPr>
+          <w:b/>
+        </w:rPr>
+        <w:drawing>
+          <wp:inline distT="0" distB="0" distL="0" distR="0" wp14:anchorId="799945D0" wp14:editId="7F60B094">
+            <wp:extent cx="4243333" cy="2538413"/>
+            <wp:effectExtent l="0" t="0" r="5080" b="0"/>
+            <wp:docPr id="1735339021" name="Imagen 1"/>
+            <wp:cNvGraphicFramePr>
+              <a:graphicFrameLocks xmlns:a="http://schemas.openxmlformats.org/drawingml/2006/main" noChangeAspect="1"/>
+            </wp:cNvGraphicFramePr>
+            <a:graphic xmlns:a="http://schemas.openxmlformats.org/drawingml/2006/main">
+              <a:graphicData uri="http://schemas.openxmlformats.org/drawingml/2006/picture">
+                <pic:pic xmlns:pic="http://schemas.openxmlformats.org/drawingml/2006/picture">
+                  <pic:nvPicPr>
+                    <pic:cNvPr id="1735339021" name=""/>
+                    <pic:cNvPicPr/>
+                  </pic:nvPicPr>
+                  <pic:blipFill>
+                    <a:blip r:embed="rId12"/>
+                    <a:stretch>
+                      <a:fillRect/>
+                    </a:stretch>
+                  </pic:blipFill>
+                  <pic:spPr>
+                    <a:xfrm>
+                      <a:off x="0" y="0"/>
+                      <a:ext cx="4256671" cy="2546392"/>
+                    </a:xfrm>
+                    <a:prstGeom prst="rect">
+                      <a:avLst/>
+                    </a:prstGeom>
+                  </pic:spPr>
+                </pic:pic>
+              </a:graphicData>
+            </a:graphic>
+          </wp:inline>
+        </w:drawing>
+      </w:r>
+    </w:p>
+    <w:p>
+      <w:pPr>
+        <w:pStyle w:val="Sinespaciado"/>
+        <w:numPr>
+          <w:ilvl w:val="0"/>
+          <w:numId w:val="12"/>
+        </w:numPr>
+        <w:spacing w:after="0" w:line="240" w:lineRule="auto"/>
+        <w:jc w:val="both"/>
+        <w:rPr>
+          <w:b/>
+        </w:rPr>
+      </w:pPr>
+      <w:r>
+        <w:rPr>
+          <w:b/>
+        </w:rPr>
+        <w:t>Captura de la ejecución del programa.</w:t>
+      </w:r>
+    </w:p>
+    <w:p>
+      <w:pPr>
+        <w:pStyle w:val="Sinespaciado"/>
+        <w:spacing w:after="0" w:line="240" w:lineRule="auto"/>
+        <w:ind w:left="0" w:firstLine="0"/>
+        <w:jc w:val="both"/>
+        <w:rPr>
+          <w:b/>
+        </w:rPr>
+      </w:pPr>
+      <w:r>
+        <w:rPr>
+          <w:b/>
+        </w:rPr>
+        <w:drawing>
+          <wp:inline distT="0" distB="0" distL="0" distR="0" wp14:anchorId="106B5B75" wp14:editId="74450A7C">
+            <wp:extent cx="4943475" cy="1474988"/>
+            <wp:effectExtent l="0" t="0" r="0" b="0"/>
+            <wp:docPr id="968376234" name="Imagen 1"/>
+            <wp:cNvGraphicFramePr>
+              <a:graphicFrameLocks xmlns:a="http://schemas.openxmlformats.org/drawingml/2006/main" noChangeAspect="1"/>
+            </wp:cNvGraphicFramePr>
+            <a:graphic xmlns:a="http://schemas.openxmlformats.org/drawingml/2006/main">
+              <a:graphicData uri="http://schemas.openxmlformats.org/drawingml/2006/picture">
+                <pic:pic xmlns:pic="http://schemas.openxmlformats.org/drawingml/2006/picture">
+                  <pic:nvPicPr>
+                    <pic:cNvPr id="968376234" name=""/>
+                    <pic:cNvPicPr/>
+                  </pic:nvPicPr>
+                  <pic:blipFill>
+                    <a:blip r:embed="rId13"/>
+                    <a:stretch>
+                      <a:fillRect/>
+                    </a:stretch>
+                  </pic:blipFill>
+                  <pic:spPr>
+                    <a:xfrm>
+                      <a:off x="0" y="0"/>
+                      <a:ext cx="4960420" cy="1480044"/>
+                    </a:xfrm>
+                    <a:prstGeom prst="rect">
+                      <a:avLst/>
+                    </a:prstGeom>
+                  </pic:spPr>
+                </pic:pic>
+              </a:graphicData>
+            </a:graphic>
+          </wp:inline>
+        </w:drawing>
+      </w:r>
+    </w:p>
+    <w:p>
+      <w:pPr>
+        <w:pStyle w:val="Sinespaciado"/>
+        <w:numPr>
+          <w:ilvl w:val="0"/>
+          <w:numId w:val="12"/>
+        </w:numPr>
+        <w:spacing w:after="0" w:line="240" w:lineRule="auto"/>
+        <w:jc w:val="both"/>
+        <w:rPr>
+          <w:b/>
+        </w:rPr>
+      </w:pPr>
+      <w:r>
+        <w:rPr>
+          <w:b/>
+        </w:rPr>
+        <w:t xml:space="preserve">Captura de </w:t>
+      </w:r>
+      <w:proofErr w:type="spellStart"/>
+      <w:r>
+        <w:rPr>
+          <w:b/>
+        </w:rPr>
+        <w:t>mvn</w:t>
+      </w:r>
+      <w:proofErr w:type="spellEnd"/>
+      <w:r>
+        <w:rPr>
+          <w:b/>
+        </w:rPr>
+        <w:t xml:space="preserve"> compile.</w:t>
+      </w:r>
+    </w:p>
+    <w:p>
+      <w:pPr>
+        <w:pStyle w:val="Sinespaciado"/>
+        <w:spacing w:after="0" w:line="240" w:lineRule="auto"/>
+        <w:jc w:val="both"/>
+        <w:rPr>
+          <w:b/>
+        </w:rPr>
+      </w:pPr>
+      <w:r>
+        <w:rPr>
+          <w:b/>
+        </w:rPr>
+        <w:drawing>
+          <wp:inline distT="0" distB="0" distL="0" distR="0" wp14:anchorId="2EA9BF32" wp14:editId="44DC13CC">
+            <wp:extent cx="5053012" cy="1515675"/>
+            <wp:effectExtent l="0" t="0" r="0" b="8890"/>
+            <wp:docPr id="1656109022" name="Imagen 1"/>
+            <wp:cNvGraphicFramePr>
+              <a:graphicFrameLocks xmlns:a="http://schemas.openxmlformats.org/drawingml/2006/main" noChangeAspect="1"/>
+            </wp:cNvGraphicFramePr>
+            <a:graphic xmlns:a="http://schemas.openxmlformats.org/drawingml/2006/main">
+              <a:graphicData uri="http://schemas.openxmlformats.org/drawingml/2006/picture">
+                <pic:pic xmlns:pic="http://schemas.openxmlformats.org/drawingml/2006/picture">
+                  <pic:nvPicPr>
+                    <pic:cNvPr id="1656109022" name=""/>
+                    <pic:cNvPicPr/>
+                  </pic:nvPicPr>
+                  <pic:blipFill>
+                    <a:blip r:embed="rId14"/>
+                    <a:stretch>
+                      <a:fillRect/>
+                    </a:stretch>
+                  </pic:blipFill>
+                  <pic:spPr>
+                    <a:xfrm>
+                      <a:off x="0" y="0"/>
+                      <a:ext cx="5060596" cy="1517950"/>
+                    </a:xfrm>
+                    <a:prstGeom prst="rect">
+                      <a:avLst/>
+                    </a:prstGeom>
+                  </pic:spPr>
+                </pic:pic>
+              </a:graphicData>
+            </a:graphic>
+          </wp:inline>
+        </w:drawing>
+      </w:r>
+    </w:p>
+    <w:p>
+      <w:pPr>
+        <w:pStyle w:val="Sinespaciado"/>
+        <w:spacing w:after="0" w:line="240" w:lineRule="auto"/>
+        <w:ind w:left="0" w:firstLine="0"/>
+        <w:jc w:val="both"/>
+        <w:rPr>
+          <w:b/>
+        </w:rPr>
+      </w:pPr>
+    </w:p>
+    <w:p>
+      <w:pPr>
+        <w:pStyle w:val="Sinespaciado"/>
+        <w:numPr>
+          <w:ilvl w:val="0"/>
+          <w:numId w:val="12"/>
+        </w:numPr>
+        <w:spacing w:after="0" w:line="240" w:lineRule="auto"/>
+        <w:jc w:val="both"/>
+        <w:rPr>
+          <w:b/>
+        </w:rPr>
+      </w:pPr>
+      <w:r>
+        <w:rPr>
+          <w:b/>
+        </w:rPr>
+        <w:t xml:space="preserve">Captura de </w:t>
+      </w:r>
+      <w:proofErr w:type="spellStart"/>
+      <w:r>
+        <w:rPr>
+          <w:b/>
+        </w:rPr>
+        <w:t>mvn</w:t>
+      </w:r>
+      <w:proofErr w:type="spellEnd"/>
+      <w:r>
+        <w:rPr>
+          <w:b/>
+        </w:rPr>
+        <w:t xml:space="preserve"> </w:t>
+      </w:r>
+      <w:proofErr w:type="spellStart"/>
+      <w:r>
+        <w:rPr>
+          <w:b/>
+        </w:rPr>
+        <w:t>package</w:t>
+      </w:r>
+      <w:proofErr w:type="spellEnd"/>
+      <w:r>
+        <w:rPr>
+          <w:b/>
+        </w:rPr>
+        <w:t>.</w:t>
+      </w:r>
+    </w:p>
+    <w:p>
+      <w:pPr>
+        <w:pStyle w:val="Sinespaciado"/>
+        <w:spacing w:after="0" w:line="240" w:lineRule="auto"/>
+        <w:jc w:val="both"/>
+        <w:rPr>
+          <w:b/>
+        </w:rPr>
+      </w:pPr>
+      <w:r>
+        <w:rPr>
+          <w:b/>
+        </w:rPr>
+        <w:drawing>
+          <wp:inline distT="0" distB="0" distL="0" distR="0" wp14:anchorId="4E3E1913" wp14:editId="1F72024C">
+            <wp:extent cx="5081587" cy="1524246"/>
+            <wp:effectExtent l="0" t="0" r="5080" b="0"/>
+            <wp:docPr id="267028430" name="Imagen 1"/>
+            <wp:cNvGraphicFramePr>
+              <a:graphicFrameLocks xmlns:a="http://schemas.openxmlformats.org/drawingml/2006/main" noChangeAspect="1"/>
+            </wp:cNvGraphicFramePr>
+            <a:graphic xmlns:a="http://schemas.openxmlformats.org/drawingml/2006/main">
+              <a:graphicData uri="http://schemas.openxmlformats.org/drawingml/2006/picture">
+                <pic:pic xmlns:pic="http://schemas.openxmlformats.org/drawingml/2006/picture">
+                  <pic:nvPicPr>
+                    <pic:cNvPr id="267028430" name=""/>
+                    <pic:cNvPicPr/>
+                  </pic:nvPicPr>
+                  <pic:blipFill>
+                    <a:blip r:embed="rId14"/>
+                    <a:stretch>
+                      <a:fillRect/>
+                    </a:stretch>
+                  </pic:blipFill>
+                  <pic:spPr>
+                    <a:xfrm>
+                      <a:off x="0" y="0"/>
+                      <a:ext cx="5097852" cy="1529125"/>
+                    </a:xfrm>
+                    <a:prstGeom prst="rect">
+                      <a:avLst/>
+                    </a:prstGeom>
+                  </pic:spPr>
+                </pic:pic>
+              </a:graphicData>
+            </a:graphic>
+          </wp:inline>
+        </w:drawing>
+      </w:r>
+    </w:p>
+    <w:p>
+      <w:pPr>
+        <w:pStyle w:val="Sinespaciado"/>
+        <w:spacing w:after="0" w:line="240" w:lineRule="auto"/>
+        <w:ind w:left="0" w:firstLine="0"/>
+        <w:jc w:val="both"/>
+        <w:rPr>
+          <w:b/>
+        </w:rPr>
+      </w:pPr>
+    </w:p>
+    <w:p>
+      <w:pPr>
+        <w:pStyle w:val="Sinespaciado"/>
+        <w:numPr>
+          <w:ilvl w:val="0"/>
+          <w:numId w:val="12"/>
+        </w:numPr>
+        <w:spacing w:after="0" w:line="240" w:lineRule="auto"/>
+        <w:jc w:val="both"/>
+        <w:rPr>
+          <w:b/>
+        </w:rPr>
+      </w:pPr>
+      <w:r>
+        <w:rPr>
+          <w:b/>
+        </w:rPr>
+        <w:lastRenderedPageBreak/>
+        <w:t>Captura del archivo .</w:t>
+      </w:r>
+      <w:proofErr w:type="spellStart"/>
+      <w:r>
+        <w:rPr>
+          <w:b/>
+        </w:rPr>
+        <w:t>jar</w:t>
+      </w:r>
+      <w:proofErr w:type="spellEnd"/>
+      <w:r>
+        <w:rPr>
+          <w:b/>
+        </w:rPr>
+        <w:t xml:space="preserve"> generado.</w:t>
+      </w:r>
+    </w:p>
+    <w:p>
+      <w:pPr>
+        <w:pStyle w:val="Prrafodelista"/>
+        <w:spacing w:line="240" w:lineRule="auto"/>
+        <w:rPr>
+          <w:rFonts w:ascii="Times New Roman" w:hAnsi="Times New Roman" w:cs="Times New Roman"/>
+          <w:b/>
+          <w:bCs/>
+          <w:sz w:val="24"/>
+          <w:szCs w:val="24"/>
+        </w:rPr>
+      </w:pPr>
+      <w:r>
+        <w:rPr>
+          <w:b/>
+        </w:rPr>
+        <w:drawing>
+          <wp:inline distT="0" distB="0" distL="0" distR="0" wp14:anchorId="1066AFE0" wp14:editId="547FA79C">
+            <wp:extent cx="5612130" cy="1511935"/>
+            <wp:effectExtent l="0" t="0" r="7620" b="0"/>
+            <wp:docPr id="46224827" name="Imagen 1"/>
+            <wp:cNvGraphicFramePr>
+              <a:graphicFrameLocks xmlns:a="http://schemas.openxmlformats.org/drawingml/2006/main" noChangeAspect="1"/>
+            </wp:cNvGraphicFramePr>
+            <a:graphic xmlns:a="http://schemas.openxmlformats.org/drawingml/2006/main">
+              <a:graphicData uri="http://schemas.openxmlformats.org/drawingml/2006/picture">
+                <pic:pic xmlns:pic="http://schemas.openxmlformats.org/drawingml/2006/picture">
+                  <pic:nvPicPr>
+                    <pic:cNvPr id="46224827" name=""/>
+                    <pic:cNvPicPr/>
+                  </pic:nvPicPr>
+                  <pic:blipFill>
+                    <a:blip r:embed="rId15"/>
+                    <a:stretch>
+                      <a:fillRect/>
+                    </a:stretch>
+                  </pic:blipFill>
+                  <pic:spPr>
+                    <a:xfrm>
+                      <a:off x="0" y="0"/>
+                      <a:ext cx="5612130" cy="1511935"/>
+                    </a:xfrm>
+                    <a:prstGeom prst="rect">
+                      <a:avLst/>
+                    </a:prstGeom>
+                  </pic:spPr>
+                </pic:pic>
+              </a:graphicData>
+            </a:graphic>
+          </wp:inline>
+        </w:drawing>
+      </w:r>
+    </w:p>
+    <w:p>
+      <w:pPr>
+        <w:pStyle w:val="Sinespaciado"/>
+        <w:spacing w:after="0" w:line="240" w:lineRule="auto"/>
+        <w:ind w:firstLine="0"/>
+        <w:jc w:val="both"/>
+        <w:rPr>
+          <w:b/>
+        </w:rPr>
+      </w:pPr>
+    </w:p>
+    <w:p>
+      <w:pPr>
+        <w:pStyle w:val="Sinespaciado"/>
+        <w:spacing w:after="0" w:line="240" w:lineRule="auto"/>
+        <w:ind w:left="360" w:firstLine="0"/>
+        <w:jc w:val="both"/>
+        <w:rPr>
+          <w:b/>
+        </w:rPr>
+      </w:pPr>
+    </w:p>
+    <w:p>
+      <w:pPr>
+        <w:pStyle w:val="Sinespaciado"/>
+        <w:numPr>
+          <w:ilvl w:val="0"/>
+          <w:numId w:val="12"/>
+        </w:numPr>
+        <w:spacing w:after="0" w:line="240" w:lineRule="auto"/>
+        <w:jc w:val="both"/>
+        <w:rPr>
+          <w:b/>
+        </w:rPr>
+      </w:pPr>
+      <w:r>
+        <w:rPr>
+          <w:b/>
+        </w:rPr>
+        <w:t xml:space="preserve">Tabla de </w:t>
+      </w:r>
+      <w:proofErr w:type="spellStart"/>
+      <w:r>
+        <w:rPr>
+          <w:b/>
+        </w:rPr>
+        <w:t>endpoints</w:t>
+      </w:r>
+      <w:proofErr w:type="spellEnd"/>
+      <w:r>
+        <w:rPr>
+          <w:b/>
+        </w:rPr>
+        <w:t xml:space="preserve"> REST.</w:t>
+      </w:r>
+    </w:p>
+    <w:p>
+      <w:pPr>
+        <w:pStyle w:val="Sinespaciado"/>
         <w:spacing w:after="0"/>
-        <w:jc w:val="both"/>
-        <w:rPr>
-          <w:b/>
-        </w:rPr>
-      </w:pPr>
-    </w:p>
-    <w:p>
-      <w:pPr>
-        <w:pStyle w:val="Sinespaciado"/>
+        <w:ind w:left="0" w:firstLine="0"/>
+        <w:jc w:val="both"/>
+        <w:rPr>
+          <w:b/>
+        </w:rPr>
+      </w:pPr>
+    </w:p>
+    <w:p>
+      <w:pPr>
+        <w:pStyle w:val="Sinespaciado"/>
+        <w:numPr>
+          <w:ilvl w:val="0"/>
+          <w:numId w:val="12"/>
+        </w:numPr>
         <w:spacing w:after="0"/>
         <w:jc w:val="both"/>
         <w:rPr>
@@ -434,18 +1207,346 @@
         <w:rPr>
           <w:b/>
         </w:rPr>
-        <w:t xml:space="preserve">Capturas </w:t>
+        <w:t>Ejemplo del objeto JSON.</w:t>
       </w:r>
     </w:p>
     <w:p>
       <w:pPr>
         <w:pStyle w:val="Sinespaciado"/>
         <w:spacing w:after="0"/>
-        <w:jc w:val="both"/>
-        <w:rPr>
-          <w:b/>
-        </w:rPr>
-      </w:pPr>
+        <w:ind w:left="0" w:firstLine="0"/>
+        <w:jc w:val="both"/>
+        <w:rPr>
+          <w:b/>
+        </w:rPr>
+      </w:pPr>
+    </w:p>
+    <w:p>
+      <w:pPr>
+        <w:pStyle w:val="Sinespaciado"/>
+        <w:numPr>
+          <w:ilvl w:val="0"/>
+          <w:numId w:val="12"/>
+        </w:numPr>
+        <w:spacing w:after="0"/>
+        <w:jc w:val="both"/>
+        <w:rPr>
+          <w:b/>
+        </w:rPr>
+      </w:pPr>
+      <w:r>
+        <w:rPr>
+          <w:b/>
+        </w:rPr>
+        <w:t>Respuestas de las preguntas de razonamiento.</w:t>
+      </w:r>
+    </w:p>
+    <w:p>
+      <w:pPr>
+        <w:pStyle w:val="Sinespaciado"/>
+        <w:spacing w:after="0"/>
+        <w:jc w:val="both"/>
+        <w:rPr>
+          <w:b/>
+        </w:rPr>
+      </w:pPr>
+    </w:p>
+    <w:p>
+      <w:pPr>
+        <w:pStyle w:val="Sinespaciado"/>
+        <w:numPr>
+          <w:ilvl w:val="0"/>
+          <w:numId w:val="12"/>
+        </w:numPr>
+        <w:spacing w:after="0"/>
+        <w:jc w:val="both"/>
+        <w:rPr>
+          <w:b/>
+        </w:rPr>
+      </w:pPr>
+      <w:r>
+        <w:rPr>
+          <w:b/>
+        </w:rPr>
+        <w:t>Reflexión final.</w:t>
+      </w:r>
+    </w:p>
+    <w:p>
+      <w:pPr>
+        <w:pStyle w:val="Prrafodelista"/>
+        <w:rPr>
+          <w:b/>
+        </w:rPr>
+      </w:pPr>
+    </w:p>
+    <w:p>
+      <w:pPr>
+        <w:pStyle w:val="Sinespaciado"/>
+        <w:spacing w:after="0"/>
+        <w:ind w:firstLine="0"/>
+        <w:jc w:val="both"/>
+        <w:rPr>
+          <w:b/>
+        </w:rPr>
+      </w:pPr>
+    </w:p>
+    <w:p>
+      <w:pPr>
+        <w:rPr>
+          <w:rFonts w:ascii="Times New Roman" w:hAnsi="Times New Roman" w:cs="Times New Roman"/>
+          <w:sz w:val="24"/>
+          <w:szCs w:val="24"/>
+        </w:rPr>
+      </w:pPr>
+      <w:r>
+        <w:rPr>
+          <w:rFonts w:ascii="Times New Roman" w:hAnsi="Times New Roman" w:cs="Times New Roman"/>
+          <w:sz w:val="24"/>
+          <w:szCs w:val="24"/>
+        </w:rPr>
+        <w:t>Las capturas deben ser legibles y demostrar que los comandos se ejecutaron correctamente.</w:t>
+      </w:r>
+    </w:p>
+    <w:p>
+      <w:pPr>
+        <w:pStyle w:val="Sinespaciado"/>
+        <w:spacing w:after="0"/>
+        <w:jc w:val="both"/>
+        <w:rPr>
+          <w:b/>
+        </w:rPr>
+      </w:pPr>
+      <w:r>
+        <w:rPr>
+          <w:b/>
+        </w:rPr>
+        <w:t>Reflexión final</w:t>
+      </w:r>
+    </w:p>
+    <w:p>
+      <w:pPr>
+        <w:pStyle w:val="Sinespaciado"/>
+        <w:spacing w:after="0"/>
+        <w:jc w:val="both"/>
+        <w:rPr>
+          <w:b/>
+        </w:rPr>
+      </w:pPr>
+      <w:r>
+        <w:rPr>
+          <w:b/>
+        </w:rPr>
+        <w:t>Responda brevemente:</w:t>
+      </w:r>
+    </w:p>
+    <w:p>
+      <w:pPr>
+        <w:pStyle w:val="Sinespaciado"/>
+        <w:numPr>
+          <w:ilvl w:val="0"/>
+          <w:numId w:val="13"/>
+        </w:numPr>
+        <w:spacing w:after="0"/>
+        <w:jc w:val="both"/>
+        <w:rPr>
+          <w:b/>
+        </w:rPr>
+      </w:pPr>
+      <w:r>
+        <w:rPr>
+          <w:b/>
+        </w:rPr>
+        <w:t>¿Qué problema resuelve Maven?</w:t>
+      </w:r>
+    </w:p>
+    <w:p>
+      <w:pPr>
+        <w:pStyle w:val="Sinespaciado"/>
+        <w:spacing w:after="0"/>
+        <w:ind w:firstLine="0"/>
+        <w:jc w:val="both"/>
+        <w:rPr>
+          <w:b/>
+        </w:rPr>
+      </w:pPr>
+    </w:p>
+    <w:p>
+      <w:pPr>
+        <w:pStyle w:val="Sinespaciado"/>
+        <w:numPr>
+          <w:ilvl w:val="0"/>
+          <w:numId w:val="13"/>
+        </w:numPr>
+        <w:spacing w:after="0"/>
+        <w:jc w:val="both"/>
+        <w:rPr>
+          <w:b/>
+        </w:rPr>
+      </w:pPr>
+      <w:r>
+        <w:rPr>
+          <w:b/>
+        </w:rPr>
+        <w:t>¿Qué relación existe entre HTTP y REST?</w:t>
+      </w:r>
+    </w:p>
+    <w:p>
+      <w:pPr>
+        <w:pStyle w:val="Sinespaciado"/>
+        <w:spacing w:after="0"/>
+        <w:ind w:left="0" w:firstLine="0"/>
+        <w:jc w:val="both"/>
+        <w:rPr>
+          <w:b/>
+        </w:rPr>
+      </w:pPr>
+    </w:p>
+    <w:p>
+      <w:pPr>
+        <w:pStyle w:val="Sinespaciado"/>
+        <w:numPr>
+          <w:ilvl w:val="0"/>
+          <w:numId w:val="13"/>
+        </w:numPr>
+        <w:spacing w:after="0"/>
+        <w:jc w:val="both"/>
+        <w:rPr>
+          <w:b/>
+        </w:rPr>
+      </w:pPr>
+      <w:r>
+        <w:rPr>
+          <w:b/>
+        </w:rPr>
+        <w:t>¿Por qué una API REST trabaja con recursos?</w:t>
+      </w:r>
+    </w:p>
+    <w:p>
+      <w:pPr>
+        <w:pStyle w:val="Sinespaciado"/>
+        <w:spacing w:after="0"/>
+        <w:ind w:left="0" w:firstLine="0"/>
+        <w:jc w:val="both"/>
+        <w:rPr>
+          <w:b/>
+        </w:rPr>
+      </w:pPr>
+    </w:p>
+    <w:p>
+      <w:pPr>
+        <w:pStyle w:val="Sinespaciado"/>
+        <w:numPr>
+          <w:ilvl w:val="0"/>
+          <w:numId w:val="13"/>
+        </w:numPr>
+        <w:spacing w:after="0"/>
+        <w:jc w:val="both"/>
+        <w:rPr>
+          <w:b/>
+        </w:rPr>
+      </w:pPr>
+      <w:r>
+        <w:rPr>
+          <w:b/>
+        </w:rPr>
+        <w:lastRenderedPageBreak/>
+        <w:t>¿Cómo podría utilizarse esta API en una aplicación real?</w:t>
+      </w:r>
+    </w:p>
+    <w:p>
+      <w:pPr>
+        <w:pStyle w:val="Prrafodelista"/>
+        <w:rPr>
+          <w:b/>
+        </w:rPr>
+      </w:pPr>
+    </w:p>
+    <w:p>
+      <w:pPr>
+        <w:pStyle w:val="Sinespaciado"/>
+        <w:spacing w:after="0"/>
+        <w:jc w:val="both"/>
+        <w:rPr>
+          <w:b/>
+        </w:rPr>
+      </w:pPr>
+    </w:p>
+    <w:p>
+      <w:pPr>
+        <w:pStyle w:val="Sinespaciado"/>
+        <w:numPr>
+          <w:ilvl w:val="0"/>
+          <w:numId w:val="13"/>
+        </w:numPr>
+        <w:spacing w:after="0"/>
+        <w:jc w:val="both"/>
+        <w:rPr>
+          <w:b/>
+        </w:rPr>
+      </w:pPr>
+      <w:r>
+        <w:rPr>
+          <w:b/>
+        </w:rPr>
+        <w:t xml:space="preserve">¿Qué espera que suceda cuando estos </w:t>
+      </w:r>
+      <w:proofErr w:type="spellStart"/>
+      <w:r>
+        <w:rPr>
+          <w:b/>
+        </w:rPr>
+        <w:t>endpoints</w:t>
+      </w:r>
+      <w:proofErr w:type="spellEnd"/>
+      <w:r>
+        <w:rPr>
+          <w:b/>
+        </w:rPr>
+        <w:t xml:space="preserve"> se implementen posteriormente con Spring Boot?</w:t>
+      </w:r>
+    </w:p>
+    <w:p>
+      <w:pPr>
+        <w:pStyle w:val="Sinespaciado"/>
+        <w:spacing w:after="0"/>
+        <w:ind w:firstLine="0"/>
+        <w:jc w:val="both"/>
+        <w:rPr>
+          <w:b/>
+        </w:rPr>
+      </w:pPr>
+    </w:p>
+    <w:p>
+      <w:pPr>
+        <w:pStyle w:val="Sinespaciado"/>
+        <w:spacing w:after="0"/>
+        <w:ind w:left="0" w:firstLine="0"/>
+        <w:jc w:val="both"/>
+        <w:rPr>
+          <w:b/>
+        </w:rPr>
+      </w:pPr>
+      <w:r>
+        <w:rPr>
+          <w:b/>
+        </w:rPr>
+        <w:t>PARTE 4</w:t>
+      </w:r>
+      <w:r>
+        <w:rPr>
+          <w:rFonts w:asciiTheme="minorHAnsi" w:hAnsiTheme="minorHAnsi" w:cstheme="minorBidi"/>
+          <w:bCs w:val="0"/>
+          <w:sz w:val="22"/>
+          <w:szCs w:val="22"/>
+        </w:rPr>
+        <w:t xml:space="preserve"> </w:t>
+      </w:r>
+      <w:r>
+        <w:rPr>
+          <w:b/>
+        </w:rPr>
+        <w:t>Análisis de HTTP</w:t>
+      </w:r>
     </w:p>
     <w:p>
       <w:pPr>
@@ -470,7 +1571,7 @@
           <w:ilvl w:val="0"/>
           <w:numId w:val="10"/>
         </w:numPr>
-        <w:spacing w:after="0"/>
+        <w:spacing w:after="0" w:line="240" w:lineRule="auto"/>
         <w:jc w:val="both"/>
         <w:rPr>
           <w:b/>
@@ -485,13 +1586,17 @@
     </w:p>
     <w:p>
       <w:pPr>
-        <w:pStyle w:val="Sinespaciado"/>
-        <w:spacing w:after="0"/>
-        <w:jc w:val="both"/>
-        <w:rPr>
-          <w:b/>
-        </w:rPr>
-      </w:pPr>
+        <w:spacing w:line="240" w:lineRule="auto"/>
+        <w:rPr>
+          <w:color w:val="EE0000"/>
+        </w:rPr>
+      </w:pPr>
+      <w:r>
+        <w:rPr>
+          <w:color w:val="EE0000"/>
+        </w:rPr>
+        <w:t>Permite la comunicación entre un cliente y un servidor mediante solicitudes y respuestas.</w:t>
+      </w:r>
     </w:p>
     <w:p>
       <w:pPr>
@@ -500,7 +1605,7 @@
           <w:ilvl w:val="0"/>
           <w:numId w:val="10"/>
         </w:numPr>
-        <w:spacing w:after="0"/>
+        <w:spacing w:after="0" w:line="240" w:lineRule="auto"/>
         <w:jc w:val="both"/>
         <w:rPr>
           <w:b/>
@@ -515,14 +1620,17 @@
     </w:p>
     <w:p>
       <w:pPr>
-        <w:pStyle w:val="Sinespaciado"/>
-        <w:spacing w:after="0"/>
-        <w:ind w:left="0" w:firstLine="0"/>
-        <w:jc w:val="both"/>
-        <w:rPr>
-          <w:b/>
-        </w:rPr>
-      </w:pPr>
+        <w:spacing w:line="240" w:lineRule="auto"/>
+        <w:rPr>
+          <w:color w:val="EE0000"/>
+        </w:rPr>
+      </w:pPr>
+      <w:r>
+        <w:rPr>
+          <w:color w:val="EE0000"/>
+        </w:rPr>
+        <w:t>La solicitud la envía el cliente y la respuesta la devuelve el servidor.</w:t>
+      </w:r>
     </w:p>
     <w:p>
       <w:pPr>
@@ -531,7 +1639,7 @@
           <w:ilvl w:val="0"/>
           <w:numId w:val="10"/>
         </w:numPr>
-        <w:spacing w:after="0"/>
+        <w:spacing w:after="0" w:line="240" w:lineRule="auto"/>
         <w:jc w:val="both"/>
         <w:rPr>
           <w:b/>
@@ -546,14 +1654,29 @@
     </w:p>
     <w:p>
       <w:pPr>
-        <w:pStyle w:val="Sinespaciado"/>
-        <w:spacing w:after="0"/>
-        <w:ind w:left="0" w:firstLine="0"/>
-        <w:jc w:val="both"/>
-        <w:rPr>
-          <w:b/>
-        </w:rPr>
-      </w:pPr>
+        <w:spacing w:line="240" w:lineRule="auto"/>
+        <w:rPr>
+          <w:color w:val="EE0000"/>
+        </w:rPr>
+      </w:pPr>
+      <w:r>
+        <w:rPr>
+          <w:color w:val="EE0000"/>
+        </w:rPr>
+        <w:t>GET</w:t>
+      </w:r>
+      <w:r>
+        <w:rPr>
+          <w:color w:val="EE0000"/>
+        </w:rPr>
+        <w:t xml:space="preserve">, </w:t>
+      </w:r>
+      <w:r>
+        <w:rPr>
+          <w:color w:val="EE0000"/>
+        </w:rPr>
+        <w:t>porque permite solicitar información sin modificar los datos.</w:t>
+      </w:r>
     </w:p>
     <w:p>
       <w:pPr>
@@ -562,7 +1685,7 @@
           <w:ilvl w:val="0"/>
           <w:numId w:val="10"/>
         </w:numPr>
-        <w:spacing w:after="0"/>
+        <w:spacing w:after="0" w:line="240" w:lineRule="auto"/>
         <w:jc w:val="both"/>
         <w:rPr>
           <w:b/>
@@ -577,14 +1700,29 @@
     </w:p>
     <w:p>
       <w:pPr>
-        <w:pStyle w:val="Sinespaciado"/>
-        <w:spacing w:after="0"/>
-        <w:ind w:left="0" w:firstLine="0"/>
-        <w:jc w:val="both"/>
-        <w:rPr>
-          <w:b/>
-        </w:rPr>
-      </w:pPr>
+        <w:spacing w:line="240" w:lineRule="auto"/>
+        <w:rPr>
+          <w:color w:val="EE0000"/>
+        </w:rPr>
+      </w:pPr>
+      <w:r>
+        <w:rPr>
+          <w:color w:val="EE0000"/>
+        </w:rPr>
+        <w:t>POST</w:t>
+      </w:r>
+      <w:r>
+        <w:rPr>
+          <w:color w:val="EE0000"/>
+        </w:rPr>
+        <w:t xml:space="preserve">, </w:t>
+      </w:r>
+      <w:r>
+        <w:rPr>
+          <w:color w:val="EE0000"/>
+        </w:rPr>
+        <w:t>porque permite enviar información al servidor para crear un nuevo recurso.</w:t>
+      </w:r>
     </w:p>
     <w:p>
       <w:pPr>
@@ -593,7 +1731,7 @@
           <w:ilvl w:val="0"/>
           <w:numId w:val="10"/>
         </w:numPr>
-        <w:spacing w:after="0"/>
+        <w:spacing w:after="0" w:line="240" w:lineRule="auto"/>
         <w:jc w:val="both"/>
         <w:rPr>
           <w:b/>
@@ -608,14 +1746,29 @@
     </w:p>
     <w:p>
       <w:pPr>
-        <w:pStyle w:val="Sinespaciado"/>
-        <w:spacing w:after="0"/>
-        <w:ind w:left="0" w:firstLine="0"/>
-        <w:jc w:val="both"/>
-        <w:rPr>
-          <w:b/>
-        </w:rPr>
-      </w:pPr>
+        <w:spacing w:line="240" w:lineRule="auto"/>
+        <w:rPr>
+          <w:color w:val="EE0000"/>
+        </w:rPr>
+      </w:pPr>
+      <w:r>
+        <w:rPr>
+          <w:color w:val="EE0000"/>
+        </w:rPr>
+        <w:t>PUT</w:t>
+      </w:r>
+      <w:r>
+        <w:rPr>
+          <w:color w:val="EE0000"/>
+        </w:rPr>
+        <w:t xml:space="preserve">, </w:t>
+      </w:r>
+      <w:r>
+        <w:rPr>
+          <w:color w:val="EE0000"/>
+        </w:rPr>
+        <w:t>porque permite actualizar la información de una tarea existente.</w:t>
+      </w:r>
     </w:p>
     <w:p>
       <w:pPr>
@@ -624,7 +1777,7 @@
           <w:ilvl w:val="0"/>
           <w:numId w:val="10"/>
         </w:numPr>
-        <w:spacing w:after="0"/>
+        <w:spacing w:after="0" w:line="240" w:lineRule="auto"/>
         <w:jc w:val="both"/>
         <w:rPr>
           <w:b/>
@@ -639,14 +1792,29 @@
     </w:p>
     <w:p>
       <w:pPr>
-        <w:pStyle w:val="Sinespaciado"/>
-        <w:spacing w:after="0"/>
-        <w:ind w:left="0" w:firstLine="0"/>
-        <w:jc w:val="both"/>
-        <w:rPr>
-          <w:b/>
-        </w:rPr>
-      </w:pPr>
+        <w:spacing w:line="240" w:lineRule="auto"/>
+        <w:rPr>
+          <w:color w:val="EE0000"/>
+        </w:rPr>
+      </w:pPr>
+      <w:r>
+        <w:rPr>
+          <w:color w:val="EE0000"/>
+        </w:rPr>
+        <w:t>DELETE</w:t>
+      </w:r>
+      <w:r>
+        <w:rPr>
+          <w:color w:val="EE0000"/>
+        </w:rPr>
+        <w:t xml:space="preserve">, </w:t>
+      </w:r>
+      <w:r>
+        <w:rPr>
+          <w:color w:val="EE0000"/>
+        </w:rPr>
+        <w:t>porque está diseñado para eliminar un recurso.</w:t>
+      </w:r>
     </w:p>
     <w:p>
       <w:pPr>
@@ -655,27 +1823,120 @@
           <w:ilvl w:val="0"/>
           <w:numId w:val="10"/>
         </w:numPr>
+        <w:spacing w:after="0" w:line="240" w:lineRule="auto"/>
+        <w:jc w:val="both"/>
+        <w:rPr>
+          <w:b/>
+        </w:rPr>
+      </w:pPr>
+      <w:r>
+        <w:rPr>
+          <w:b/>
+        </w:rPr>
+        <w:t>¿Qué diferencia existe entre los códigos 200, 201, 400, 404 y 500?</w:t>
+      </w:r>
+    </w:p>
+    <w:p>
+      <w:pPr>
+        <w:spacing w:line="240" w:lineRule="auto"/>
+        <w:rPr>
+          <w:color w:val="EE0000"/>
+        </w:rPr>
+      </w:pPr>
+      <w:r>
+        <w:rPr>
+          <w:b/>
+          <w:bCs/>
+          <w:color w:val="EE0000"/>
+        </w:rPr>
+        <w:t>200</w:t>
+      </w:r>
+      <w:r>
+        <w:rPr>
+          <w:color w:val="EE0000"/>
+        </w:rPr>
+        <w:t xml:space="preserve"> solicitud correcta, </w:t>
+      </w:r>
+      <w:r>
+        <w:rPr>
+          <w:b/>
+          <w:bCs/>
+          <w:color w:val="EE0000"/>
+        </w:rPr>
+        <w:t>201</w:t>
+      </w:r>
+      <w:r>
+        <w:rPr>
+          <w:color w:val="EE0000"/>
+        </w:rPr>
+        <w:t xml:space="preserve"> recurso creado, </w:t>
+      </w:r>
+      <w:r>
+        <w:rPr>
+          <w:b/>
+          <w:bCs/>
+          <w:color w:val="EE0000"/>
+        </w:rPr>
+        <w:t>400</w:t>
+      </w:r>
+      <w:r>
+        <w:rPr>
+          <w:color w:val="EE0000"/>
+        </w:rPr>
+        <w:t xml:space="preserve"> solicitud incorrecta, </w:t>
+      </w:r>
+      <w:r>
+        <w:rPr>
+          <w:b/>
+          <w:bCs/>
+          <w:color w:val="EE0000"/>
+        </w:rPr>
+        <w:t>404</w:t>
+      </w:r>
+      <w:r>
+        <w:rPr>
+          <w:color w:val="EE0000"/>
+        </w:rPr>
+        <w:t xml:space="preserve"> recurso no encontrado y </w:t>
+      </w:r>
+      <w:r>
+        <w:rPr>
+          <w:b/>
+          <w:bCs/>
+          <w:color w:val="EE0000"/>
+        </w:rPr>
+        <w:t>500</w:t>
+      </w:r>
+      <w:r>
+        <w:rPr>
+          <w:color w:val="EE0000"/>
+        </w:rPr>
+        <w:t xml:space="preserve"> error interno del servidor.</w:t>
+      </w:r>
+    </w:p>
+    <w:p>
+      <w:pPr>
+        <w:pStyle w:val="Sinespaciado"/>
         <w:spacing w:after="0"/>
         <w:jc w:val="both"/>
         <w:rPr>
-          <w:b/>
-        </w:rPr>
-      </w:pPr>
-      <w:r>
-        <w:rPr>
-          <w:b/>
-        </w:rPr>
-        <w:t>¿Qué diferencia existe entre los códigos 200, 201, 400, 404 y 500?</w:t>
+          <w:bCs w:val="0"/>
+        </w:rPr>
+      </w:pPr>
+      <w:r>
+        <w:rPr>
+          <w:bCs w:val="0"/>
+        </w:rPr>
+        <w:t>Las respuestas deben escribirse con sus propias palabras.</w:t>
       </w:r>
     </w:p>
     <w:p>
       <w:pPr>
         <w:pStyle w:val="Sinespaciado"/>
         <w:spacing w:after="0"/>
-        <w:ind w:firstLine="0"/>
-        <w:jc w:val="both"/>
-        <w:rPr>
-          <w:b/>
+        <w:jc w:val="both"/>
+        <w:rPr>
+          <w:bCs w:val="0"/>
         </w:rPr>
       </w:pPr>
     </w:p>
@@ -688,12 +1949,6 @@
           <w:bCs w:val="0"/>
         </w:rPr>
       </w:pPr>
-      <w:r>
-        <w:rPr>
-          <w:bCs w:val="0"/>
-        </w:rPr>
-        <w:t>Las respuestas deben escribirse con sus propias palabras.</w:t>
-      </w:r>
     </w:p>
     <w:p>
       <w:pPr>
@@ -1027,9 +2282,9 @@
       </w:pPr>
     </w:p>
     <w:sectPr>
-      <w:headerReference w:type="even" r:id="rId9"/>
-      <w:headerReference w:type="default" r:id="rId10"/>
-      <w:headerReference w:type="first" r:id="rId11"/>
+      <w:headerReference w:type="even" r:id="rId16"/>
+      <w:headerReference w:type="default" r:id="rId17"/>
+      <w:headerReference w:type="first" r:id="rId18"/>
       <w:pgSz w:w="12240" w:h="15840"/>
       <w:pgMar w:top="1417" w:right="1701" w:bottom="1417" w:left="1701" w:header="708" w:footer="708" w:gutter="0"/>
       <w:cols w:space="708"/>
@@ -1708,6 +2963,119 @@
     </w:lvl>
   </w:abstractNum>
   <w:abstractNum w:abstractNumId="2" w15:restartNumberingAfterBreak="0">
+    <w:nsid w:val="35680F91"/>
+    <w:multiLevelType w:val="multilevel"/>
+    <w:tmpl w:val="D6E6CD68"/>
+    <w:lvl w:ilvl="0">
+      <w:start w:val="1"/>
+      <w:numFmt w:val="decimal"/>
+      <w:lvlText w:val="%1."/>
+      <w:lvlJc w:val="left"/>
+      <w:pPr>
+        <w:tabs>
+          <w:tab w:val="num" w:pos="720"/>
+        </w:tabs>
+        <w:ind w:left="720" w:hanging="360"/>
+      </w:pPr>
+    </w:lvl>
+    <w:lvl w:ilvl="1" w:tentative="1">
+      <w:start w:val="1"/>
+      <w:numFmt w:val="decimal"/>
+      <w:lvlText w:val="%2."/>
+      <w:lvlJc w:val="left"/>
+      <w:pPr>
+        <w:tabs>
+          <w:tab w:val="num" w:pos="1440"/>
+        </w:tabs>
+        <w:ind w:left="1440" w:hanging="360"/>
+      </w:pPr>
+    </w:lvl>
+    <w:lvl w:ilvl="2" w:tentative="1">
+      <w:start w:val="1"/>
+      <w:numFmt w:val="decimal"/>
+      <w:lvlText w:val="%3."/>
+      <w:lvlJc w:val="left"/>
+      <w:pPr>
+        <w:tabs>
+          <w:tab w:val="num" w:pos="2160"/>
+        </w:tabs>
+        <w:ind w:left="2160" w:hanging="360"/>
+      </w:pPr>
+    </w:lvl>
+    <w:lvl w:ilvl="3" w:tentative="1">
+      <w:start w:val="1"/>
+      <w:numFmt w:val="decimal"/>
+      <w:lvlText w:val="%4."/>
+      <w:lvlJc w:val="left"/>
+      <w:pPr>
+        <w:tabs>
+          <w:tab w:val="num" w:pos="2880"/>
+        </w:tabs>
+        <w:ind w:left="2880" w:hanging="360"/>
+      </w:pPr>
+    </w:lvl>
+    <w:lvl w:ilvl="4" w:tentative="1">
+      <w:start w:val="1"/>
+      <w:numFmt w:val="decimal"/>
+      <w:lvlText w:val="%5."/>
+      <w:lvlJc w:val="left"/>
+      <w:pPr>
+        <w:tabs>
+          <w:tab w:val="num" w:pos="3600"/>
+        </w:tabs>
+        <w:ind w:left="3600" w:hanging="360"/>
+      </w:pPr>
+    </w:lvl>
+    <w:lvl w:ilvl="5" w:tentative="1">
+      <w:start w:val="1"/>
+      <w:numFmt w:val="decimal"/>
+      <w:lvlText w:val="%6."/>
+      <w:lvlJc w:val="left"/>
+      <w:pPr>
+        <w:tabs>
+          <w:tab w:val="num" w:pos="4320"/>
+        </w:tabs>
+        <w:ind w:left="4320" w:hanging="360"/>
+      </w:pPr>
+    </w:lvl>
+    <w:lvl w:ilvl="6" w:tentative="1">
+      <w:start w:val="1"/>
+      <w:numFmt w:val="decimal"/>
+      <w:lvlText w:val="%7."/>
+      <w:lvlJc w:val="left"/>
+      <w:pPr>
+        <w:tabs>
+          <w:tab w:val="num" w:pos="5040"/>
+        </w:tabs>
+        <w:ind w:left="5040" w:hanging="360"/>
+      </w:pPr>
+    </w:lvl>
+    <w:lvl w:ilvl="7" w:tentative="1">
+      <w:start w:val="1"/>
+      <w:numFmt w:val="decimal"/>
+      <w:lvlText w:val="%8."/>
+      <w:lvlJc w:val="left"/>
+      <w:pPr>
+        <w:tabs>
+          <w:tab w:val="num" w:pos="5760"/>
+        </w:tabs>
+        <w:ind w:left="5760" w:hanging="360"/>
+      </w:pPr>
+    </w:lvl>
+    <w:lvl w:ilvl="8" w:tentative="1">
+      <w:start w:val="1"/>
+      <w:numFmt w:val="decimal"/>
+      <w:lvlText w:val="%9."/>
+      <w:lvlJc w:val="left"/>
+      <w:pPr>
+        <w:tabs>
+          <w:tab w:val="num" w:pos="6480"/>
+        </w:tabs>
+        <w:ind w:left="6480" w:hanging="360"/>
+      </w:pPr>
+    </w:lvl>
+  </w:abstractNum>
+  <w:abstractNum w:abstractNumId="3" w15:restartNumberingAfterBreak="0">
     <w:nsid w:val="3AFF781E"/>
     <w:multiLevelType w:val="hybridMultilevel"/>
     <w:tmpl w:val="CD525B88"/>
@@ -1793,7 +3161,7 @@
       </w:pPr>
     </w:lvl>
   </w:abstractNum>
-  <w:abstractNum w:abstractNumId="3" w15:restartNumberingAfterBreak="0">
+  <w:abstractNum w:abstractNumId="4" w15:restartNumberingAfterBreak="0">
     <w:nsid w:val="3D1D483A"/>
     <w:multiLevelType w:val="multilevel"/>
     <w:tmpl w:val="52E0CC7E"/>
@@ -1906,7 +3274,7 @@
       </w:pPr>
     </w:lvl>
   </w:abstractNum>
-  <w:abstractNum w:abstractNumId="4" w15:restartNumberingAfterBreak="0">
+  <w:abstractNum w:abstractNumId="5" w15:restartNumberingAfterBreak="0">
     <w:nsid w:val="44FD5D03"/>
     <w:multiLevelType w:val="multilevel"/>
     <w:tmpl w:val="32C06300"/>
@@ -2019,7 +3387,120 @@
       </w:pPr>
     </w:lvl>
   </w:abstractNum>
-  <w:abstractNum w:abstractNumId="5" w15:restartNumberingAfterBreak="0">
+  <w:abstractNum w:abstractNumId="6" w15:restartNumberingAfterBreak="0">
+    <w:nsid w:val="5CE50ACF"/>
+    <w:multiLevelType w:val="multilevel"/>
+    <w:tmpl w:val="D05E25DA"/>
+    <w:lvl w:ilvl="0">
+      <w:start w:val="1"/>
+      <w:numFmt w:val="decimal"/>
+      <w:lvlText w:val="%1."/>
+      <w:lvlJc w:val="left"/>
+      <w:pPr>
+        <w:tabs>
+          <w:tab w:val="num" w:pos="720"/>
+        </w:tabs>
+        <w:ind w:left="720" w:hanging="360"/>
+      </w:pPr>
+    </w:lvl>
+    <w:lvl w:ilvl="1" w:tentative="1">
+      <w:start w:val="1"/>
+      <w:numFmt w:val="decimal"/>
+      <w:lvlText w:val="%2."/>
+      <w:lvlJc w:val="left"/>
+      <w:pPr>
+        <w:tabs>
+          <w:tab w:val="num" w:pos="1440"/>
+        </w:tabs>
+        <w:ind w:left="1440" w:hanging="360"/>
+      </w:pPr>
+    </w:lvl>
+    <w:lvl w:ilvl="2" w:tentative="1">
+      <w:start w:val="1"/>
+      <w:numFmt w:val="decimal"/>
+      <w:lvlText w:val="%3."/>
+      <w:lvlJc w:val="left"/>
+      <w:pPr>
+        <w:tabs>
+          <w:tab w:val="num" w:pos="2160"/>
+        </w:tabs>
+        <w:ind w:left="2160" w:hanging="360"/>
+      </w:pPr>
+    </w:lvl>
+    <w:lvl w:ilvl="3" w:tentative="1">
+      <w:start w:val="1"/>
+      <w:numFmt w:val="decimal"/>
+      <w:lvlText w:val="%4."/>
+      <w:lvlJc w:val="left"/>
+      <w:pPr>
+        <w:tabs>
+          <w:tab w:val="num" w:pos="2880"/>
+        </w:tabs>
+        <w:ind w:left="2880" w:hanging="360"/>
+      </w:pPr>
+    </w:lvl>
+    <w:lvl w:ilvl="4" w:tentative="1">
+      <w:start w:val="1"/>
+      <w:numFmt w:val="decimal"/>
+      <w:lvlText w:val="%5."/>
+      <w:lvlJc w:val="left"/>
+      <w:pPr>
+        <w:tabs>
+          <w:tab w:val="num" w:pos="3600"/>
+        </w:tabs>
+        <w:ind w:left="3600" w:hanging="360"/>
+      </w:pPr>
+    </w:lvl>
+    <w:lvl w:ilvl="5" w:tentative="1">
+      <w:start w:val="1"/>
+      <w:numFmt w:val="decimal"/>
+      <w:lvlText w:val="%6."/>
+      <w:lvlJc w:val="left"/>
+      <w:pPr>
+        <w:tabs>
+          <w:tab w:val="num" w:pos="4320"/>
+        </w:tabs>
+        <w:ind w:left="4320" w:hanging="360"/>
+      </w:pPr>
+    </w:lvl>
+    <w:lvl w:ilvl="6" w:tentative="1">
+      <w:start w:val="1"/>
+      <w:numFmt w:val="decimal"/>
+      <w:lvlText w:val="%7."/>
+      <w:lvlJc w:val="left"/>
+      <w:pPr>
+        <w:tabs>
+          <w:tab w:val="num" w:pos="5040"/>
+        </w:tabs>
+        <w:ind w:left="5040" w:hanging="360"/>
+      </w:pPr>
+    </w:lvl>
+    <w:lvl w:ilvl="7" w:tentative="1">
+      <w:start w:val="1"/>
+      <w:numFmt w:val="decimal"/>
+      <w:lvlText w:val="%8."/>
+      <w:lvlJc w:val="left"/>
+      <w:pPr>
+        <w:tabs>
+          <w:tab w:val="num" w:pos="5760"/>
+        </w:tabs>
+        <w:ind w:left="5760" w:hanging="360"/>
+      </w:pPr>
+    </w:lvl>
+    <w:lvl w:ilvl="8" w:tentative="1">
+      <w:start w:val="1"/>
+      <w:numFmt w:val="decimal"/>
+      <w:lvlText w:val="%9."/>
+      <w:lvlJc w:val="left"/>
+      <w:pPr>
+        <w:tabs>
+          <w:tab w:val="num" w:pos="6480"/>
+        </w:tabs>
+        <w:ind w:left="6480" w:hanging="360"/>
+      </w:pPr>
+    </w:lvl>
+  </w:abstractNum>
+  <w:abstractNum w:abstractNumId="7" w15:restartNumberingAfterBreak="0">
     <w:nsid w:val="64B66F36"/>
     <w:multiLevelType w:val="multilevel"/>
     <w:tmpl w:val="890CFEBA"/>
@@ -2132,7 +3613,7 @@
       </w:pPr>
     </w:lvl>
   </w:abstractNum>
-  <w:abstractNum w:abstractNumId="6" w15:restartNumberingAfterBreak="0">
+  <w:abstractNum w:abstractNumId="8" w15:restartNumberingAfterBreak="0">
     <w:nsid w:val="674B67BB"/>
     <w:multiLevelType w:val="multilevel"/>
     <w:tmpl w:val="6C28C5D4"/>
@@ -2245,7 +3726,7 @@
       </w:pPr>
     </w:lvl>
   </w:abstractNum>
-  <w:abstractNum w:abstractNumId="7" w15:restartNumberingAfterBreak="0">
+  <w:abstractNum w:abstractNumId="9" w15:restartNumberingAfterBreak="0">
     <w:nsid w:val="6C2E7D81"/>
     <w:multiLevelType w:val="hybridMultilevel"/>
     <w:tmpl w:val="3998D824"/>
@@ -2336,7 +3817,7 @@
       </w:pPr>
     </w:lvl>
   </w:abstractNum>
-  <w:abstractNum w:abstractNumId="8" w15:restartNumberingAfterBreak="0">
+  <w:abstractNum w:abstractNumId="10" w15:restartNumberingAfterBreak="0">
     <w:nsid w:val="76915D46"/>
     <w:multiLevelType w:val="multilevel"/>
     <w:tmpl w:val="0EB6C9AC"/>
@@ -2449,7 +3930,7 @@
       </w:pPr>
     </w:lvl>
   </w:abstractNum>
-  <w:abstractNum w:abstractNumId="9" w15:restartNumberingAfterBreak="0">
+  <w:abstractNum w:abstractNumId="11" w15:restartNumberingAfterBreak="0">
     <w:nsid w:val="7F6815D3"/>
     <w:multiLevelType w:val="hybridMultilevel"/>
     <w:tmpl w:val="EA7429F6"/>
@@ -2538,7 +4019,7 @@
       </w:pPr>
     </w:lvl>
   </w:abstractNum>
-  <w:abstractNum w:abstractNumId="10" w15:restartNumberingAfterBreak="0">
+  <w:abstractNum w:abstractNumId="12" w15:restartNumberingAfterBreak="0">
     <w:nsid w:val="7FE71090"/>
     <w:multiLevelType w:val="multilevel"/>
     <w:tmpl w:val="207202D0"/>
@@ -2652,37 +4133,43 @@
     </w:lvl>
   </w:abstractNum>
   <w:num w:numId="1" w16cid:durableId="2054378093">
+    <w:abstractNumId w:val="11"/>
+  </w:num>
+  <w:num w:numId="2" w16cid:durableId="452331676">
     <w:abstractNumId w:val="9"/>
   </w:num>
-  <w:num w:numId="2" w16cid:durableId="452331676">
-    <w:abstractNumId w:val="7"/>
-  </w:num>
   <w:num w:numId="3" w16cid:durableId="151407328">
-    <w:abstractNumId w:val="6"/>
+    <w:abstractNumId w:val="8"/>
   </w:num>
   <w:num w:numId="4" w16cid:durableId="1513111263">
-    <w:abstractNumId w:val="3"/>
+    <w:abstractNumId w:val="4"/>
   </w:num>
   <w:num w:numId="5" w16cid:durableId="730663239">
-    <w:abstractNumId w:val="8"/>
+    <w:abstractNumId w:val="10"/>
   </w:num>
   <w:num w:numId="6" w16cid:durableId="517155690">
-    <w:abstractNumId w:val="10"/>
+    <w:abstractNumId w:val="12"/>
   </w:num>
   <w:num w:numId="7" w16cid:durableId="1737166181">
-    <w:abstractNumId w:val="5"/>
+    <w:abstractNumId w:val="7"/>
   </w:num>
   <w:num w:numId="8" w16cid:durableId="1780173063">
     <w:abstractNumId w:val="0"/>
   </w:num>
   <w:num w:numId="9" w16cid:durableId="447512439">
-    <w:abstractNumId w:val="2"/>
+    <w:abstractNumId w:val="3"/>
   </w:num>
   <w:num w:numId="10" w16cid:durableId="867838534">
-    <w:abstractNumId w:val="4"/>
+    <w:abstractNumId w:val="5"/>
   </w:num>
   <w:num w:numId="11" w16cid:durableId="1297031408">
     <w:abstractNumId w:val="1"/>
+  </w:num>
+  <w:num w:numId="12" w16cid:durableId="1135443520">
+    <w:abstractNumId w:val="6"/>
+  </w:num>
+  <w:num w:numId="13" w16cid:durableId="1328482055">
+    <w:abstractNumId w:val="2"/>
   </w:num>
 </w:numbering>
 </file>

--- a/control-tareas/evidencias/Evidencias_Maven_HTTP_REST_NombreApellido.docx
+++ b/control-tareas/evidencias/Evidencias_Maven_HTTP_REST_NombreApellido.docx
@@ -1125,173 +1125,6 @@
     </w:p>
     <w:p>
       <w:pPr>
-        <w:pStyle w:val="Sinespaciado"/>
-        <w:spacing w:after="0" w:line="240" w:lineRule="auto"/>
-        <w:ind w:firstLine="0"/>
-        <w:jc w:val="both"/>
-        <w:rPr>
-          <w:b/>
-        </w:rPr>
-      </w:pPr>
-    </w:p>
-    <w:p>
-      <w:pPr>
-        <w:pStyle w:val="Sinespaciado"/>
-        <w:spacing w:after="0" w:line="240" w:lineRule="auto"/>
-        <w:ind w:left="360" w:firstLine="0"/>
-        <w:jc w:val="both"/>
-        <w:rPr>
-          <w:b/>
-        </w:rPr>
-      </w:pPr>
-    </w:p>
-    <w:p>
-      <w:pPr>
-        <w:pStyle w:val="Sinespaciado"/>
-        <w:numPr>
-          <w:ilvl w:val="0"/>
-          <w:numId w:val="12"/>
-        </w:numPr>
-        <w:spacing w:after="0" w:line="240" w:lineRule="auto"/>
-        <w:jc w:val="both"/>
-        <w:rPr>
-          <w:b/>
-        </w:rPr>
-      </w:pPr>
-      <w:r>
-        <w:rPr>
-          <w:b/>
-        </w:rPr>
-        <w:t xml:space="preserve">Tabla de </w:t>
-      </w:r>
-      <w:proofErr w:type="spellStart"/>
-      <w:r>
-        <w:rPr>
-          <w:b/>
-        </w:rPr>
-        <w:t>endpoints</w:t>
-      </w:r>
-      <w:proofErr w:type="spellEnd"/>
-      <w:r>
-        <w:rPr>
-          <w:b/>
-        </w:rPr>
-        <w:t xml:space="preserve"> REST.</w:t>
-      </w:r>
-    </w:p>
-    <w:p>
-      <w:pPr>
-        <w:pStyle w:val="Sinespaciado"/>
-        <w:spacing w:after="0"/>
-        <w:ind w:left="0" w:firstLine="0"/>
-        <w:jc w:val="both"/>
-        <w:rPr>
-          <w:b/>
-        </w:rPr>
-      </w:pPr>
-    </w:p>
-    <w:p>
-      <w:pPr>
-        <w:pStyle w:val="Sinespaciado"/>
-        <w:numPr>
-          <w:ilvl w:val="0"/>
-          <w:numId w:val="12"/>
-        </w:numPr>
-        <w:spacing w:after="0"/>
-        <w:jc w:val="both"/>
-        <w:rPr>
-          <w:b/>
-        </w:rPr>
-      </w:pPr>
-      <w:r>
-        <w:rPr>
-          <w:b/>
-        </w:rPr>
-        <w:t>Ejemplo del objeto JSON.</w:t>
-      </w:r>
-    </w:p>
-    <w:p>
-      <w:pPr>
-        <w:pStyle w:val="Sinespaciado"/>
-        <w:spacing w:after="0"/>
-        <w:ind w:left="0" w:firstLine="0"/>
-        <w:jc w:val="both"/>
-        <w:rPr>
-          <w:b/>
-        </w:rPr>
-      </w:pPr>
-    </w:p>
-    <w:p>
-      <w:pPr>
-        <w:pStyle w:val="Sinespaciado"/>
-        <w:numPr>
-          <w:ilvl w:val="0"/>
-          <w:numId w:val="12"/>
-        </w:numPr>
-        <w:spacing w:after="0"/>
-        <w:jc w:val="both"/>
-        <w:rPr>
-          <w:b/>
-        </w:rPr>
-      </w:pPr>
-      <w:r>
-        <w:rPr>
-          <w:b/>
-        </w:rPr>
-        <w:t>Respuestas de las preguntas de razonamiento.</w:t>
-      </w:r>
-    </w:p>
-    <w:p>
-      <w:pPr>
-        <w:pStyle w:val="Sinespaciado"/>
-        <w:spacing w:after="0"/>
-        <w:jc w:val="both"/>
-        <w:rPr>
-          <w:b/>
-        </w:rPr>
-      </w:pPr>
-    </w:p>
-    <w:p>
-      <w:pPr>
-        <w:pStyle w:val="Sinespaciado"/>
-        <w:numPr>
-          <w:ilvl w:val="0"/>
-          <w:numId w:val="12"/>
-        </w:numPr>
-        <w:spacing w:after="0"/>
-        <w:jc w:val="both"/>
-        <w:rPr>
-          <w:b/>
-        </w:rPr>
-      </w:pPr>
-      <w:r>
-        <w:rPr>
-          <w:b/>
-        </w:rPr>
-        <w:t>Reflexión final.</w:t>
-      </w:r>
-    </w:p>
-    <w:p>
-      <w:pPr>
-        <w:pStyle w:val="Prrafodelista"/>
-        <w:rPr>
-          <w:b/>
-        </w:rPr>
-      </w:pPr>
-    </w:p>
-    <w:p>
-      <w:pPr>
-        <w:pStyle w:val="Sinespaciado"/>
-        <w:spacing w:after="0"/>
-        <w:ind w:firstLine="0"/>
-        <w:jc w:val="both"/>
-        <w:rPr>
-          <w:b/>
-        </w:rPr>
-      </w:pPr>
-    </w:p>
-    <w:p>
-      <w:pPr>
         <w:rPr>
           <w:rFonts w:ascii="Times New Roman" w:hAnsi="Times New Roman" w:cs="Times New Roman"/>
           <w:sz w:val="24"/>
@@ -1449,7 +1282,6 @@
         <w:rPr>
           <w:b/>
         </w:rPr>
-        <w:lastRenderedPageBreak/>
         <w:t>¿Cómo podría utilizarse esta API en una aplicación real?</w:t>
       </w:r>
     </w:p>
@@ -1629,6 +1461,7 @@
         <w:rPr>
           <w:color w:val="EE0000"/>
         </w:rPr>
+        <w:lastRenderedPageBreak/>
         <w:t>La solicitud la envía el cliente y la respuesta la devuelve el servidor.</w:t>
       </w:r>
     </w:p>
@@ -1946,14 +1779,657 @@
         <w:spacing w:after="0"/>
         <w:jc w:val="both"/>
         <w:rPr>
-          <w:bCs w:val="0"/>
-        </w:rPr>
-      </w:pPr>
-    </w:p>
+          <w:b/>
+          <w:bCs w:val="0"/>
+        </w:rPr>
+      </w:pPr>
+      <w:r>
+        <w:rPr>
+          <w:b/>
+          <w:bCs w:val="0"/>
+        </w:rPr>
+        <w:t>Parte 5. Diseño de la API REST</w:t>
+      </w:r>
+    </w:p>
+    <w:tbl>
+      <w:tblPr>
+        <w:tblStyle w:val="Tablaconcuadrcula1clara-nfasis4"/>
+        <w:tblpPr w:leftFromText="141" w:rightFromText="141" w:vertAnchor="text" w:horzAnchor="margin" w:tblpY="479"/>
+        <w:tblW w:w="0" w:type="auto"/>
+        <w:tblLook w:val="04A0" w:firstRow="1" w:lastRow="0" w:firstColumn="1" w:lastColumn="0" w:noHBand="0" w:noVBand="1"/>
+      </w:tblPr>
+      <w:tblGrid>
+        <w:gridCol w:w="3114"/>
+        <w:gridCol w:w="1843"/>
+        <w:gridCol w:w="1842"/>
+        <w:gridCol w:w="1843"/>
+      </w:tblGrid>
+      <w:tr>
+        <w:trPr>
+          <w:cnfStyle w:val="100000000000" w:firstRow="1" w:lastRow="0" w:firstColumn="0" w:lastColumn="0" w:oddVBand="0" w:evenVBand="0" w:oddHBand="0" w:evenHBand="0" w:firstRowFirstColumn="0" w:firstRowLastColumn="0" w:lastRowFirstColumn="0" w:lastRowLastColumn="0"/>
+          <w:trHeight w:val="699"/>
+        </w:trPr>
+        <w:tc>
+          <w:tcPr>
+            <w:cnfStyle w:val="001000000000" w:firstRow="0" w:lastRow="0" w:firstColumn="1" w:lastColumn="0" w:oddVBand="0" w:evenVBand="0" w:oddHBand="0" w:evenHBand="0" w:firstRowFirstColumn="0" w:firstRowLastColumn="0" w:lastRowFirstColumn="0" w:lastRowLastColumn="0"/>
+            <w:tcW w:w="3114" w:type="dxa"/>
+            <w:shd w:val="clear" w:color="auto" w:fill="45B0E1" w:themeFill="accent1" w:themeFillTint="99"/>
+          </w:tcPr>
+          <w:p>
+            <w:pPr>
+              <w:pStyle w:val="Sinespaciado"/>
+              <w:ind w:left="0" w:firstLine="0"/>
+              <w:jc w:val="both"/>
+            </w:pPr>
+            <w:r>
+              <w:t>Operación</w:t>
+            </w:r>
+          </w:p>
+        </w:tc>
+        <w:tc>
+          <w:tcPr>
+            <w:tcW w:w="1843" w:type="dxa"/>
+            <w:shd w:val="clear" w:color="auto" w:fill="45B0E1" w:themeFill="accent1" w:themeFillTint="99"/>
+          </w:tcPr>
+          <w:p>
+            <w:pPr>
+              <w:pStyle w:val="Sinespaciado"/>
+              <w:ind w:left="0" w:firstLine="0"/>
+              <w:jc w:val="both"/>
+              <w:cnfStyle w:val="100000000000" w:firstRow="1" w:lastRow="0" w:firstColumn="0" w:lastColumn="0" w:oddVBand="0" w:evenVBand="0" w:oddHBand="0" w:evenHBand="0" w:firstRowFirstColumn="0" w:firstRowLastColumn="0" w:lastRowFirstColumn="0" w:lastRowLastColumn="0"/>
+            </w:pPr>
+            <w:r>
+              <w:t>Método HTTP</w:t>
+            </w:r>
+          </w:p>
+        </w:tc>
+        <w:tc>
+          <w:tcPr>
+            <w:tcW w:w="1842" w:type="dxa"/>
+            <w:shd w:val="clear" w:color="auto" w:fill="45B0E1" w:themeFill="accent1" w:themeFillTint="99"/>
+          </w:tcPr>
+          <w:p>
+            <w:pPr>
+              <w:pStyle w:val="Sinespaciado"/>
+              <w:ind w:left="0" w:firstLine="0"/>
+              <w:jc w:val="both"/>
+              <w:cnfStyle w:val="100000000000" w:firstRow="1" w:lastRow="0" w:firstColumn="0" w:lastColumn="0" w:oddVBand="0" w:evenVBand="0" w:oddHBand="0" w:evenHBand="0" w:firstRowFirstColumn="0" w:firstRowLastColumn="0" w:lastRowFirstColumn="0" w:lastRowLastColumn="0"/>
+            </w:pPr>
+            <w:proofErr w:type="spellStart"/>
+            <w:r>
+              <w:t>Endpoint</w:t>
+            </w:r>
+            <w:proofErr w:type="spellEnd"/>
+          </w:p>
+        </w:tc>
+        <w:tc>
+          <w:tcPr>
+            <w:tcW w:w="1843" w:type="dxa"/>
+            <w:shd w:val="clear" w:color="auto" w:fill="45B0E1" w:themeFill="accent1" w:themeFillTint="99"/>
+          </w:tcPr>
+          <w:p>
+            <w:pPr>
+              <w:pStyle w:val="Sinespaciado"/>
+              <w:ind w:left="0" w:firstLine="0"/>
+              <w:jc w:val="both"/>
+              <w:cnfStyle w:val="100000000000" w:firstRow="1" w:lastRow="0" w:firstColumn="0" w:lastColumn="0" w:oddVBand="0" w:evenVBand="0" w:oddHBand="0" w:evenHBand="0" w:firstRowFirstColumn="0" w:firstRowLastColumn="0" w:lastRowFirstColumn="0" w:lastRowLastColumn="0"/>
+            </w:pPr>
+            <w:r>
+              <w:t>Respuesta</w:t>
+            </w:r>
+          </w:p>
+        </w:tc>
+      </w:tr>
+      <w:tr>
+        <w:tc>
+          <w:tcPr>
+            <w:cnfStyle w:val="001000000000" w:firstRow="0" w:lastRow="0" w:firstColumn="1" w:lastColumn="0" w:oddVBand="0" w:evenVBand="0" w:oddHBand="0" w:evenHBand="0" w:firstRowFirstColumn="0" w:firstRowLastColumn="0" w:lastRowFirstColumn="0" w:lastRowLastColumn="0"/>
+            <w:tcW w:w="3114" w:type="dxa"/>
+          </w:tcPr>
+          <w:p>
+            <w:pPr>
+              <w:pStyle w:val="Sinespaciado"/>
+              <w:ind w:left="0" w:firstLine="0"/>
+              <w:jc w:val="both"/>
+              <w:rPr>
+                <w:bCs/>
+              </w:rPr>
+            </w:pPr>
+            <w:r>
+              <w:t>Consultar todas las tareas</w:t>
+            </w:r>
+          </w:p>
+        </w:tc>
+        <w:tc>
+          <w:tcPr>
+            <w:tcW w:w="1843" w:type="dxa"/>
+          </w:tcPr>
+          <w:p>
+            <w:pPr>
+              <w:pStyle w:val="Sinespaciado"/>
+              <w:ind w:left="0" w:firstLine="0"/>
+              <w:jc w:val="both"/>
+              <w:cnfStyle w:val="000000000000" w:firstRow="0" w:lastRow="0" w:firstColumn="0" w:lastColumn="0" w:oddVBand="0" w:evenVBand="0" w:oddHBand="0" w:evenHBand="0" w:firstRowFirstColumn="0" w:firstRowLastColumn="0" w:lastRowFirstColumn="0" w:lastRowLastColumn="0"/>
+              <w:rPr>
+                <w:bCs w:val="0"/>
+              </w:rPr>
+            </w:pPr>
+            <w:r>
+              <w:rPr>
+                <w:bCs w:val="0"/>
+              </w:rPr>
+              <w:t>GET</w:t>
+            </w:r>
+          </w:p>
+        </w:tc>
+        <w:tc>
+          <w:tcPr>
+            <w:tcW w:w="1842" w:type="dxa"/>
+          </w:tcPr>
+          <w:p>
+            <w:pPr>
+              <w:pStyle w:val="Sinespaciado"/>
+              <w:ind w:left="0" w:firstLine="0"/>
+              <w:jc w:val="center"/>
+              <w:cnfStyle w:val="000000000000" w:firstRow="0" w:lastRow="0" w:firstColumn="0" w:lastColumn="0" w:oddVBand="0" w:evenVBand="0" w:oddHBand="0" w:evenHBand="0" w:firstRowFirstColumn="0" w:firstRowLastColumn="0" w:lastRowFirstColumn="0" w:lastRowLastColumn="0"/>
+              <w:rPr>
+                <w:bCs w:val="0"/>
+              </w:rPr>
+            </w:pPr>
+            <w:r>
+              <w:rPr>
+                <w:bCs w:val="0"/>
+              </w:rPr>
+              <w:t>/api/tareas</w:t>
+            </w:r>
+          </w:p>
+        </w:tc>
+        <w:tc>
+          <w:tcPr>
+            <w:tcW w:w="1843" w:type="dxa"/>
+          </w:tcPr>
+          <w:p>
+            <w:pPr>
+              <w:pStyle w:val="Sinespaciado"/>
+              <w:ind w:left="0" w:firstLine="0"/>
+              <w:jc w:val="both"/>
+              <w:cnfStyle w:val="000000000000" w:firstRow="0" w:lastRow="0" w:firstColumn="0" w:lastColumn="0" w:oddVBand="0" w:evenVBand="0" w:oddHBand="0" w:evenHBand="0" w:firstRowFirstColumn="0" w:firstRowLastColumn="0" w:lastRowFirstColumn="0" w:lastRowLastColumn="0"/>
+              <w:rPr>
+                <w:bCs w:val="0"/>
+              </w:rPr>
+            </w:pPr>
+            <w:r>
+              <w:rPr>
+                <w:bCs w:val="0"/>
+              </w:rPr>
+              <w:t>200 OK</w:t>
+            </w:r>
+          </w:p>
+        </w:tc>
+      </w:tr>
+      <w:tr>
+        <w:tc>
+          <w:tcPr>
+            <w:cnfStyle w:val="001000000000" w:firstRow="0" w:lastRow="0" w:firstColumn="1" w:lastColumn="0" w:oddVBand="0" w:evenVBand="0" w:oddHBand="0" w:evenHBand="0" w:firstRowFirstColumn="0" w:firstRowLastColumn="0" w:lastRowFirstColumn="0" w:lastRowLastColumn="0"/>
+            <w:tcW w:w="3114" w:type="dxa"/>
+          </w:tcPr>
+          <w:p>
+            <w:pPr>
+              <w:pStyle w:val="Sinespaciado"/>
+              <w:ind w:left="0" w:firstLine="0"/>
+              <w:jc w:val="both"/>
+              <w:rPr>
+                <w:bCs/>
+              </w:rPr>
+            </w:pPr>
+            <w:r>
+              <w:t>Consultar una tarea</w:t>
+            </w:r>
+          </w:p>
+        </w:tc>
+        <w:tc>
+          <w:tcPr>
+            <w:tcW w:w="1843" w:type="dxa"/>
+          </w:tcPr>
+          <w:p>
+            <w:pPr>
+              <w:pStyle w:val="Sinespaciado"/>
+              <w:ind w:left="0" w:firstLine="0"/>
+              <w:jc w:val="both"/>
+              <w:cnfStyle w:val="000000000000" w:firstRow="0" w:lastRow="0" w:firstColumn="0" w:lastColumn="0" w:oddVBand="0" w:evenVBand="0" w:oddHBand="0" w:evenHBand="0" w:firstRowFirstColumn="0" w:firstRowLastColumn="0" w:lastRowFirstColumn="0" w:lastRowLastColumn="0"/>
+              <w:rPr>
+                <w:bCs w:val="0"/>
+              </w:rPr>
+            </w:pPr>
+            <w:r>
+              <w:rPr>
+                <w:bCs w:val="0"/>
+              </w:rPr>
+              <w:t>GET</w:t>
+            </w:r>
+          </w:p>
+        </w:tc>
+        <w:tc>
+          <w:tcPr>
+            <w:tcW w:w="1842" w:type="dxa"/>
+          </w:tcPr>
+          <w:p>
+            <w:pPr>
+              <w:pStyle w:val="Sinespaciado"/>
+              <w:ind w:left="0" w:firstLine="0"/>
+              <w:jc w:val="both"/>
+              <w:cnfStyle w:val="000000000000" w:firstRow="0" w:lastRow="0" w:firstColumn="0" w:lastColumn="0" w:oddVBand="0" w:evenVBand="0" w:oddHBand="0" w:evenHBand="0" w:firstRowFirstColumn="0" w:firstRowLastColumn="0" w:lastRowFirstColumn="0" w:lastRowLastColumn="0"/>
+              <w:rPr>
+                <w:bCs w:val="0"/>
+              </w:rPr>
+            </w:pPr>
+            <w:r>
+              <w:rPr>
+                <w:bCs w:val="0"/>
+              </w:rPr>
+              <w:t>/api/tareas/{id}</w:t>
+            </w:r>
+          </w:p>
+        </w:tc>
+        <w:tc>
+          <w:tcPr>
+            <w:tcW w:w="1843" w:type="dxa"/>
+          </w:tcPr>
+          <w:p>
+            <w:pPr>
+              <w:pStyle w:val="Sinespaciado"/>
+              <w:ind w:left="0" w:firstLine="0"/>
+              <w:jc w:val="both"/>
+              <w:cnfStyle w:val="000000000000" w:firstRow="0" w:lastRow="0" w:firstColumn="0" w:lastColumn="0" w:oddVBand="0" w:evenVBand="0" w:oddHBand="0" w:evenHBand="0" w:firstRowFirstColumn="0" w:firstRowLastColumn="0" w:lastRowFirstColumn="0" w:lastRowLastColumn="0"/>
+              <w:rPr>
+                <w:bCs w:val="0"/>
+              </w:rPr>
+            </w:pPr>
+            <w:r>
+              <w:rPr>
+                <w:bCs w:val="0"/>
+              </w:rPr>
+              <w:t>200 OK</w:t>
+            </w:r>
+          </w:p>
+        </w:tc>
+      </w:tr>
+      <w:tr>
+        <w:tc>
+          <w:tcPr>
+            <w:cnfStyle w:val="001000000000" w:firstRow="0" w:lastRow="0" w:firstColumn="1" w:lastColumn="0" w:oddVBand="0" w:evenVBand="0" w:oddHBand="0" w:evenHBand="0" w:firstRowFirstColumn="0" w:firstRowLastColumn="0" w:lastRowFirstColumn="0" w:lastRowLastColumn="0"/>
+            <w:tcW w:w="3114" w:type="dxa"/>
+          </w:tcPr>
+          <w:p>
+            <w:pPr>
+              <w:pStyle w:val="Sinespaciado"/>
+              <w:ind w:left="0" w:firstLine="0"/>
+              <w:jc w:val="both"/>
+              <w:rPr>
+                <w:bCs/>
+              </w:rPr>
+            </w:pPr>
+            <w:r>
+              <w:t>Registrar una tarea</w:t>
+            </w:r>
+          </w:p>
+        </w:tc>
+        <w:tc>
+          <w:tcPr>
+            <w:tcW w:w="1843" w:type="dxa"/>
+          </w:tcPr>
+          <w:p>
+            <w:pPr>
+              <w:pStyle w:val="Sinespaciado"/>
+              <w:ind w:left="0" w:firstLine="0"/>
+              <w:jc w:val="both"/>
+              <w:cnfStyle w:val="000000000000" w:firstRow="0" w:lastRow="0" w:firstColumn="0" w:lastColumn="0" w:oddVBand="0" w:evenVBand="0" w:oddHBand="0" w:evenHBand="0" w:firstRowFirstColumn="0" w:firstRowLastColumn="0" w:lastRowFirstColumn="0" w:lastRowLastColumn="0"/>
+              <w:rPr>
+                <w:bCs w:val="0"/>
+              </w:rPr>
+            </w:pPr>
+            <w:r>
+              <w:rPr>
+                <w:bCs w:val="0"/>
+              </w:rPr>
+              <w:t>POST</w:t>
+            </w:r>
+          </w:p>
+        </w:tc>
+        <w:tc>
+          <w:tcPr>
+            <w:tcW w:w="1842" w:type="dxa"/>
+          </w:tcPr>
+          <w:p>
+            <w:pPr>
+              <w:pStyle w:val="Sinespaciado"/>
+              <w:ind w:left="0" w:firstLine="0"/>
+              <w:jc w:val="both"/>
+              <w:cnfStyle w:val="000000000000" w:firstRow="0" w:lastRow="0" w:firstColumn="0" w:lastColumn="0" w:oddVBand="0" w:evenVBand="0" w:oddHBand="0" w:evenHBand="0" w:firstRowFirstColumn="0" w:firstRowLastColumn="0" w:lastRowFirstColumn="0" w:lastRowLastColumn="0"/>
+              <w:rPr>
+                <w:bCs w:val="0"/>
+              </w:rPr>
+            </w:pPr>
+            <w:r>
+              <w:rPr>
+                <w:bCs w:val="0"/>
+              </w:rPr>
+              <w:t>/api/tareas</w:t>
+            </w:r>
+          </w:p>
+        </w:tc>
+        <w:tc>
+          <w:tcPr>
+            <w:tcW w:w="1843" w:type="dxa"/>
+          </w:tcPr>
+          <w:p>
+            <w:pPr>
+              <w:pStyle w:val="Sinespaciado"/>
+              <w:ind w:left="0" w:firstLine="0"/>
+              <w:jc w:val="both"/>
+              <w:cnfStyle w:val="000000000000" w:firstRow="0" w:lastRow="0" w:firstColumn="0" w:lastColumn="0" w:oddVBand="0" w:evenVBand="0" w:oddHBand="0" w:evenHBand="0" w:firstRowFirstColumn="0" w:firstRowLastColumn="0" w:lastRowFirstColumn="0" w:lastRowLastColumn="0"/>
+              <w:rPr>
+                <w:bCs w:val="0"/>
+              </w:rPr>
+            </w:pPr>
+            <w:r>
+              <w:rPr>
+                <w:bCs w:val="0"/>
+              </w:rPr>
+              <w:t xml:space="preserve">201 </w:t>
+            </w:r>
+            <w:proofErr w:type="spellStart"/>
+            <w:r>
+              <w:rPr>
+                <w:bCs w:val="0"/>
+              </w:rPr>
+              <w:t>Created</w:t>
+            </w:r>
+            <w:proofErr w:type="spellEnd"/>
+          </w:p>
+        </w:tc>
+      </w:tr>
+      <w:tr>
+        <w:tc>
+          <w:tcPr>
+            <w:cnfStyle w:val="001000000000" w:firstRow="0" w:lastRow="0" w:firstColumn="1" w:lastColumn="0" w:oddVBand="0" w:evenVBand="0" w:oddHBand="0" w:evenHBand="0" w:firstRowFirstColumn="0" w:firstRowLastColumn="0" w:lastRowFirstColumn="0" w:lastRowLastColumn="0"/>
+            <w:tcW w:w="3114" w:type="dxa"/>
+          </w:tcPr>
+          <w:p>
+            <w:pPr>
+              <w:pStyle w:val="Sinespaciado"/>
+              <w:ind w:left="0" w:firstLine="0"/>
+              <w:jc w:val="both"/>
+              <w:rPr>
+                <w:bCs/>
+              </w:rPr>
+            </w:pPr>
+            <w:r>
+              <w:t>Modificar una tarea</w:t>
+            </w:r>
+          </w:p>
+        </w:tc>
+        <w:tc>
+          <w:tcPr>
+            <w:tcW w:w="1843" w:type="dxa"/>
+          </w:tcPr>
+          <w:p>
+            <w:pPr>
+              <w:pStyle w:val="Sinespaciado"/>
+              <w:ind w:left="0" w:firstLine="0"/>
+              <w:jc w:val="both"/>
+              <w:cnfStyle w:val="000000000000" w:firstRow="0" w:lastRow="0" w:firstColumn="0" w:lastColumn="0" w:oddVBand="0" w:evenVBand="0" w:oddHBand="0" w:evenHBand="0" w:firstRowFirstColumn="0" w:firstRowLastColumn="0" w:lastRowFirstColumn="0" w:lastRowLastColumn="0"/>
+              <w:rPr>
+                <w:bCs w:val="0"/>
+              </w:rPr>
+            </w:pPr>
+            <w:r>
+              <w:rPr>
+                <w:bCs w:val="0"/>
+              </w:rPr>
+              <w:t>PUT</w:t>
+            </w:r>
+          </w:p>
+        </w:tc>
+        <w:tc>
+          <w:tcPr>
+            <w:tcW w:w="1842" w:type="dxa"/>
+          </w:tcPr>
+          <w:p>
+            <w:pPr>
+              <w:pStyle w:val="Sinespaciado"/>
+              <w:ind w:left="0" w:firstLine="0"/>
+              <w:jc w:val="center"/>
+              <w:cnfStyle w:val="000000000000" w:firstRow="0" w:lastRow="0" w:firstColumn="0" w:lastColumn="0" w:oddVBand="0" w:evenVBand="0" w:oddHBand="0" w:evenHBand="0" w:firstRowFirstColumn="0" w:firstRowLastColumn="0" w:lastRowFirstColumn="0" w:lastRowLastColumn="0"/>
+              <w:rPr>
+                <w:bCs w:val="0"/>
+              </w:rPr>
+            </w:pPr>
+            <w:r>
+              <w:rPr>
+                <w:bCs w:val="0"/>
+              </w:rPr>
+              <w:t>/api/tareas/{id}</w:t>
+            </w:r>
+          </w:p>
+        </w:tc>
+        <w:tc>
+          <w:tcPr>
+            <w:tcW w:w="1843" w:type="dxa"/>
+          </w:tcPr>
+          <w:p>
+            <w:pPr>
+              <w:pStyle w:val="Sinespaciado"/>
+              <w:ind w:left="0" w:firstLine="0"/>
+              <w:jc w:val="both"/>
+              <w:cnfStyle w:val="000000000000" w:firstRow="0" w:lastRow="0" w:firstColumn="0" w:lastColumn="0" w:oddVBand="0" w:evenVBand="0" w:oddHBand="0" w:evenHBand="0" w:firstRowFirstColumn="0" w:firstRowLastColumn="0" w:lastRowFirstColumn="0" w:lastRowLastColumn="0"/>
+              <w:rPr>
+                <w:bCs w:val="0"/>
+              </w:rPr>
+            </w:pPr>
+            <w:r>
+              <w:rPr>
+                <w:bCs w:val="0"/>
+              </w:rPr>
+              <w:t>200 OK</w:t>
+            </w:r>
+          </w:p>
+        </w:tc>
+      </w:tr>
+      <w:tr>
+        <w:tc>
+          <w:tcPr>
+            <w:cnfStyle w:val="001000000000" w:firstRow="0" w:lastRow="0" w:firstColumn="1" w:lastColumn="0" w:oddVBand="0" w:evenVBand="0" w:oddHBand="0" w:evenHBand="0" w:firstRowFirstColumn="0" w:firstRowLastColumn="0" w:lastRowFirstColumn="0" w:lastRowLastColumn="0"/>
+            <w:tcW w:w="3114" w:type="dxa"/>
+          </w:tcPr>
+          <w:p>
+            <w:pPr>
+              <w:pStyle w:val="Sinespaciado"/>
+              <w:ind w:left="0" w:firstLine="0"/>
+              <w:jc w:val="both"/>
+              <w:rPr>
+                <w:bCs/>
+              </w:rPr>
+            </w:pPr>
+            <w:r>
+              <w:t>Eliminar una tarea</w:t>
+            </w:r>
+          </w:p>
+        </w:tc>
+        <w:tc>
+          <w:tcPr>
+            <w:tcW w:w="1843" w:type="dxa"/>
+          </w:tcPr>
+          <w:p>
+            <w:pPr>
+              <w:pStyle w:val="Sinespaciado"/>
+              <w:ind w:left="0" w:firstLine="0"/>
+              <w:jc w:val="both"/>
+              <w:cnfStyle w:val="000000000000" w:firstRow="0" w:lastRow="0" w:firstColumn="0" w:lastColumn="0" w:oddVBand="0" w:evenVBand="0" w:oddHBand="0" w:evenHBand="0" w:firstRowFirstColumn="0" w:firstRowLastColumn="0" w:lastRowFirstColumn="0" w:lastRowLastColumn="0"/>
+              <w:rPr>
+                <w:bCs w:val="0"/>
+              </w:rPr>
+            </w:pPr>
+            <w:r>
+              <w:rPr>
+                <w:bCs w:val="0"/>
+              </w:rPr>
+              <w:t>DELETE</w:t>
+            </w:r>
+          </w:p>
+        </w:tc>
+        <w:tc>
+          <w:tcPr>
+            <w:tcW w:w="1842" w:type="dxa"/>
+          </w:tcPr>
+          <w:p>
+            <w:pPr>
+              <w:pStyle w:val="Sinespaciado"/>
+              <w:ind w:left="0" w:firstLine="0"/>
+              <w:jc w:val="both"/>
+              <w:cnfStyle w:val="000000000000" w:firstRow="0" w:lastRow="0" w:firstColumn="0" w:lastColumn="0" w:oddVBand="0" w:evenVBand="0" w:oddHBand="0" w:evenHBand="0" w:firstRowFirstColumn="0" w:firstRowLastColumn="0" w:lastRowFirstColumn="0" w:lastRowLastColumn="0"/>
+              <w:rPr>
+                <w:bCs w:val="0"/>
+              </w:rPr>
+            </w:pPr>
+            <w:r>
+              <w:rPr>
+                <w:bCs w:val="0"/>
+              </w:rPr>
+              <w:t>/api/tareas/{id}</w:t>
+            </w:r>
+          </w:p>
+        </w:tc>
+        <w:tc>
+          <w:tcPr>
+            <w:tcW w:w="1843" w:type="dxa"/>
+          </w:tcPr>
+          <w:p>
+            <w:pPr>
+              <w:pStyle w:val="Sinespaciado"/>
+              <w:ind w:left="0" w:firstLine="0"/>
+              <w:jc w:val="both"/>
+              <w:cnfStyle w:val="000000000000" w:firstRow="0" w:lastRow="0" w:firstColumn="0" w:lastColumn="0" w:oddVBand="0" w:evenVBand="0" w:oddHBand="0" w:evenHBand="0" w:firstRowFirstColumn="0" w:firstRowLastColumn="0" w:lastRowFirstColumn="0" w:lastRowLastColumn="0"/>
+              <w:rPr>
+                <w:bCs w:val="0"/>
+              </w:rPr>
+            </w:pPr>
+            <w:r>
+              <w:rPr>
+                <w:bCs w:val="0"/>
+              </w:rPr>
+              <w:t xml:space="preserve">204 </w:t>
+            </w:r>
+            <w:proofErr w:type="gramStart"/>
+            <w:r>
+              <w:rPr>
+                <w:bCs w:val="0"/>
+              </w:rPr>
+              <w:t>No</w:t>
+            </w:r>
+            <w:proofErr w:type="gramEnd"/>
+            <w:r>
+              <w:rPr>
+                <w:bCs w:val="0"/>
+              </w:rPr>
+              <w:t xml:space="preserve"> Content</w:t>
+            </w:r>
+          </w:p>
+        </w:tc>
+      </w:tr>
+      <w:tr>
+        <w:tc>
+          <w:tcPr>
+            <w:cnfStyle w:val="001000000000" w:firstRow="0" w:lastRow="0" w:firstColumn="1" w:lastColumn="0" w:oddVBand="0" w:evenVBand="0" w:oddHBand="0" w:evenHBand="0" w:firstRowFirstColumn="0" w:firstRowLastColumn="0" w:lastRowFirstColumn="0" w:lastRowLastColumn="0"/>
+            <w:tcW w:w="3114" w:type="dxa"/>
+          </w:tcPr>
+          <w:p>
+            <w:pPr>
+              <w:pStyle w:val="Sinespaciado"/>
+              <w:ind w:left="0" w:firstLine="0"/>
+              <w:jc w:val="both"/>
+              <w:rPr>
+                <w:bCs/>
+              </w:rPr>
+            </w:pPr>
+            <w:r>
+              <w:t>Consultar tarea inexistente</w:t>
+            </w:r>
+          </w:p>
+        </w:tc>
+        <w:tc>
+          <w:tcPr>
+            <w:tcW w:w="1843" w:type="dxa"/>
+          </w:tcPr>
+          <w:p>
+            <w:pPr>
+              <w:pStyle w:val="Sinespaciado"/>
+              <w:ind w:left="0" w:firstLine="0"/>
+              <w:jc w:val="both"/>
+              <w:cnfStyle w:val="000000000000" w:firstRow="0" w:lastRow="0" w:firstColumn="0" w:lastColumn="0" w:oddVBand="0" w:evenVBand="0" w:oddHBand="0" w:evenHBand="0" w:firstRowFirstColumn="0" w:firstRowLastColumn="0" w:lastRowFirstColumn="0" w:lastRowLastColumn="0"/>
+              <w:rPr>
+                <w:bCs w:val="0"/>
+              </w:rPr>
+            </w:pPr>
+            <w:r>
+              <w:rPr>
+                <w:bCs w:val="0"/>
+              </w:rPr>
+              <w:t>GET</w:t>
+            </w:r>
+          </w:p>
+        </w:tc>
+        <w:tc>
+          <w:tcPr>
+            <w:tcW w:w="1842" w:type="dxa"/>
+          </w:tcPr>
+          <w:p>
+            <w:pPr>
+              <w:pStyle w:val="Sinespaciado"/>
+              <w:ind w:left="0" w:firstLine="0"/>
+              <w:jc w:val="center"/>
+              <w:cnfStyle w:val="000000000000" w:firstRow="0" w:lastRow="0" w:firstColumn="0" w:lastColumn="0" w:oddVBand="0" w:evenVBand="0" w:oddHBand="0" w:evenHBand="0" w:firstRowFirstColumn="0" w:firstRowLastColumn="0" w:lastRowFirstColumn="0" w:lastRowLastColumn="0"/>
+              <w:rPr>
+                <w:bCs w:val="0"/>
+              </w:rPr>
+            </w:pPr>
+            <w:r>
+              <w:rPr>
+                <w:bCs w:val="0"/>
+              </w:rPr>
+              <w:t>/api/tareas/{id}</w:t>
+            </w:r>
+          </w:p>
+        </w:tc>
+        <w:tc>
+          <w:tcPr>
+            <w:tcW w:w="1843" w:type="dxa"/>
+          </w:tcPr>
+          <w:p>
+            <w:pPr>
+              <w:pStyle w:val="Sinespaciado"/>
+              <w:ind w:left="0" w:firstLine="0"/>
+              <w:jc w:val="both"/>
+              <w:cnfStyle w:val="000000000000" w:firstRow="0" w:lastRow="0" w:firstColumn="0" w:lastColumn="0" w:oddVBand="0" w:evenVBand="0" w:oddHBand="0" w:evenHBand="0" w:firstRowFirstColumn="0" w:firstRowLastColumn="0" w:lastRowFirstColumn="0" w:lastRowLastColumn="0"/>
+              <w:rPr>
+                <w:bCs w:val="0"/>
+              </w:rPr>
+            </w:pPr>
+            <w:r>
+              <w:rPr>
+                <w:bCs w:val="0"/>
+              </w:rPr>
+              <w:t>404 Not Found</w:t>
+            </w:r>
+          </w:p>
+        </w:tc>
+      </w:tr>
+    </w:tbl>
     <w:p>
       <w:pPr>
         <w:pStyle w:val="Sinespaciado"/>
         <w:spacing w:after="0"/>
+        <w:ind w:left="0" w:firstLine="0"/>
         <w:jc w:val="both"/>
         <w:rPr>
           <w:bCs w:val="0"/>
@@ -1986,8 +2462,77 @@
         <w:spacing w:after="0"/>
         <w:jc w:val="both"/>
       </w:pPr>
-      <w:r>
-        <w:lastRenderedPageBreak/>
+    </w:p>
+    <w:p>
+      <w:pPr>
+        <w:pStyle w:val="Sinespaciado"/>
+        <w:spacing w:after="0"/>
+        <w:jc w:val="both"/>
+      </w:pPr>
+    </w:p>
+    <w:p>
+      <w:pPr>
+        <w:pStyle w:val="Sinespaciado"/>
+        <w:spacing w:after="0"/>
+        <w:jc w:val="both"/>
+      </w:pPr>
+    </w:p>
+    <w:p>
+      <w:pPr>
+        <w:pStyle w:val="Sinespaciado"/>
+        <w:spacing w:after="0"/>
+        <w:jc w:val="both"/>
+      </w:pPr>
+    </w:p>
+    <w:p>
+      <w:pPr>
+        <w:pStyle w:val="Sinespaciado"/>
+        <w:spacing w:after="0"/>
+        <w:jc w:val="both"/>
+      </w:pPr>
+    </w:p>
+    <w:p>
+      <w:pPr>
+        <w:pStyle w:val="Sinespaciado"/>
+        <w:spacing w:after="0"/>
+        <w:jc w:val="both"/>
+      </w:pPr>
+    </w:p>
+    <w:p>
+      <w:pPr>
+        <w:pStyle w:val="Sinespaciado"/>
+        <w:spacing w:after="0"/>
+        <w:jc w:val="both"/>
+      </w:pPr>
+    </w:p>
+    <w:p>
+      <w:pPr>
+        <w:pStyle w:val="Sinespaciado"/>
+        <w:spacing w:after="0"/>
+        <w:jc w:val="both"/>
+      </w:pPr>
+    </w:p>
+    <w:p>
+      <w:pPr>
+        <w:pStyle w:val="Sinespaciado"/>
+        <w:spacing w:after="0"/>
+        <w:jc w:val="both"/>
+      </w:pPr>
+    </w:p>
+    <w:p>
+      <w:pPr>
+        <w:pStyle w:val="Sinespaciado"/>
+        <w:spacing w:after="0"/>
+        <w:jc w:val="both"/>
+      </w:pPr>
+    </w:p>
+    <w:p>
+      <w:pPr>
+        <w:pStyle w:val="Sinespaciado"/>
+        <w:spacing w:after="0"/>
+        <w:jc w:val="both"/>
+      </w:pPr>
+      <w:r>
         <w:t>Responda:</w:t>
       </w:r>
     </w:p>
@@ -5203,6 +5748,82 @@
       <w:szCs w:val="20"/>
     </w:rPr>
   </w:style>
+  <w:style w:type="table" w:styleId="Tablaconcuadrcula">
+    <w:name w:val="Table Grid"/>
+    <w:basedOn w:val="Tablanormal"/>
+    <w:uiPriority w:val="39"/>
+    <w:rsid w:val="00A3124D"/>
+    <w:pPr>
+      <w:spacing w:after="0" w:line="240" w:lineRule="auto"/>
+    </w:pPr>
+    <w:tblPr>
+      <w:tblBorders>
+        <w:top w:val="single" w:sz="4" w:space="0" w:color="auto"/>
+        <w:left w:val="single" w:sz="4" w:space="0" w:color="auto"/>
+        <w:bottom w:val="single" w:sz="4" w:space="0" w:color="auto"/>
+        <w:right w:val="single" w:sz="4" w:space="0" w:color="auto"/>
+        <w:insideH w:val="single" w:sz="4" w:space="0" w:color="auto"/>
+        <w:insideV w:val="single" w:sz="4" w:space="0" w:color="auto"/>
+      </w:tblBorders>
+    </w:tblPr>
+  </w:style>
+  <w:style w:type="table" w:styleId="Tablaconcuadrcula1clara-nfasis4">
+    <w:name w:val="Grid Table 1 Light Accent 4"/>
+    <w:basedOn w:val="Tablanormal"/>
+    <w:uiPriority w:val="46"/>
+    <w:rsid w:val="00A3124D"/>
+    <w:pPr>
+      <w:spacing w:after="0" w:line="240" w:lineRule="auto"/>
+    </w:pPr>
+    <w:tblPr>
+      <w:tblStyleRowBandSize w:val="1"/>
+      <w:tblStyleColBandSize w:val="1"/>
+      <w:tblBorders>
+        <w:top w:val="single" w:sz="4" w:space="0" w:color="95DCF7" w:themeColor="accent4" w:themeTint="66"/>
+        <w:left w:val="single" w:sz="4" w:space="0" w:color="95DCF7" w:themeColor="accent4" w:themeTint="66"/>
+        <w:bottom w:val="single" w:sz="4" w:space="0" w:color="95DCF7" w:themeColor="accent4" w:themeTint="66"/>
+        <w:right w:val="single" w:sz="4" w:space="0" w:color="95DCF7" w:themeColor="accent4" w:themeTint="66"/>
+        <w:insideH w:val="single" w:sz="4" w:space="0" w:color="95DCF7" w:themeColor="accent4" w:themeTint="66"/>
+        <w:insideV w:val="single" w:sz="4" w:space="0" w:color="95DCF7" w:themeColor="accent4" w:themeTint="66"/>
+      </w:tblBorders>
+    </w:tblPr>
+    <w:tblStylePr w:type="firstRow">
+      <w:rPr>
+        <w:b/>
+        <w:bCs/>
+      </w:rPr>
+      <w:tblPr/>
+      <w:tcPr>
+        <w:tcBorders>
+          <w:bottom w:val="single" w:sz="12" w:space="0" w:color="60CAF3" w:themeColor="accent4" w:themeTint="99"/>
+        </w:tcBorders>
+      </w:tcPr>
+    </w:tblStylePr>
+    <w:tblStylePr w:type="lastRow">
+      <w:rPr>
+        <w:b/>
+        <w:bCs/>
+      </w:rPr>
+      <w:tblPr/>
+      <w:tcPr>
+        <w:tcBorders>
+          <w:top w:val="double" w:sz="2" w:space="0" w:color="60CAF3" w:themeColor="accent4" w:themeTint="99"/>
+        </w:tcBorders>
+      </w:tcPr>
+    </w:tblStylePr>
+    <w:tblStylePr w:type="firstCol">
+      <w:rPr>
+        <w:b/>
+        <w:bCs/>
+      </w:rPr>
+    </w:tblStylePr>
+    <w:tblStylePr w:type="lastCol">
+      <w:rPr>
+        <w:b/>
+        <w:bCs/>
+      </w:rPr>
+    </w:tblStylePr>
+  </w:style>
 </w:styles>
 </file>
 

--- a/control-tareas/evidencias/Evidencias_Maven_HTTP_REST_NombreApellido.docx
+++ b/control-tareas/evidencias/Evidencias_Maven_HTTP_REST_NombreApellido.docx
@@ -1125,6 +1125,76 @@
     </w:p>
     <w:p>
       <w:pPr>
+        <w:pStyle w:val="Prrafodelista"/>
+        <w:spacing w:line="240" w:lineRule="auto"/>
+        <w:rPr>
+          <w:rFonts w:ascii="Times New Roman" w:hAnsi="Times New Roman" w:cs="Times New Roman"/>
+          <w:b/>
+          <w:bCs/>
+          <w:sz w:val="24"/>
+          <w:szCs w:val="24"/>
+        </w:rPr>
+      </w:pPr>
+    </w:p>
+    <w:p>
+      <w:pPr>
+        <w:pStyle w:val="Prrafodelista"/>
+        <w:spacing w:line="240" w:lineRule="auto"/>
+        <w:rPr>
+          <w:rFonts w:ascii="Times New Roman" w:hAnsi="Times New Roman" w:cs="Times New Roman"/>
+          <w:b/>
+          <w:bCs/>
+          <w:sz w:val="24"/>
+          <w:szCs w:val="24"/>
+        </w:rPr>
+      </w:pPr>
+      <w:r>
+        <w:rPr>
+          <w:rFonts w:ascii="Times New Roman" w:hAnsi="Times New Roman" w:cs="Times New Roman"/>
+          <w:b/>
+          <w:bCs/>
+          <w:sz w:val="24"/>
+          <w:szCs w:val="24"/>
+        </w:rPr>
+        <w:drawing>
+          <wp:inline distT="0" distB="0" distL="0" distR="0" wp14:anchorId="58BB2623" wp14:editId="66148777">
+            <wp:extent cx="5612130" cy="4126230"/>
+            <wp:effectExtent l="0" t="0" r="7620" b="7620"/>
+            <wp:docPr id="1405616769" name="Imagen 1"/>
+            <wp:cNvGraphicFramePr>
+              <a:graphicFrameLocks xmlns:a="http://schemas.openxmlformats.org/drawingml/2006/main" noChangeAspect="1"/>
+            </wp:cNvGraphicFramePr>
+            <a:graphic xmlns:a="http://schemas.openxmlformats.org/drawingml/2006/main">
+              <a:graphicData uri="http://schemas.openxmlformats.org/drawingml/2006/picture">
+                <pic:pic xmlns:pic="http://schemas.openxmlformats.org/drawingml/2006/picture">
+                  <pic:nvPicPr>
+                    <pic:cNvPr id="1405616769" name=""/>
+                    <pic:cNvPicPr/>
+                  </pic:nvPicPr>
+                  <pic:blipFill>
+                    <a:blip r:embed="rId16"/>
+                    <a:stretch>
+                      <a:fillRect/>
+                    </a:stretch>
+                  </pic:blipFill>
+                  <pic:spPr>
+                    <a:xfrm>
+                      <a:off x="0" y="0"/>
+                      <a:ext cx="5612130" cy="4126230"/>
+                    </a:xfrm>
+                    <a:prstGeom prst="rect">
+                      <a:avLst/>
+                    </a:prstGeom>
+                  </pic:spPr>
+                </pic:pic>
+              </a:graphicData>
+            </a:graphic>
+          </wp:inline>
+        </w:drawing>
+      </w:r>
+    </w:p>
+    <w:p>
+      <w:pPr>
         <w:rPr>
           <w:rFonts w:ascii="Times New Roman" w:hAnsi="Times New Roman" w:cs="Times New Roman"/>
           <w:sz w:val="24"/>
@@ -1144,53 +1214,12 @@
       <w:pPr>
         <w:pStyle w:val="Sinespaciado"/>
         <w:spacing w:after="0"/>
-        <w:jc w:val="both"/>
-        <w:rPr>
-          <w:b/>
-        </w:rPr>
-      </w:pPr>
-      <w:r>
-        <w:rPr>
-          <w:b/>
-        </w:rPr>
-        <w:t>Reflexión final</w:t>
-      </w:r>
-    </w:p>
-    <w:p>
-      <w:pPr>
-        <w:pStyle w:val="Sinespaciado"/>
-        <w:spacing w:after="0"/>
-        <w:jc w:val="both"/>
-        <w:rPr>
-          <w:b/>
-        </w:rPr>
-      </w:pPr>
-      <w:r>
-        <w:rPr>
-          <w:b/>
-        </w:rPr>
-        <w:t>Responda brevemente:</w:t>
-      </w:r>
-    </w:p>
-    <w:p>
-      <w:pPr>
-        <w:pStyle w:val="Sinespaciado"/>
-        <w:numPr>
-          <w:ilvl w:val="0"/>
-          <w:numId w:val="13"/>
-        </w:numPr>
-        <w:spacing w:after="0"/>
-        <w:jc w:val="both"/>
-        <w:rPr>
-          <w:b/>
-        </w:rPr>
-      </w:pPr>
-      <w:r>
-        <w:rPr>
-          <w:b/>
-        </w:rPr>
-        <w:t>¿Qué problema resuelve Maven?</w:t>
-      </w:r>
+        <w:ind w:firstLine="0"/>
+        <w:jc w:val="both"/>
+        <w:rPr>
+          <w:b/>
+        </w:rPr>
+      </w:pPr>
     </w:p>
     <w:p>
       <w:pPr>
@@ -1206,22 +1235,35 @@
     <w:p>
       <w:pPr>
         <w:pStyle w:val="Sinespaciado"/>
-        <w:numPr>
-          <w:ilvl w:val="0"/>
-          <w:numId w:val="13"/>
-        </w:numPr>
         <w:spacing w:after="0"/>
-        <w:jc w:val="both"/>
-        <w:rPr>
-          <w:b/>
-        </w:rPr>
-      </w:pPr>
-      <w:r>
-        <w:rPr>
-          <w:b/>
-        </w:rPr>
-        <w:t>¿Qué relación existe entre HTTP y REST?</w:t>
-      </w:r>
+        <w:ind w:firstLine="0"/>
+        <w:jc w:val="both"/>
+        <w:rPr>
+          <w:b/>
+        </w:rPr>
+      </w:pPr>
+    </w:p>
+    <w:p>
+      <w:pPr>
+        <w:pStyle w:val="Sinespaciado"/>
+        <w:spacing w:after="0"/>
+        <w:ind w:firstLine="0"/>
+        <w:jc w:val="both"/>
+        <w:rPr>
+          <w:b/>
+        </w:rPr>
+      </w:pPr>
+    </w:p>
+    <w:p>
+      <w:pPr>
+        <w:pStyle w:val="Sinespaciado"/>
+        <w:spacing w:after="0"/>
+        <w:ind w:firstLine="0"/>
+        <w:jc w:val="both"/>
+        <w:rPr>
+          <w:b/>
+        </w:rPr>
+      </w:pPr>
     </w:p>
     <w:p>
       <w:pPr>
@@ -1233,135 +1275,11 @@
           <w:b/>
         </w:rPr>
       </w:pPr>
-    </w:p>
-    <w:p>
-      <w:pPr>
-        <w:pStyle w:val="Sinespaciado"/>
-        <w:numPr>
-          <w:ilvl w:val="0"/>
-          <w:numId w:val="13"/>
-        </w:numPr>
-        <w:spacing w:after="0"/>
-        <w:jc w:val="both"/>
-        <w:rPr>
-          <w:b/>
-        </w:rPr>
-      </w:pPr>
-      <w:r>
-        <w:rPr>
-          <w:b/>
-        </w:rPr>
-        <w:t>¿Por qué una API REST trabaja con recursos?</w:t>
-      </w:r>
-    </w:p>
-    <w:p>
-      <w:pPr>
-        <w:pStyle w:val="Sinespaciado"/>
-        <w:spacing w:after="0"/>
-        <w:ind w:left="0" w:firstLine="0"/>
-        <w:jc w:val="both"/>
-        <w:rPr>
-          <w:b/>
-        </w:rPr>
-      </w:pPr>
-    </w:p>
-    <w:p>
-      <w:pPr>
-        <w:pStyle w:val="Sinespaciado"/>
-        <w:numPr>
-          <w:ilvl w:val="0"/>
-          <w:numId w:val="13"/>
-        </w:numPr>
-        <w:spacing w:after="0"/>
-        <w:jc w:val="both"/>
-        <w:rPr>
-          <w:b/>
-        </w:rPr>
-      </w:pPr>
-      <w:r>
-        <w:rPr>
-          <w:b/>
-        </w:rPr>
-        <w:t>¿Cómo podría utilizarse esta API en una aplicación real?</w:t>
-      </w:r>
-    </w:p>
-    <w:p>
-      <w:pPr>
-        <w:pStyle w:val="Prrafodelista"/>
-        <w:rPr>
-          <w:b/>
-        </w:rPr>
-      </w:pPr>
-    </w:p>
-    <w:p>
-      <w:pPr>
-        <w:pStyle w:val="Sinespaciado"/>
-        <w:spacing w:after="0"/>
-        <w:jc w:val="both"/>
-        <w:rPr>
-          <w:b/>
-        </w:rPr>
-      </w:pPr>
-    </w:p>
-    <w:p>
-      <w:pPr>
-        <w:pStyle w:val="Sinespaciado"/>
-        <w:numPr>
-          <w:ilvl w:val="0"/>
-          <w:numId w:val="13"/>
-        </w:numPr>
-        <w:spacing w:after="0"/>
-        <w:jc w:val="both"/>
-        <w:rPr>
-          <w:b/>
-        </w:rPr>
-      </w:pPr>
-      <w:r>
-        <w:rPr>
-          <w:b/>
-        </w:rPr>
-        <w:t xml:space="preserve">¿Qué espera que suceda cuando estos </w:t>
-      </w:r>
-      <w:proofErr w:type="spellStart"/>
-      <w:r>
-        <w:rPr>
-          <w:b/>
-        </w:rPr>
-        <w:t>endpoints</w:t>
-      </w:r>
-      <w:proofErr w:type="spellEnd"/>
-      <w:r>
-        <w:rPr>
-          <w:b/>
-        </w:rPr>
-        <w:t xml:space="preserve"> se implementen posteriormente con Spring Boot?</w:t>
-      </w:r>
-    </w:p>
-    <w:p>
-      <w:pPr>
-        <w:pStyle w:val="Sinespaciado"/>
-        <w:spacing w:after="0"/>
-        <w:ind w:firstLine="0"/>
-        <w:jc w:val="both"/>
-        <w:rPr>
-          <w:b/>
-        </w:rPr>
-      </w:pPr>
-    </w:p>
-    <w:p>
-      <w:pPr>
-        <w:pStyle w:val="Sinespaciado"/>
-        <w:spacing w:after="0"/>
-        <w:ind w:left="0" w:firstLine="0"/>
-        <w:jc w:val="both"/>
-        <w:rPr>
-          <w:b/>
-        </w:rPr>
-      </w:pPr>
-      <w:r>
-        <w:rPr>
-          <w:b/>
-        </w:rPr>
+      <w:r>
+        <w:rPr>
+          <w:b/>
+        </w:rPr>
+        <w:lastRenderedPageBreak/>
         <w:t>PARTE 4</w:t>
       </w:r>
       <w:r>
@@ -1419,6 +1337,7 @@
     <w:p>
       <w:pPr>
         <w:spacing w:line="240" w:lineRule="auto"/>
+        <w:jc w:val="both"/>
         <w:rPr>
           <w:color w:val="EE0000"/>
         </w:rPr>
@@ -1453,15 +1372,15 @@
     <w:p>
       <w:pPr>
         <w:spacing w:line="240" w:lineRule="auto"/>
-        <w:rPr>
-          <w:color w:val="EE0000"/>
-        </w:rPr>
-      </w:pPr>
-      <w:r>
-        <w:rPr>
-          <w:color w:val="EE0000"/>
-        </w:rPr>
-        <w:lastRenderedPageBreak/>
+        <w:jc w:val="both"/>
+        <w:rPr>
+          <w:color w:val="EE0000"/>
+        </w:rPr>
+      </w:pPr>
+      <w:r>
+        <w:rPr>
+          <w:color w:val="EE0000"/>
+        </w:rPr>
         <w:t>La solicitud la envía el cliente y la respuesta la devuelve el servidor.</w:t>
       </w:r>
     </w:p>
@@ -1488,6 +1407,7 @@
     <w:p>
       <w:pPr>
         <w:spacing w:line="240" w:lineRule="auto"/>
+        <w:jc w:val="both"/>
         <w:rPr>
           <w:color w:val="EE0000"/>
         </w:rPr>
@@ -1534,6 +1454,7 @@
     <w:p>
       <w:pPr>
         <w:spacing w:line="240" w:lineRule="auto"/>
+        <w:jc w:val="both"/>
         <w:rPr>
           <w:color w:val="EE0000"/>
         </w:rPr>
@@ -1580,6 +1501,7 @@
     <w:p>
       <w:pPr>
         <w:spacing w:line="240" w:lineRule="auto"/>
+        <w:jc w:val="both"/>
         <w:rPr>
           <w:color w:val="EE0000"/>
         </w:rPr>
@@ -1626,6 +1548,7 @@
     <w:p>
       <w:pPr>
         <w:spacing w:line="240" w:lineRule="auto"/>
+        <w:jc w:val="both"/>
         <w:rPr>
           <w:color w:val="EE0000"/>
         </w:rPr>
@@ -1672,6 +1595,7 @@
     <w:p>
       <w:pPr>
         <w:spacing w:line="240" w:lineRule="auto"/>
+        <w:jc w:val="both"/>
         <w:rPr>
           <w:color w:val="EE0000"/>
         </w:rPr>
@@ -1776,17 +1700,21 @@
     <w:p>
       <w:pPr>
         <w:pStyle w:val="Sinespaciado"/>
-        <w:spacing w:after="0"/>
-        <w:jc w:val="both"/>
-        <w:rPr>
-          <w:b/>
-          <w:bCs w:val="0"/>
-        </w:rPr>
-      </w:pPr>
-      <w:r>
-        <w:rPr>
-          <w:b/>
-          <w:bCs w:val="0"/>
+        <w:spacing w:after="0" w:line="240" w:lineRule="auto"/>
+        <w:jc w:val="both"/>
+        <w:rPr>
+          <w:b/>
+          <w:bCs w:val="0"/>
+          <w:sz w:val="28"/>
+          <w:szCs w:val="28"/>
+        </w:rPr>
+      </w:pPr>
+      <w:r>
+        <w:rPr>
+          <w:b/>
+          <w:bCs w:val="0"/>
+          <w:sz w:val="28"/>
+          <w:szCs w:val="28"/>
         </w:rPr>
         <w:t>Parte 5. Diseño de la API REST</w:t>
       </w:r>
@@ -1818,6 +1746,7 @@
           <w:p>
             <w:pPr>
               <w:pStyle w:val="Sinespaciado"/>
+              <w:spacing w:line="360" w:lineRule="auto"/>
               <w:ind w:left="0" w:firstLine="0"/>
               <w:jc w:val="both"/>
             </w:pPr>
@@ -1834,6 +1763,7 @@
           <w:p>
             <w:pPr>
               <w:pStyle w:val="Sinespaciado"/>
+              <w:spacing w:line="360" w:lineRule="auto"/>
               <w:ind w:left="0" w:firstLine="0"/>
               <w:jc w:val="both"/>
               <w:cnfStyle w:val="100000000000" w:firstRow="1" w:lastRow="0" w:firstColumn="0" w:lastColumn="0" w:oddVBand="0" w:evenVBand="0" w:oddHBand="0" w:evenHBand="0" w:firstRowFirstColumn="0" w:firstRowLastColumn="0" w:lastRowFirstColumn="0" w:lastRowLastColumn="0"/>
@@ -1851,6 +1781,7 @@
           <w:p>
             <w:pPr>
               <w:pStyle w:val="Sinespaciado"/>
+              <w:spacing w:line="360" w:lineRule="auto"/>
               <w:ind w:left="0" w:firstLine="0"/>
               <w:jc w:val="both"/>
               <w:cnfStyle w:val="100000000000" w:firstRow="1" w:lastRow="0" w:firstColumn="0" w:lastColumn="0" w:oddVBand="0" w:evenVBand="0" w:oddHBand="0" w:evenHBand="0" w:firstRowFirstColumn="0" w:firstRowLastColumn="0" w:lastRowFirstColumn="0" w:lastRowLastColumn="0"/>
@@ -1870,6 +1801,7 @@
           <w:p>
             <w:pPr>
               <w:pStyle w:val="Sinespaciado"/>
+              <w:spacing w:line="360" w:lineRule="auto"/>
               <w:ind w:left="0" w:firstLine="0"/>
               <w:jc w:val="both"/>
               <w:cnfStyle w:val="100000000000" w:firstRow="1" w:lastRow="0" w:firstColumn="0" w:lastColumn="0" w:oddVBand="0" w:evenVBand="0" w:oddHBand="0" w:evenHBand="0" w:firstRowFirstColumn="0" w:firstRowLastColumn="0" w:lastRowFirstColumn="0" w:lastRowLastColumn="0"/>
@@ -1889,6 +1821,7 @@
           <w:p>
             <w:pPr>
               <w:pStyle w:val="Sinespaciado"/>
+              <w:spacing w:line="360" w:lineRule="auto"/>
               <w:ind w:left="0" w:firstLine="0"/>
               <w:jc w:val="both"/>
               <w:rPr>
@@ -1907,6 +1840,7 @@
           <w:p>
             <w:pPr>
               <w:pStyle w:val="Sinespaciado"/>
+              <w:spacing w:line="360" w:lineRule="auto"/>
               <w:ind w:left="0" w:firstLine="0"/>
               <w:jc w:val="both"/>
               <w:cnfStyle w:val="000000000000" w:firstRow="0" w:lastRow="0" w:firstColumn="0" w:lastColumn="0" w:oddVBand="0" w:evenVBand="0" w:oddHBand="0" w:evenHBand="0" w:firstRowFirstColumn="0" w:firstRowLastColumn="0" w:lastRowFirstColumn="0" w:lastRowLastColumn="0"/>
@@ -1929,6 +1863,7 @@
           <w:p>
             <w:pPr>
               <w:pStyle w:val="Sinespaciado"/>
+              <w:spacing w:line="360" w:lineRule="auto"/>
               <w:ind w:left="0" w:firstLine="0"/>
               <w:jc w:val="center"/>
               <w:cnfStyle w:val="000000000000" w:firstRow="0" w:lastRow="0" w:firstColumn="0" w:lastColumn="0" w:oddVBand="0" w:evenVBand="0" w:oddHBand="0" w:evenHBand="0" w:firstRowFirstColumn="0" w:firstRowLastColumn="0" w:lastRowFirstColumn="0" w:lastRowLastColumn="0"/>
@@ -1951,6 +1886,7 @@
           <w:p>
             <w:pPr>
               <w:pStyle w:val="Sinespaciado"/>
+              <w:spacing w:line="360" w:lineRule="auto"/>
               <w:ind w:left="0" w:firstLine="0"/>
               <w:jc w:val="both"/>
               <w:cnfStyle w:val="000000000000" w:firstRow="0" w:lastRow="0" w:firstColumn="0" w:lastColumn="0" w:oddVBand="0" w:evenVBand="0" w:oddHBand="0" w:evenHBand="0" w:firstRowFirstColumn="0" w:firstRowLastColumn="0" w:lastRowFirstColumn="0" w:lastRowLastColumn="0"/>
@@ -1976,6 +1912,7 @@
           <w:p>
             <w:pPr>
               <w:pStyle w:val="Sinespaciado"/>
+              <w:spacing w:line="360" w:lineRule="auto"/>
               <w:ind w:left="0" w:firstLine="0"/>
               <w:jc w:val="both"/>
               <w:rPr>
@@ -1994,6 +1931,7 @@
           <w:p>
             <w:pPr>
               <w:pStyle w:val="Sinespaciado"/>
+              <w:spacing w:line="360" w:lineRule="auto"/>
               <w:ind w:left="0" w:firstLine="0"/>
               <w:jc w:val="both"/>
               <w:cnfStyle w:val="000000000000" w:firstRow="0" w:lastRow="0" w:firstColumn="0" w:lastColumn="0" w:oddVBand="0" w:evenVBand="0" w:oddHBand="0" w:evenHBand="0" w:firstRowFirstColumn="0" w:firstRowLastColumn="0" w:lastRowFirstColumn="0" w:lastRowLastColumn="0"/>
@@ -2016,6 +1954,7 @@
           <w:p>
             <w:pPr>
               <w:pStyle w:val="Sinespaciado"/>
+              <w:spacing w:line="360" w:lineRule="auto"/>
               <w:ind w:left="0" w:firstLine="0"/>
               <w:jc w:val="both"/>
               <w:cnfStyle w:val="000000000000" w:firstRow="0" w:lastRow="0" w:firstColumn="0" w:lastColumn="0" w:oddVBand="0" w:evenVBand="0" w:oddHBand="0" w:evenHBand="0" w:firstRowFirstColumn="0" w:firstRowLastColumn="0" w:lastRowFirstColumn="0" w:lastRowLastColumn="0"/>
@@ -2038,6 +1977,7 @@
           <w:p>
             <w:pPr>
               <w:pStyle w:val="Sinespaciado"/>
+              <w:spacing w:line="360" w:lineRule="auto"/>
               <w:ind w:left="0" w:firstLine="0"/>
               <w:jc w:val="both"/>
               <w:cnfStyle w:val="000000000000" w:firstRow="0" w:lastRow="0" w:firstColumn="0" w:lastColumn="0" w:oddVBand="0" w:evenVBand="0" w:oddHBand="0" w:evenHBand="0" w:firstRowFirstColumn="0" w:firstRowLastColumn="0" w:lastRowFirstColumn="0" w:lastRowLastColumn="0"/>
@@ -2063,6 +2003,7 @@
           <w:p>
             <w:pPr>
               <w:pStyle w:val="Sinespaciado"/>
+              <w:spacing w:line="360" w:lineRule="auto"/>
               <w:ind w:left="0" w:firstLine="0"/>
               <w:jc w:val="both"/>
               <w:rPr>
@@ -2081,6 +2022,7 @@
           <w:p>
             <w:pPr>
               <w:pStyle w:val="Sinespaciado"/>
+              <w:spacing w:line="360" w:lineRule="auto"/>
               <w:ind w:left="0" w:firstLine="0"/>
               <w:jc w:val="both"/>
               <w:cnfStyle w:val="000000000000" w:firstRow="0" w:lastRow="0" w:firstColumn="0" w:lastColumn="0" w:oddVBand="0" w:evenVBand="0" w:oddHBand="0" w:evenHBand="0" w:firstRowFirstColumn="0" w:firstRowLastColumn="0" w:lastRowFirstColumn="0" w:lastRowLastColumn="0"/>
@@ -2103,6 +2045,7 @@
           <w:p>
             <w:pPr>
               <w:pStyle w:val="Sinespaciado"/>
+              <w:spacing w:line="360" w:lineRule="auto"/>
               <w:ind w:left="0" w:firstLine="0"/>
               <w:jc w:val="both"/>
               <w:cnfStyle w:val="000000000000" w:firstRow="0" w:lastRow="0" w:firstColumn="0" w:lastColumn="0" w:oddVBand="0" w:evenVBand="0" w:oddHBand="0" w:evenHBand="0" w:firstRowFirstColumn="0" w:firstRowLastColumn="0" w:lastRowFirstColumn="0" w:lastRowLastColumn="0"/>
@@ -2125,6 +2068,7 @@
           <w:p>
             <w:pPr>
               <w:pStyle w:val="Sinespaciado"/>
+              <w:spacing w:line="360" w:lineRule="auto"/>
               <w:ind w:left="0" w:firstLine="0"/>
               <w:jc w:val="both"/>
               <w:cnfStyle w:val="000000000000" w:firstRow="0" w:lastRow="0" w:firstColumn="0" w:lastColumn="0" w:oddVBand="0" w:evenVBand="0" w:oddHBand="0" w:evenHBand="0" w:firstRowFirstColumn="0" w:firstRowLastColumn="0" w:lastRowFirstColumn="0" w:lastRowLastColumn="0"/>
@@ -2158,6 +2102,7 @@
           <w:p>
             <w:pPr>
               <w:pStyle w:val="Sinespaciado"/>
+              <w:spacing w:line="360" w:lineRule="auto"/>
               <w:ind w:left="0" w:firstLine="0"/>
               <w:jc w:val="both"/>
               <w:rPr>
@@ -2176,6 +2121,7 @@
           <w:p>
             <w:pPr>
               <w:pStyle w:val="Sinespaciado"/>
+              <w:spacing w:line="360" w:lineRule="auto"/>
               <w:ind w:left="0" w:firstLine="0"/>
               <w:jc w:val="both"/>
               <w:cnfStyle w:val="000000000000" w:firstRow="0" w:lastRow="0" w:firstColumn="0" w:lastColumn="0" w:oddVBand="0" w:evenVBand="0" w:oddHBand="0" w:evenHBand="0" w:firstRowFirstColumn="0" w:firstRowLastColumn="0" w:lastRowFirstColumn="0" w:lastRowLastColumn="0"/>
@@ -2198,6 +2144,7 @@
           <w:p>
             <w:pPr>
               <w:pStyle w:val="Sinespaciado"/>
+              <w:spacing w:line="360" w:lineRule="auto"/>
               <w:ind w:left="0" w:firstLine="0"/>
               <w:jc w:val="center"/>
               <w:cnfStyle w:val="000000000000" w:firstRow="0" w:lastRow="0" w:firstColumn="0" w:lastColumn="0" w:oddVBand="0" w:evenVBand="0" w:oddHBand="0" w:evenHBand="0" w:firstRowFirstColumn="0" w:firstRowLastColumn="0" w:lastRowFirstColumn="0" w:lastRowLastColumn="0"/>
@@ -2220,6 +2167,7 @@
           <w:p>
             <w:pPr>
               <w:pStyle w:val="Sinespaciado"/>
+              <w:spacing w:line="360" w:lineRule="auto"/>
               <w:ind w:left="0" w:firstLine="0"/>
               <w:jc w:val="both"/>
               <w:cnfStyle w:val="000000000000" w:firstRow="0" w:lastRow="0" w:firstColumn="0" w:lastColumn="0" w:oddVBand="0" w:evenVBand="0" w:oddHBand="0" w:evenHBand="0" w:firstRowFirstColumn="0" w:firstRowLastColumn="0" w:lastRowFirstColumn="0" w:lastRowLastColumn="0"/>
@@ -2245,6 +2193,7 @@
           <w:p>
             <w:pPr>
               <w:pStyle w:val="Sinespaciado"/>
+              <w:spacing w:line="360" w:lineRule="auto"/>
               <w:ind w:left="0" w:firstLine="0"/>
               <w:jc w:val="both"/>
               <w:rPr>
@@ -2263,6 +2212,7 @@
           <w:p>
             <w:pPr>
               <w:pStyle w:val="Sinespaciado"/>
+              <w:spacing w:line="360" w:lineRule="auto"/>
               <w:ind w:left="0" w:firstLine="0"/>
               <w:jc w:val="both"/>
               <w:cnfStyle w:val="000000000000" w:firstRow="0" w:lastRow="0" w:firstColumn="0" w:lastColumn="0" w:oddVBand="0" w:evenVBand="0" w:oddHBand="0" w:evenHBand="0" w:firstRowFirstColumn="0" w:firstRowLastColumn="0" w:lastRowFirstColumn="0" w:lastRowLastColumn="0"/>
@@ -2285,6 +2235,7 @@
           <w:p>
             <w:pPr>
               <w:pStyle w:val="Sinespaciado"/>
+              <w:spacing w:line="360" w:lineRule="auto"/>
               <w:ind w:left="0" w:firstLine="0"/>
               <w:jc w:val="both"/>
               <w:cnfStyle w:val="000000000000" w:firstRow="0" w:lastRow="0" w:firstColumn="0" w:lastColumn="0" w:oddVBand="0" w:evenVBand="0" w:oddHBand="0" w:evenHBand="0" w:firstRowFirstColumn="0" w:firstRowLastColumn="0" w:lastRowFirstColumn="0" w:lastRowLastColumn="0"/>
@@ -2307,6 +2258,7 @@
           <w:p>
             <w:pPr>
               <w:pStyle w:val="Sinespaciado"/>
+              <w:spacing w:line="360" w:lineRule="auto"/>
               <w:ind w:left="0" w:firstLine="0"/>
               <w:jc w:val="both"/>
               <w:cnfStyle w:val="000000000000" w:firstRow="0" w:lastRow="0" w:firstColumn="0" w:lastColumn="0" w:oddVBand="0" w:evenVBand="0" w:oddHBand="0" w:evenHBand="0" w:firstRowFirstColumn="0" w:firstRowLastColumn="0" w:lastRowFirstColumn="0" w:lastRowLastColumn="0"/>
@@ -2318,21 +2270,7 @@
               <w:rPr>
                 <w:bCs w:val="0"/>
               </w:rPr>
-              <w:t xml:space="preserve">204 </w:t>
-            </w:r>
-            <w:proofErr w:type="gramStart"/>
-            <w:r>
-              <w:rPr>
-                <w:bCs w:val="0"/>
-              </w:rPr>
-              <w:t>No</w:t>
-            </w:r>
-            <w:proofErr w:type="gramEnd"/>
-            <w:r>
-              <w:rPr>
-                <w:bCs w:val="0"/>
-              </w:rPr>
-              <w:t xml:space="preserve"> Content</w:t>
+              <w:t>204 No Content</w:t>
             </w:r>
           </w:p>
         </w:tc>
@@ -2346,6 +2284,7 @@
           <w:p>
             <w:pPr>
               <w:pStyle w:val="Sinespaciado"/>
+              <w:spacing w:line="360" w:lineRule="auto"/>
               <w:ind w:left="0" w:firstLine="0"/>
               <w:jc w:val="both"/>
               <w:rPr>
@@ -2364,6 +2303,7 @@
           <w:p>
             <w:pPr>
               <w:pStyle w:val="Sinespaciado"/>
+              <w:spacing w:line="360" w:lineRule="auto"/>
               <w:ind w:left="0" w:firstLine="0"/>
               <w:jc w:val="both"/>
               <w:cnfStyle w:val="000000000000" w:firstRow="0" w:lastRow="0" w:firstColumn="0" w:lastColumn="0" w:oddVBand="0" w:evenVBand="0" w:oddHBand="0" w:evenHBand="0" w:firstRowFirstColumn="0" w:firstRowLastColumn="0" w:lastRowFirstColumn="0" w:lastRowLastColumn="0"/>
@@ -2386,6 +2326,7 @@
           <w:p>
             <w:pPr>
               <w:pStyle w:val="Sinespaciado"/>
+              <w:spacing w:line="360" w:lineRule="auto"/>
               <w:ind w:left="0" w:firstLine="0"/>
               <w:jc w:val="center"/>
               <w:cnfStyle w:val="000000000000" w:firstRow="0" w:lastRow="0" w:firstColumn="0" w:lastColumn="0" w:oddVBand="0" w:evenVBand="0" w:oddHBand="0" w:evenHBand="0" w:firstRowFirstColumn="0" w:firstRowLastColumn="0" w:lastRowFirstColumn="0" w:lastRowLastColumn="0"/>
@@ -2408,6 +2349,7 @@
           <w:p>
             <w:pPr>
               <w:pStyle w:val="Sinespaciado"/>
+              <w:spacing w:line="360" w:lineRule="auto"/>
               <w:ind w:left="0" w:firstLine="0"/>
               <w:jc w:val="both"/>
               <w:cnfStyle w:val="000000000000" w:firstRow="0" w:lastRow="0" w:firstColumn="0" w:lastColumn="0" w:oddVBand="0" w:evenVBand="0" w:oddHBand="0" w:evenHBand="0" w:firstRowFirstColumn="0" w:firstRowLastColumn="0" w:lastRowFirstColumn="0" w:lastRowLastColumn="0"/>
@@ -2428,11 +2370,24 @@
     <w:p>
       <w:pPr>
         <w:pStyle w:val="Sinespaciado"/>
+        <w:spacing w:after="0" w:line="240" w:lineRule="auto"/>
+        <w:ind w:left="0" w:firstLine="0"/>
+        <w:jc w:val="both"/>
+        <w:rPr>
+          <w:bCs w:val="0"/>
+        </w:rPr>
+      </w:pPr>
+    </w:p>
+    <w:p>
+      <w:pPr>
+        <w:pStyle w:val="Sinespaciado"/>
         <w:spacing w:after="0"/>
-        <w:ind w:left="0" w:firstLine="0"/>
-        <w:jc w:val="both"/>
-        <w:rPr>
-          <w:bCs w:val="0"/>
+        <w:jc w:val="both"/>
+        <w:rPr>
+          <w:b/>
+          <w:bCs w:val="0"/>
+          <w:sz w:val="28"/>
+          <w:szCs w:val="28"/>
         </w:rPr>
       </w:pPr>
     </w:p>
@@ -2442,7 +2397,10 @@
         <w:spacing w:after="0"/>
         <w:jc w:val="both"/>
         <w:rPr>
-          <w:bCs w:val="0"/>
+          <w:b/>
+          <w:bCs w:val="0"/>
+          <w:sz w:val="28"/>
+          <w:szCs w:val="28"/>
         </w:rPr>
       </w:pPr>
     </w:p>
@@ -2452,79 +2410,22 @@
         <w:spacing w:after="0"/>
         <w:jc w:val="both"/>
         <w:rPr>
-          <w:bCs w:val="0"/>
-        </w:rPr>
-      </w:pPr>
-    </w:p>
-    <w:p>
-      <w:pPr>
-        <w:pStyle w:val="Sinespaciado"/>
-        <w:spacing w:after="0"/>
-        <w:jc w:val="both"/>
-      </w:pPr>
-    </w:p>
-    <w:p>
-      <w:pPr>
-        <w:pStyle w:val="Sinespaciado"/>
-        <w:spacing w:after="0"/>
-        <w:jc w:val="both"/>
-      </w:pPr>
-    </w:p>
-    <w:p>
-      <w:pPr>
-        <w:pStyle w:val="Sinespaciado"/>
-        <w:spacing w:after="0"/>
-        <w:jc w:val="both"/>
-      </w:pPr>
-    </w:p>
-    <w:p>
-      <w:pPr>
-        <w:pStyle w:val="Sinespaciado"/>
-        <w:spacing w:after="0"/>
-        <w:jc w:val="both"/>
-      </w:pPr>
-    </w:p>
-    <w:p>
-      <w:pPr>
-        <w:pStyle w:val="Sinespaciado"/>
-        <w:spacing w:after="0"/>
-        <w:jc w:val="both"/>
-      </w:pPr>
-    </w:p>
-    <w:p>
-      <w:pPr>
-        <w:pStyle w:val="Sinespaciado"/>
-        <w:spacing w:after="0"/>
-        <w:jc w:val="both"/>
-      </w:pPr>
-    </w:p>
-    <w:p>
-      <w:pPr>
-        <w:pStyle w:val="Sinespaciado"/>
-        <w:spacing w:after="0"/>
-        <w:jc w:val="both"/>
-      </w:pPr>
-    </w:p>
-    <w:p>
-      <w:pPr>
-        <w:pStyle w:val="Sinespaciado"/>
-        <w:spacing w:after="0"/>
-        <w:jc w:val="both"/>
-      </w:pPr>
-    </w:p>
-    <w:p>
-      <w:pPr>
-        <w:pStyle w:val="Sinespaciado"/>
-        <w:spacing w:after="0"/>
-        <w:jc w:val="both"/>
-      </w:pPr>
-    </w:p>
-    <w:p>
-      <w:pPr>
-        <w:pStyle w:val="Sinespaciado"/>
-        <w:spacing w:after="0"/>
-        <w:jc w:val="both"/>
-      </w:pPr>
+          <w:b/>
+          <w:bCs w:val="0"/>
+          <w:sz w:val="28"/>
+          <w:szCs w:val="28"/>
+        </w:rPr>
+      </w:pPr>
+      <w:r>
+        <w:rPr>
+          <w:b/>
+          <w:bCs w:val="0"/>
+          <w:sz w:val="28"/>
+          <w:szCs w:val="28"/>
+        </w:rPr>
+        <w:lastRenderedPageBreak/>
+        <w:t>Preguntas de razonamiento</w:t>
+      </w:r>
     </w:p>
     <w:p>
       <w:pPr>
@@ -2543,7 +2444,7 @@
           <w:ilvl w:val="0"/>
           <w:numId w:val="11"/>
         </w:numPr>
-        <w:spacing w:after="0"/>
+        <w:spacing w:after="0" w:line="240" w:lineRule="auto"/>
         <w:jc w:val="both"/>
         <w:rPr>
           <w:b/>
@@ -2576,15 +2477,30 @@
     </w:p>
     <w:p>
       <w:pPr>
-        <w:pStyle w:val="Sinespaciado"/>
-        <w:spacing w:after="0"/>
-        <w:ind w:firstLine="0"/>
-        <w:jc w:val="both"/>
-        <w:rPr>
-          <w:b/>
-          <w:bCs w:val="0"/>
-        </w:rPr>
-      </w:pPr>
+        <w:spacing w:line="240" w:lineRule="auto"/>
+        <w:jc w:val="both"/>
+        <w:rPr>
+          <w:color w:val="EE0000"/>
+        </w:rPr>
+      </w:pPr>
+      <w:r>
+        <w:rPr>
+          <w:color w:val="EE0000"/>
+        </w:rPr>
+        <w:t xml:space="preserve">Porque en REST las rutas deben representar recursos y no acciones. En este caso el recurso es tareas y la acción que se realizará se indica mediante el método HTTP, </w:t>
+      </w:r>
+      <w:r>
+        <w:rPr>
+          <w:color w:val="EE0000"/>
+        </w:rPr>
+        <w:t>pues un</w:t>
+      </w:r>
+      <w:r>
+        <w:rPr>
+          <w:color w:val="EE0000"/>
+        </w:rPr>
+        <w:t xml:space="preserve"> ejemplo GET.</w:t>
+      </w:r>
     </w:p>
     <w:p>
       <w:pPr>
@@ -2593,7 +2509,7 @@
           <w:ilvl w:val="0"/>
           <w:numId w:val="11"/>
         </w:numPr>
-        <w:spacing w:after="0"/>
+        <w:spacing w:after="0" w:line="240" w:lineRule="auto"/>
         <w:jc w:val="both"/>
         <w:rPr>
           <w:b/>
@@ -2610,15 +2526,37 @@
     </w:p>
     <w:p>
       <w:pPr>
-        <w:pStyle w:val="Sinespaciado"/>
-        <w:spacing w:after="0"/>
-        <w:ind w:left="0" w:firstLine="0"/>
-        <w:jc w:val="both"/>
-        <w:rPr>
-          <w:b/>
-          <w:bCs w:val="0"/>
-        </w:rPr>
-      </w:pPr>
+        <w:spacing w:line="240" w:lineRule="auto"/>
+        <w:rPr>
+          <w:color w:val="EE0000"/>
+        </w:rPr>
+      </w:pPr>
+      <w:r>
+        <w:rPr>
+          <w:color w:val="EE0000"/>
+        </w:rPr>
+        <w:t>Representa el identificador único de una tarea específica.</w:t>
+      </w:r>
+    </w:p>
+    <w:p>
+      <w:pPr>
+        <w:spacing w:line="240" w:lineRule="auto"/>
+        <w:rPr>
+          <w:color w:val="EE0000"/>
+        </w:rPr>
+      </w:pPr>
+      <w:r>
+        <w:rPr>
+          <w:color w:val="EE0000"/>
+        </w:rPr>
+        <w:t xml:space="preserve">Ejemplo: </w:t>
+      </w:r>
+      <w:r>
+        <w:rPr>
+          <w:color w:val="EE0000"/>
+        </w:rPr>
+        <w:t>/api/tareas/5</w:t>
+      </w:r>
     </w:p>
     <w:p>
       <w:pPr>
@@ -2627,7 +2565,7 @@
           <w:ilvl w:val="0"/>
           <w:numId w:val="11"/>
         </w:numPr>
-        <w:spacing w:after="0"/>
+        <w:spacing w:after="0" w:line="240" w:lineRule="auto"/>
         <w:jc w:val="both"/>
         <w:rPr>
           <w:b/>
@@ -2644,15 +2582,18 @@
     </w:p>
     <w:p>
       <w:pPr>
-        <w:pStyle w:val="Sinespaciado"/>
-        <w:spacing w:after="0"/>
-        <w:ind w:left="0" w:firstLine="0"/>
-        <w:jc w:val="both"/>
-        <w:rPr>
-          <w:b/>
-          <w:bCs w:val="0"/>
-        </w:rPr>
-      </w:pPr>
+        <w:spacing w:line="240" w:lineRule="auto"/>
+        <w:jc w:val="both"/>
+        <w:rPr>
+          <w:color w:val="EE0000"/>
+        </w:rPr>
+      </w:pPr>
+      <w:r>
+        <w:rPr>
+          <w:color w:val="EE0000"/>
+        </w:rPr>
+        <w:t>Porque POST permite enviar información para crear un nuevo recurso, mientras que GET solamente se utiliza para consultar información.</w:t>
+      </w:r>
     </w:p>
     <w:p>
       <w:pPr>
@@ -2661,7 +2602,7 @@
           <w:ilvl w:val="0"/>
           <w:numId w:val="11"/>
         </w:numPr>
-        <w:spacing w:after="0"/>
+        <w:spacing w:after="0" w:line="240" w:lineRule="auto"/>
         <w:jc w:val="both"/>
         <w:rPr>
           <w:b/>
@@ -2678,15 +2619,29 @@
     </w:p>
     <w:p>
       <w:pPr>
-        <w:pStyle w:val="Sinespaciado"/>
-        <w:spacing w:after="0"/>
-        <w:ind w:left="0" w:firstLine="0"/>
-        <w:jc w:val="both"/>
-        <w:rPr>
-          <w:b/>
-          <w:bCs w:val="0"/>
-        </w:rPr>
-      </w:pPr>
+        <w:spacing w:line="240" w:lineRule="auto"/>
+        <w:rPr>
+          <w:color w:val="EE0000"/>
+        </w:rPr>
+      </w:pPr>
+      <w:r>
+        <w:rPr>
+          <w:color w:val="EE0000"/>
+        </w:rPr>
+        <w:t>El servidor debería responder con el código:</w:t>
+      </w:r>
+      <w:r>
+        <w:rPr>
+          <w:color w:val="EE0000"/>
+        </w:rPr>
+        <w:t xml:space="preserve"> </w:t>
+      </w:r>
+      <w:r>
+        <w:rPr>
+          <w:color w:val="EE0000"/>
+        </w:rPr>
+        <w:t>404 Not Found</w:t>
+      </w:r>
     </w:p>
     <w:p>
       <w:pPr>
@@ -2695,19 +2650,469 @@
           <w:ilvl w:val="0"/>
           <w:numId w:val="11"/>
         </w:numPr>
+        <w:spacing w:after="0" w:line="240" w:lineRule="auto"/>
+        <w:jc w:val="both"/>
+        <w:rPr>
+          <w:b/>
+          <w:bCs w:val="0"/>
+        </w:rPr>
+      </w:pPr>
+      <w:r>
+        <w:rPr>
+          <w:b/>
+          <w:bCs w:val="0"/>
+        </w:rPr>
+        <w:t>¿Cuál sería la diferencia entre estas rutas?</w:t>
+      </w:r>
+    </w:p>
+    <w:p>
+      <w:pPr>
+        <w:pStyle w:val="Sinespaciado"/>
         <w:spacing w:after="0"/>
         <w:jc w:val="both"/>
         <w:rPr>
-          <w:b/>
-          <w:bCs w:val="0"/>
-        </w:rPr>
-      </w:pPr>
-      <w:r>
-        <w:rPr>
-          <w:b/>
-          <w:bCs w:val="0"/>
-        </w:rPr>
-        <w:t>¿Cuál sería la diferencia entre estas rutas?</w:t>
+          <w:color w:val="EE0000"/>
+        </w:rPr>
+      </w:pPr>
+      <w:r>
+        <w:rPr>
+          <w:b/>
+          <w:bCs w:val="0"/>
+        </w:rPr>
+        <w:t>GET /api/tareas</w:t>
+      </w:r>
+      <w:r>
+        <w:rPr>
+          <w:b/>
+          <w:bCs w:val="0"/>
+        </w:rPr>
+        <w:t xml:space="preserve"> </w:t>
+      </w:r>
+      <w:r>
+        <w:rPr>
+          <w:color w:val="EE0000"/>
+        </w:rPr>
+        <w:t xml:space="preserve">este </w:t>
+      </w:r>
+      <w:r>
+        <w:rPr>
+          <w:color w:val="EE0000"/>
+        </w:rPr>
+        <w:t>Solicita todas las tareas registradas.</w:t>
+      </w:r>
+    </w:p>
+    <w:p>
+      <w:pPr>
+        <w:pStyle w:val="Sinespaciado"/>
+        <w:spacing w:after="0"/>
+        <w:jc w:val="both"/>
+        <w:rPr>
+          <w:color w:val="EE0000"/>
+        </w:rPr>
+      </w:pPr>
+      <w:r>
+        <w:rPr>
+          <w:b/>
+          <w:bCs w:val="0"/>
+        </w:rPr>
+        <w:t>GET /api/tareas/5</w:t>
+      </w:r>
+      <w:r>
+        <w:rPr>
+          <w:b/>
+          <w:bCs w:val="0"/>
+        </w:rPr>
+        <w:t xml:space="preserve"> </w:t>
+      </w:r>
+      <w:r>
+        <w:rPr>
+          <w:color w:val="EE0000"/>
+        </w:rPr>
+        <w:t>solicita únicamente la tarea cuyo ID es 5.</w:t>
+      </w:r>
+    </w:p>
+    <w:p>
+      <w:pPr>
+        <w:pStyle w:val="Sinespaciado"/>
+        <w:spacing w:after="0"/>
+        <w:jc w:val="both"/>
+        <w:rPr>
+          <w:bCs w:val="0"/>
+        </w:rPr>
+      </w:pPr>
+    </w:p>
+    <w:p>
+      <w:pPr>
+        <w:pStyle w:val="Sinespaciado"/>
+        <w:spacing w:after="0"/>
+        <w:jc w:val="both"/>
+        <w:rPr>
+          <w:b/>
+          <w:bCs w:val="0"/>
+          <w:sz w:val="28"/>
+          <w:szCs w:val="28"/>
+        </w:rPr>
+      </w:pPr>
+      <w:r>
+        <w:rPr>
+          <w:b/>
+          <w:bCs w:val="0"/>
+          <w:sz w:val="28"/>
+          <w:szCs w:val="28"/>
+        </w:rPr>
+        <w:t>Parte 6. Representación JSON</w:t>
+      </w:r>
+    </w:p>
+    <w:p>
+      <w:pPr>
+        <w:pStyle w:val="Sinespaciado"/>
+        <w:spacing w:after="0"/>
+        <w:jc w:val="both"/>
+        <w:rPr>
+          <w:b/>
+          <w:bCs w:val="0"/>
+        </w:rPr>
+      </w:pPr>
+      <w:r>
+        <w:rPr>
+          <w:b/>
+          <w:bCs w:val="0"/>
+        </w:rPr>
+        <w:t>Escriba la representación JSON de una tarea.</w:t>
+      </w:r>
+    </w:p>
+    <w:p>
+      <w:pPr>
+        <w:pStyle w:val="Sinespaciado"/>
+        <w:spacing w:after="0"/>
+        <w:jc w:val="both"/>
+        <w:rPr>
+          <w:b/>
+          <w:bCs w:val="0"/>
+        </w:rPr>
+      </w:pPr>
+      <w:r>
+        <w:rPr>
+          <w:b/>
+          <w:bCs w:val="0"/>
+        </w:rPr>
+        <w:t>Ejemplo:</w:t>
+      </w:r>
+    </w:p>
+    <w:p>
+      <w:pPr>
+        <w:pStyle w:val="Sinespaciado"/>
+        <w:spacing w:after="0" w:line="240" w:lineRule="auto"/>
+        <w:jc w:val="both"/>
+      </w:pPr>
+      <w:r>
+        <w:t>{</w:t>
+      </w:r>
+    </w:p>
+    <w:p>
+      <w:pPr>
+        <w:pStyle w:val="Sinespaciado"/>
+        <w:spacing w:after="0" w:line="240" w:lineRule="auto"/>
+        <w:jc w:val="both"/>
+      </w:pPr>
+      <w:r>
+        <w:t xml:space="preserve">  "id": 1,</w:t>
+      </w:r>
+    </w:p>
+    <w:p>
+      <w:pPr>
+        <w:pStyle w:val="Sinespaciado"/>
+        <w:spacing w:after="0" w:line="240" w:lineRule="auto"/>
+        <w:jc w:val="both"/>
+      </w:pPr>
+      <w:r>
+        <w:t xml:space="preserve">  "titulo": "Comprar alimentos",</w:t>
+      </w:r>
+    </w:p>
+    <w:p>
+      <w:pPr>
+        <w:pStyle w:val="Sinespaciado"/>
+        <w:spacing w:after="0" w:line="240" w:lineRule="auto"/>
+        <w:jc w:val="both"/>
+      </w:pPr>
+      <w:r>
+        <w:t xml:space="preserve">  "</w:t>
+      </w:r>
+      <w:proofErr w:type="spellStart"/>
+      <w:r>
+        <w:t>descripcion</w:t>
+      </w:r>
+      <w:proofErr w:type="spellEnd"/>
+      <w:r>
+        <w:t>": "Comprar productos para la semana",</w:t>
+      </w:r>
+    </w:p>
+    <w:p>
+      <w:pPr>
+        <w:pStyle w:val="Sinespaciado"/>
+        <w:spacing w:after="0" w:line="240" w:lineRule="auto"/>
+        <w:jc w:val="both"/>
+      </w:pPr>
+      <w:r>
+        <w:t xml:space="preserve">  "prioridad": "ALTA",</w:t>
+      </w:r>
+    </w:p>
+    <w:p>
+      <w:pPr>
+        <w:pStyle w:val="Sinespaciado"/>
+        <w:spacing w:after="0" w:line="240" w:lineRule="auto"/>
+        <w:jc w:val="both"/>
+      </w:pPr>
+      <w:r>
+        <w:t xml:space="preserve">  "completada": false</w:t>
+      </w:r>
+    </w:p>
+    <w:p>
+      <w:pPr>
+        <w:pStyle w:val="Sinespaciado"/>
+        <w:spacing w:after="0" w:line="240" w:lineRule="auto"/>
+        <w:jc w:val="both"/>
+      </w:pPr>
+      <w:r>
+        <w:t>}</w:t>
+      </w:r>
+    </w:p>
+    <w:p>
+      <w:pPr>
+        <w:pStyle w:val="Sinespaciado"/>
+        <w:spacing w:after="0"/>
+        <w:jc w:val="both"/>
+      </w:pPr>
+      <w:r>
+        <w:t>Posteriormente, responda:</w:t>
+      </w:r>
+    </w:p>
+    <w:p>
+      <w:pPr>
+        <w:pStyle w:val="Sinespaciado"/>
+        <w:numPr>
+          <w:ilvl w:val="0"/>
+          <w:numId w:val="14"/>
+        </w:numPr>
+        <w:spacing w:after="0" w:line="240" w:lineRule="auto"/>
+        <w:jc w:val="both"/>
+        <w:rPr>
+          <w:b/>
+          <w:bCs w:val="0"/>
+        </w:rPr>
+      </w:pPr>
+      <w:r>
+        <w:rPr>
+          <w:b/>
+          <w:bCs w:val="0"/>
+        </w:rPr>
+        <w:t>¿Qué objeto de Java podría representar este JSON</w:t>
+      </w:r>
+    </w:p>
+    <w:p>
+      <w:pPr>
+        <w:spacing w:line="240" w:lineRule="auto"/>
+        <w:rPr>
+          <w:color w:val="EE0000"/>
+        </w:rPr>
+      </w:pPr>
+      <w:r>
+        <w:rPr>
+          <w:color w:val="EE0000"/>
+        </w:rPr>
+        <w:t>Un objeto de la clase Tarea.</w:t>
+      </w:r>
+    </w:p>
+    <w:p>
+      <w:pPr>
+        <w:pStyle w:val="Sinespaciado"/>
+        <w:numPr>
+          <w:ilvl w:val="0"/>
+          <w:numId w:val="14"/>
+        </w:numPr>
+        <w:spacing w:after="0" w:line="240" w:lineRule="auto"/>
+        <w:jc w:val="both"/>
+        <w:rPr>
+          <w:b/>
+          <w:bCs w:val="0"/>
+        </w:rPr>
+      </w:pPr>
+      <w:r>
+        <w:rPr>
+          <w:b/>
+          <w:bCs w:val="0"/>
+        </w:rPr>
+        <w:t>¿Qué atributo funciona como identificador?</w:t>
+      </w:r>
+    </w:p>
+    <w:p>
+      <w:pPr>
+        <w:spacing w:line="240" w:lineRule="auto"/>
+        <w:rPr>
+          <w:color w:val="EE0000"/>
+        </w:rPr>
+      </w:pPr>
+      <w:r>
+        <w:rPr>
+          <w:color w:val="EE0000"/>
+        </w:rPr>
+        <w:t xml:space="preserve">Id me ayuda a identificar de manera única cada tarea. </w:t>
+      </w:r>
+    </w:p>
+    <w:p>
+      <w:pPr>
+        <w:spacing w:line="240" w:lineRule="auto"/>
+        <w:rPr>
+          <w:color w:val="EE0000"/>
+        </w:rPr>
+      </w:pPr>
+    </w:p>
+    <w:p>
+      <w:pPr>
+        <w:pStyle w:val="Sinespaciado"/>
+        <w:numPr>
+          <w:ilvl w:val="0"/>
+          <w:numId w:val="14"/>
+        </w:numPr>
+        <w:spacing w:after="0" w:line="240" w:lineRule="auto"/>
+        <w:jc w:val="both"/>
+        <w:rPr>
+          <w:b/>
+          <w:bCs w:val="0"/>
+        </w:rPr>
+      </w:pPr>
+      <w:r>
+        <w:rPr>
+          <w:b/>
+          <w:bCs w:val="0"/>
+        </w:rPr>
+        <w:lastRenderedPageBreak/>
+        <w:t>¿Qué tipo de dato utilizaría para completada?</w:t>
+      </w:r>
+    </w:p>
+    <w:p>
+      <w:pPr>
+        <w:spacing w:line="240" w:lineRule="auto"/>
+        <w:rPr>
+          <w:color w:val="EE0000"/>
+          <w:lang w:eastAsia="es-GT"/>
+        </w:rPr>
+      </w:pPr>
+      <w:proofErr w:type="spellStart"/>
+      <w:r>
+        <w:rPr>
+          <w:color w:val="EE0000"/>
+          <w:lang w:eastAsia="es-GT"/>
+        </w:rPr>
+        <w:t>Boolean</w:t>
+      </w:r>
+      <w:proofErr w:type="spellEnd"/>
+      <w:r>
+        <w:rPr>
+          <w:color w:val="EE0000"/>
+          <w:lang w:eastAsia="es-GT"/>
+        </w:rPr>
+        <w:t xml:space="preserve"> </w:t>
+      </w:r>
+      <w:r>
+        <w:rPr>
+          <w:color w:val="EE0000"/>
+          <w:lang w:eastAsia="es-GT"/>
+        </w:rPr>
+        <w:t>porque solamente puede tener dos valores</w:t>
+      </w:r>
+      <w:r>
+        <w:rPr>
+          <w:color w:val="EE0000"/>
+          <w:lang w:eastAsia="es-GT"/>
+        </w:rPr>
+        <w:t xml:space="preserve">, ya sea true o false </w:t>
+      </w:r>
+    </w:p>
+    <w:p>
+      <w:pPr>
+        <w:pStyle w:val="Sinespaciado"/>
+        <w:numPr>
+          <w:ilvl w:val="0"/>
+          <w:numId w:val="14"/>
+        </w:numPr>
+        <w:spacing w:after="0" w:line="240" w:lineRule="auto"/>
+        <w:jc w:val="both"/>
+        <w:rPr>
+          <w:b/>
+          <w:bCs w:val="0"/>
+        </w:rPr>
+      </w:pPr>
+      <w:r>
+        <w:rPr>
+          <w:b/>
+          <w:bCs w:val="0"/>
+        </w:rPr>
+        <w:t>¿Qué cambiaría en el JSON al completar la tarea?</w:t>
+      </w:r>
+    </w:p>
+    <w:p>
+      <w:pPr>
+        <w:spacing w:line="240" w:lineRule="auto"/>
+        <w:rPr>
+          <w:color w:val="EE0000"/>
+        </w:rPr>
+      </w:pPr>
+      <w:r>
+        <w:rPr>
+          <w:color w:val="EE0000"/>
+        </w:rPr>
+        <w:t xml:space="preserve">Pues cambiaria lo del </w:t>
+      </w:r>
+      <w:proofErr w:type="spellStart"/>
+      <w:r>
+        <w:rPr>
+          <w:color w:val="EE0000"/>
+        </w:rPr>
+        <w:t>boolean</w:t>
+      </w:r>
+      <w:proofErr w:type="spellEnd"/>
+      <w:r>
+        <w:rPr>
+          <w:color w:val="EE0000"/>
+        </w:rPr>
+        <w:t>, por true o false.</w:t>
+      </w:r>
+    </w:p>
+    <w:p>
+      <w:pPr>
+        <w:spacing w:line="240" w:lineRule="auto"/>
+        <w:rPr>
+          <w:b/>
+          <w:bCs/>
+          <w:color w:val="EE0000"/>
+        </w:rPr>
+      </w:pPr>
+      <w:r>
+        <w:rPr>
+          <w:b/>
+          <w:bCs/>
+          <w:color w:val="EE0000"/>
+        </w:rPr>
+        <w:t>"completada": false</w:t>
+      </w:r>
+    </w:p>
+    <w:p>
+      <w:pPr>
+        <w:spacing w:line="240" w:lineRule="auto"/>
+        <w:rPr>
+          <w:b/>
+          <w:bCs/>
+          <w:color w:val="EE0000"/>
+        </w:rPr>
+      </w:pPr>
+      <w:r>
+        <w:rPr>
+          <w:b/>
+          <w:bCs/>
+          <w:color w:val="EE0000"/>
+        </w:rPr>
+        <w:t>"completada": true</w:t>
       </w:r>
     </w:p>
     <w:p>
@@ -2718,7 +3123,6 @@
         <w:jc w:val="both"/>
         <w:rPr>
           <w:b/>
-          <w:bCs w:val="0"/>
         </w:rPr>
       </w:pPr>
     </w:p>
@@ -2728,37 +3132,320 @@
         <w:spacing w:after="0"/>
         <w:jc w:val="both"/>
         <w:rPr>
-          <w:lang w:val="en-US"/>
-        </w:rPr>
-      </w:pPr>
-      <w:r>
-        <w:rPr>
-          <w:lang w:val="en-US"/>
-        </w:rPr>
-        <w:t>GET /</w:t>
+          <w:b/>
+        </w:rPr>
+      </w:pPr>
+      <w:r>
+        <w:rPr>
+          <w:b/>
+        </w:rPr>
+        <w:t>Reflexión final</w:t>
+      </w:r>
+    </w:p>
+    <w:p>
+      <w:pPr>
+        <w:pStyle w:val="Sinespaciado"/>
+        <w:spacing w:after="0"/>
+        <w:jc w:val="both"/>
+        <w:rPr>
+          <w:b/>
+        </w:rPr>
+      </w:pPr>
+      <w:r>
+        <w:rPr>
+          <w:b/>
+        </w:rPr>
+        <w:t>Responda brevemente:</w:t>
+      </w:r>
+    </w:p>
+    <w:p>
+      <w:pPr>
+        <w:pStyle w:val="Sinespaciado"/>
+        <w:numPr>
+          <w:ilvl w:val="0"/>
+          <w:numId w:val="13"/>
+        </w:numPr>
+        <w:spacing w:after="0" w:line="240" w:lineRule="auto"/>
+        <w:jc w:val="both"/>
+        <w:rPr>
+          <w:b/>
+        </w:rPr>
+      </w:pPr>
+      <w:r>
+        <w:rPr>
+          <w:b/>
+        </w:rPr>
+        <w:t>¿Qué problema resuelve Maven?</w:t>
+      </w:r>
+    </w:p>
+    <w:p>
+      <w:pPr>
+        <w:spacing w:line="240" w:lineRule="auto"/>
+        <w:jc w:val="both"/>
+        <w:rPr>
+          <w:color w:val="EE0000"/>
+        </w:rPr>
+      </w:pPr>
+      <w:r>
+        <w:rPr>
+          <w:color w:val="EE0000"/>
+        </w:rPr>
+        <w:t>Maven facilita la organización, compilación y construcción de proyectos Java</w:t>
+      </w:r>
+      <w:r>
+        <w:rPr>
+          <w:color w:val="EE0000"/>
+        </w:rPr>
+        <w:t>, también aprendí que administra dependencias siendo creadas y generando archivos, creo que él .</w:t>
       </w:r>
       <w:proofErr w:type="spellStart"/>
       <w:r>
         <w:rPr>
-          <w:lang w:val="en-US"/>
-        </w:rPr>
-        <w:t>api</w:t>
+          <w:color w:val="EE0000"/>
+        </w:rPr>
+        <w:t>jar</w:t>
       </w:r>
       <w:proofErr w:type="spellEnd"/>
       <w:r>
         <w:rPr>
-          <w:lang w:val="en-US"/>
-        </w:rPr>
-        <w:t>/</w:t>
+          <w:color w:val="EE0000"/>
+        </w:rPr>
+        <w:t>.</w:t>
+      </w:r>
+    </w:p>
+    <w:p>
+      <w:pPr>
+        <w:pStyle w:val="Sinespaciado"/>
+        <w:numPr>
+          <w:ilvl w:val="0"/>
+          <w:numId w:val="13"/>
+        </w:numPr>
+        <w:spacing w:after="0" w:line="240" w:lineRule="auto"/>
+        <w:jc w:val="both"/>
+        <w:rPr>
+          <w:b/>
+        </w:rPr>
+      </w:pPr>
+      <w:r>
+        <w:rPr>
+          <w:b/>
+        </w:rPr>
+        <w:t>¿Qué relación existe entre HTTP y REST?</w:t>
+      </w:r>
+    </w:p>
+    <w:p>
+      <w:pPr>
+        <w:spacing w:line="240" w:lineRule="auto"/>
+        <w:jc w:val="both"/>
+        <w:rPr>
+          <w:color w:val="EE0000"/>
+        </w:rPr>
+      </w:pPr>
+      <w:r>
+        <w:rPr>
+          <w:color w:val="EE0000"/>
+        </w:rPr>
+        <w:t xml:space="preserve">HTTP es el protocolo de comunicación y REST utiliza ese protocolo para enviar y recibir información </w:t>
+      </w:r>
+      <w:r>
+        <w:rPr>
+          <w:color w:val="EE0000"/>
+        </w:rPr>
+        <w:t>con los</w:t>
+      </w:r>
+      <w:r>
+        <w:rPr>
+          <w:color w:val="EE0000"/>
+        </w:rPr>
+        <w:t xml:space="preserve"> métodos GET, POST, PUT y DELETE</w:t>
+      </w:r>
+      <w:r>
+        <w:rPr>
+          <w:color w:val="EE0000"/>
+        </w:rPr>
+        <w:t xml:space="preserve">, que se aprendió en clase y sus funciones. </w:t>
+      </w:r>
+    </w:p>
+    <w:p>
+      <w:pPr>
+        <w:pStyle w:val="Sinespaciado"/>
+        <w:numPr>
+          <w:ilvl w:val="0"/>
+          <w:numId w:val="13"/>
+        </w:numPr>
+        <w:spacing w:after="0" w:line="240" w:lineRule="auto"/>
+        <w:jc w:val="both"/>
+        <w:rPr>
+          <w:b/>
+        </w:rPr>
+      </w:pPr>
+      <w:r>
+        <w:rPr>
+          <w:b/>
+        </w:rPr>
+        <w:t>¿Por qué una API REST trabaja con recursos?</w:t>
+      </w:r>
+    </w:p>
+    <w:p>
+      <w:pPr>
+        <w:spacing w:line="240" w:lineRule="auto"/>
+        <w:jc w:val="both"/>
+        <w:rPr>
+          <w:color w:val="EE0000"/>
+        </w:rPr>
+      </w:pPr>
+      <w:r>
+        <w:rPr>
+          <w:color w:val="EE0000"/>
+        </w:rPr>
+        <w:t>Porque</w:t>
+      </w:r>
+      <w:r>
+        <w:rPr>
+          <w:color w:val="EE0000"/>
+        </w:rPr>
+        <w:t xml:space="preserve"> el</w:t>
+      </w:r>
+      <w:r>
+        <w:rPr>
+          <w:color w:val="EE0000"/>
+        </w:rPr>
+        <w:t xml:space="preserve"> REST organiza la información como recursos</w:t>
+      </w:r>
+      <w:r>
+        <w:rPr>
+          <w:color w:val="EE0000"/>
+        </w:rPr>
+        <w:t xml:space="preserve">, pueden ser tareas, usuarios y productos, pero cada recurso puede consultarse, crearse, modificar, o eliminar. </w:t>
+      </w:r>
+    </w:p>
+    <w:p>
+      <w:pPr>
+        <w:pStyle w:val="Sinespaciado"/>
+        <w:numPr>
+          <w:ilvl w:val="0"/>
+          <w:numId w:val="13"/>
+        </w:numPr>
+        <w:spacing w:after="0" w:line="240" w:lineRule="auto"/>
+        <w:jc w:val="both"/>
+        <w:rPr>
+          <w:b/>
+        </w:rPr>
+      </w:pPr>
+      <w:r>
+        <w:rPr>
+          <w:b/>
+        </w:rPr>
+        <w:t>¿Cómo podría utilizarse esta API en una aplicación real?</w:t>
+      </w:r>
+    </w:p>
+    <w:p>
+      <w:pPr>
+        <w:spacing w:line="240" w:lineRule="auto"/>
+        <w:jc w:val="both"/>
+        <w:rPr>
+          <w:color w:val="EE0000"/>
+        </w:rPr>
+      </w:pPr>
+      <w:r>
+        <w:rPr>
+          <w:color w:val="EE0000"/>
+        </w:rPr>
+        <w:t>En la clase de hoy entendí que puede utilizarse en una página web o móvil, y que es para registrar tareas</w:t>
+      </w:r>
+      <w:r>
+        <w:rPr>
+          <w:color w:val="EE0000"/>
+        </w:rPr>
+        <w:t>, consultar las pendientes, modificarlas, marcarlas como completadas y eliminarlas.</w:t>
+      </w:r>
+    </w:p>
+    <w:p>
+      <w:pPr>
+        <w:pStyle w:val="Sinespaciado"/>
+        <w:spacing w:after="0" w:line="240" w:lineRule="auto"/>
+        <w:jc w:val="both"/>
+        <w:rPr>
+          <w:b/>
+        </w:rPr>
+      </w:pPr>
+    </w:p>
+    <w:p>
+      <w:pPr>
+        <w:pStyle w:val="Sinespaciado"/>
+        <w:numPr>
+          <w:ilvl w:val="0"/>
+          <w:numId w:val="13"/>
+        </w:numPr>
+        <w:spacing w:after="0" w:line="240" w:lineRule="auto"/>
+        <w:jc w:val="both"/>
+        <w:rPr>
+          <w:b/>
+        </w:rPr>
+      </w:pPr>
+      <w:r>
+        <w:rPr>
+          <w:b/>
+        </w:rPr>
+        <w:t xml:space="preserve">¿Qué espera que suceda cuando estos </w:t>
       </w:r>
       <w:proofErr w:type="spellStart"/>
       <w:r>
         <w:rPr>
-          <w:lang w:val="en-US"/>
-        </w:rPr>
-        <w:t>tareas</w:t>
+          <w:b/>
+        </w:rPr>
+        <w:t>endpoints</w:t>
       </w:r>
       <w:proofErr w:type="spellEnd"/>
+      <w:r>
+        <w:rPr>
+          <w:b/>
+        </w:rPr>
+        <w:t xml:space="preserve"> se implementen posteriormente con Spring Boot?</w:t>
+      </w:r>
+    </w:p>
+    <w:p>
+      <w:pPr>
+        <w:spacing w:line="240" w:lineRule="auto"/>
+        <w:jc w:val="both"/>
+        <w:rPr>
+          <w:color w:val="EE0000"/>
+        </w:rPr>
+      </w:pPr>
+      <w:r>
+        <w:rPr>
+          <w:color w:val="EE0000"/>
+        </w:rPr>
+        <w:t xml:space="preserve">Se espera que los </w:t>
+      </w:r>
+      <w:proofErr w:type="spellStart"/>
+      <w:r>
+        <w:rPr>
+          <w:b/>
+          <w:bCs/>
+          <w:color w:val="EE0000"/>
+        </w:rPr>
+        <w:t>endpoints</w:t>
+      </w:r>
+      <w:proofErr w:type="spellEnd"/>
+      <w:r>
+        <w:rPr>
+          <w:color w:val="EE0000"/>
+        </w:rPr>
+        <w:t xml:space="preserve"> funcionen realmente y </w:t>
+      </w:r>
+      <w:r>
+        <w:rPr>
+          <w:color w:val="EE0000"/>
+        </w:rPr>
+        <w:t xml:space="preserve">que estos </w:t>
+      </w:r>
+      <w:r>
+        <w:rPr>
+          <w:color w:val="EE0000"/>
+        </w:rPr>
+        <w:t>permitan recibir solicitudes HTTP, procesar la información y devolver respuestas con datos y códigos HTTP correspondientes.</w:t>
+      </w:r>
     </w:p>
     <w:p>
       <w:pPr>
@@ -2766,70 +3453,14 @@
         <w:spacing w:after="0"/>
         <w:jc w:val="both"/>
         <w:rPr>
-          <w:lang w:val="en-US"/>
-        </w:rPr>
-      </w:pPr>
-      <w:r>
-        <w:rPr>
-          <w:lang w:val="en-US"/>
-        </w:rPr>
-        <w:t>GET /</w:t>
-      </w:r>
-      <w:proofErr w:type="spellStart"/>
-      <w:r>
-        <w:rPr>
-          <w:lang w:val="en-US"/>
-        </w:rPr>
-        <w:t>api</w:t>
-      </w:r>
-      <w:proofErr w:type="spellEnd"/>
-      <w:r>
-        <w:rPr>
-          <w:lang w:val="en-US"/>
-        </w:rPr>
-        <w:t>/</w:t>
-      </w:r>
-      <w:proofErr w:type="spellStart"/>
-      <w:r>
-        <w:rPr>
-          <w:lang w:val="en-US"/>
-        </w:rPr>
-        <w:t>tareas</w:t>
-      </w:r>
-      <w:proofErr w:type="spellEnd"/>
-      <w:r>
-        <w:rPr>
-          <w:lang w:val="en-US"/>
-        </w:rPr>
-        <w:t>/5</w:t>
-      </w:r>
-    </w:p>
-    <w:p>
-      <w:pPr>
-        <w:pStyle w:val="Sinespaciado"/>
-        <w:spacing w:after="0"/>
-        <w:jc w:val="both"/>
-        <w:rPr>
-          <w:bCs w:val="0"/>
-          <w:lang w:val="en-US"/>
-        </w:rPr>
-      </w:pPr>
-    </w:p>
-    <w:p>
-      <w:pPr>
-        <w:pStyle w:val="Sinespaciado"/>
-        <w:spacing w:after="0"/>
-        <w:jc w:val="both"/>
-        <w:rPr>
-          <w:b/>
-          <w:lang w:val="en-US"/>
+          <w:b/>
         </w:rPr>
       </w:pPr>
     </w:p>
     <w:sectPr>
-      <w:headerReference w:type="even" r:id="rId16"/>
-      <w:headerReference w:type="default" r:id="rId17"/>
-      <w:headerReference w:type="first" r:id="rId18"/>
+      <w:headerReference w:type="even" r:id="rId17"/>
+      <w:headerReference w:type="default" r:id="rId18"/>
+      <w:headerReference w:type="first" r:id="rId19"/>
       <w:pgSz w:w="12240" w:h="15840"/>
       <w:pgMar w:top="1417" w:right="1701" w:bottom="1417" w:left="1701" w:header="708" w:footer="708" w:gutter="0"/>
       <w:cols w:space="708"/>
@@ -3707,6 +4338,119 @@
     </w:lvl>
   </w:abstractNum>
   <w:abstractNum w:abstractNumId="4" w15:restartNumberingAfterBreak="0">
+    <w:nsid w:val="3C8F7F52"/>
+    <w:multiLevelType w:val="multilevel"/>
+    <w:tmpl w:val="8DF6833A"/>
+    <w:lvl w:ilvl="0">
+      <w:start w:val="1"/>
+      <w:numFmt w:val="decimal"/>
+      <w:lvlText w:val="%1."/>
+      <w:lvlJc w:val="left"/>
+      <w:pPr>
+        <w:tabs>
+          <w:tab w:val="num" w:pos="720"/>
+        </w:tabs>
+        <w:ind w:left="720" w:hanging="360"/>
+      </w:pPr>
+    </w:lvl>
+    <w:lvl w:ilvl="1" w:tentative="1">
+      <w:start w:val="1"/>
+      <w:numFmt w:val="decimal"/>
+      <w:lvlText w:val="%2."/>
+      <w:lvlJc w:val="left"/>
+      <w:pPr>
+        <w:tabs>
+          <w:tab w:val="num" w:pos="1440"/>
+        </w:tabs>
+        <w:ind w:left="1440" w:hanging="360"/>
+      </w:pPr>
+    </w:lvl>
+    <w:lvl w:ilvl="2" w:tentative="1">
+      <w:start w:val="1"/>
+      <w:numFmt w:val="decimal"/>
+      <w:lvlText w:val="%3."/>
+      <w:lvlJc w:val="left"/>
+      <w:pPr>
+        <w:tabs>
+          <w:tab w:val="num" w:pos="2160"/>
+        </w:tabs>
+        <w:ind w:left="2160" w:hanging="360"/>
+      </w:pPr>
+    </w:lvl>
+    <w:lvl w:ilvl="3" w:tentative="1">
+      <w:start w:val="1"/>
+      <w:numFmt w:val="decimal"/>
+      <w:lvlText w:val="%4."/>
+      <w:lvlJc w:val="left"/>
+      <w:pPr>
+        <w:tabs>
+          <w:tab w:val="num" w:pos="2880"/>
+        </w:tabs>
+        <w:ind w:left="2880" w:hanging="360"/>
+      </w:pPr>
+    </w:lvl>
+    <w:lvl w:ilvl="4" w:tentative="1">
+      <w:start w:val="1"/>
+      <w:numFmt w:val="decimal"/>
+      <w:lvlText w:val="%5."/>
+      <w:lvlJc w:val="left"/>
+      <w:pPr>
+        <w:tabs>
+          <w:tab w:val="num" w:pos="3600"/>
+        </w:tabs>
+        <w:ind w:left="3600" w:hanging="360"/>
+      </w:pPr>
+    </w:lvl>
+    <w:lvl w:ilvl="5" w:tentative="1">
+      <w:start w:val="1"/>
+      <w:numFmt w:val="decimal"/>
+      <w:lvlText w:val="%6."/>
+      <w:lvlJc w:val="left"/>
+      <w:pPr>
+        <w:tabs>
+          <w:tab w:val="num" w:pos="4320"/>
+        </w:tabs>
+        <w:ind w:left="4320" w:hanging="360"/>
+      </w:pPr>
+    </w:lvl>
+    <w:lvl w:ilvl="6" w:tentative="1">
+      <w:start w:val="1"/>
+      <w:numFmt w:val="decimal"/>
+      <w:lvlText w:val="%7."/>
+      <w:lvlJc w:val="left"/>
+      <w:pPr>
+        <w:tabs>
+          <w:tab w:val="num" w:pos="5040"/>
+        </w:tabs>
+        <w:ind w:left="5040" w:hanging="360"/>
+      </w:pPr>
+    </w:lvl>
+    <w:lvl w:ilvl="7" w:tentative="1">
+      <w:start w:val="1"/>
+      <w:numFmt w:val="decimal"/>
+      <w:lvlText w:val="%8."/>
+      <w:lvlJc w:val="left"/>
+      <w:pPr>
+        <w:tabs>
+          <w:tab w:val="num" w:pos="5760"/>
+        </w:tabs>
+        <w:ind w:left="5760" w:hanging="360"/>
+      </w:pPr>
+    </w:lvl>
+    <w:lvl w:ilvl="8" w:tentative="1">
+      <w:start w:val="1"/>
+      <w:numFmt w:val="decimal"/>
+      <w:lvlText w:val="%9."/>
+      <w:lvlJc w:val="left"/>
+      <w:pPr>
+        <w:tabs>
+          <w:tab w:val="num" w:pos="6480"/>
+        </w:tabs>
+        <w:ind w:left="6480" w:hanging="360"/>
+      </w:pPr>
+    </w:lvl>
+  </w:abstractNum>
+  <w:abstractNum w:abstractNumId="5" w15:restartNumberingAfterBreak="0">
     <w:nsid w:val="3D1D483A"/>
     <w:multiLevelType w:val="multilevel"/>
     <w:tmpl w:val="52E0CC7E"/>
@@ -3819,7 +4563,7 @@
       </w:pPr>
     </w:lvl>
   </w:abstractNum>
-  <w:abstractNum w:abstractNumId="5" w15:restartNumberingAfterBreak="0">
+  <w:abstractNum w:abstractNumId="6" w15:restartNumberingAfterBreak="0">
     <w:nsid w:val="44FD5D03"/>
     <w:multiLevelType w:val="multilevel"/>
     <w:tmpl w:val="32C06300"/>
@@ -3932,7 +4676,7 @@
       </w:pPr>
     </w:lvl>
   </w:abstractNum>
-  <w:abstractNum w:abstractNumId="6" w15:restartNumberingAfterBreak="0">
+  <w:abstractNum w:abstractNumId="7" w15:restartNumberingAfterBreak="0">
     <w:nsid w:val="5CE50ACF"/>
     <w:multiLevelType w:val="multilevel"/>
     <w:tmpl w:val="D05E25DA"/>
@@ -4045,7 +4789,7 @@
       </w:pPr>
     </w:lvl>
   </w:abstractNum>
-  <w:abstractNum w:abstractNumId="7" w15:restartNumberingAfterBreak="0">
+  <w:abstractNum w:abstractNumId="8" w15:restartNumberingAfterBreak="0">
     <w:nsid w:val="64B66F36"/>
     <w:multiLevelType w:val="multilevel"/>
     <w:tmpl w:val="890CFEBA"/>
@@ -4158,7 +4902,7 @@
       </w:pPr>
     </w:lvl>
   </w:abstractNum>
-  <w:abstractNum w:abstractNumId="8" w15:restartNumberingAfterBreak="0">
+  <w:abstractNum w:abstractNumId="9" w15:restartNumberingAfterBreak="0">
     <w:nsid w:val="674B67BB"/>
     <w:multiLevelType w:val="multilevel"/>
     <w:tmpl w:val="6C28C5D4"/>
@@ -4271,7 +5015,7 @@
       </w:pPr>
     </w:lvl>
   </w:abstractNum>
-  <w:abstractNum w:abstractNumId="9" w15:restartNumberingAfterBreak="0">
+  <w:abstractNum w:abstractNumId="10" w15:restartNumberingAfterBreak="0">
     <w:nsid w:val="6C2E7D81"/>
     <w:multiLevelType w:val="hybridMultilevel"/>
     <w:tmpl w:val="3998D824"/>
@@ -4362,7 +5106,7 @@
       </w:pPr>
     </w:lvl>
   </w:abstractNum>
-  <w:abstractNum w:abstractNumId="10" w15:restartNumberingAfterBreak="0">
+  <w:abstractNum w:abstractNumId="11" w15:restartNumberingAfterBreak="0">
     <w:nsid w:val="76915D46"/>
     <w:multiLevelType w:val="multilevel"/>
     <w:tmpl w:val="0EB6C9AC"/>
@@ -4475,7 +5219,7 @@
       </w:pPr>
     </w:lvl>
   </w:abstractNum>
-  <w:abstractNum w:abstractNumId="11" w15:restartNumberingAfterBreak="0">
+  <w:abstractNum w:abstractNumId="12" w15:restartNumberingAfterBreak="0">
     <w:nsid w:val="7F6815D3"/>
     <w:multiLevelType w:val="hybridMultilevel"/>
     <w:tmpl w:val="EA7429F6"/>
@@ -4564,7 +5308,7 @@
       </w:pPr>
     </w:lvl>
   </w:abstractNum>
-  <w:abstractNum w:abstractNumId="12" w15:restartNumberingAfterBreak="0">
+  <w:abstractNum w:abstractNumId="13" w15:restartNumberingAfterBreak="0">
     <w:nsid w:val="7FE71090"/>
     <w:multiLevelType w:val="multilevel"/>
     <w:tmpl w:val="207202D0"/>
@@ -4678,25 +5422,25 @@
     </w:lvl>
   </w:abstractNum>
   <w:num w:numId="1" w16cid:durableId="2054378093">
+    <w:abstractNumId w:val="12"/>
+  </w:num>
+  <w:num w:numId="2" w16cid:durableId="452331676">
+    <w:abstractNumId w:val="10"/>
+  </w:num>
+  <w:num w:numId="3" w16cid:durableId="151407328">
+    <w:abstractNumId w:val="9"/>
+  </w:num>
+  <w:num w:numId="4" w16cid:durableId="1513111263">
+    <w:abstractNumId w:val="5"/>
+  </w:num>
+  <w:num w:numId="5" w16cid:durableId="730663239">
     <w:abstractNumId w:val="11"/>
   </w:num>
-  <w:num w:numId="2" w16cid:durableId="452331676">
-    <w:abstractNumId w:val="9"/>
-  </w:num>
-  <w:num w:numId="3" w16cid:durableId="151407328">
-    <w:abstractNumId w:val="8"/>
-  </w:num>
-  <w:num w:numId="4" w16cid:durableId="1513111263">
-    <w:abstractNumId w:val="4"/>
-  </w:num>
-  <w:num w:numId="5" w16cid:durableId="730663239">
-    <w:abstractNumId w:val="10"/>
-  </w:num>
   <w:num w:numId="6" w16cid:durableId="517155690">
-    <w:abstractNumId w:val="12"/>
+    <w:abstractNumId w:val="13"/>
   </w:num>
   <w:num w:numId="7" w16cid:durableId="1737166181">
-    <w:abstractNumId w:val="7"/>
+    <w:abstractNumId w:val="8"/>
   </w:num>
   <w:num w:numId="8" w16cid:durableId="1780173063">
     <w:abstractNumId w:val="0"/>
@@ -4705,16 +5449,19 @@
     <w:abstractNumId w:val="3"/>
   </w:num>
   <w:num w:numId="10" w16cid:durableId="867838534">
-    <w:abstractNumId w:val="5"/>
+    <w:abstractNumId w:val="6"/>
   </w:num>
   <w:num w:numId="11" w16cid:durableId="1297031408">
     <w:abstractNumId w:val="1"/>
   </w:num>
   <w:num w:numId="12" w16cid:durableId="1135443520">
-    <w:abstractNumId w:val="6"/>
+    <w:abstractNumId w:val="7"/>
   </w:num>
   <w:num w:numId="13" w16cid:durableId="1328482055">
     <w:abstractNumId w:val="2"/>
+  </w:num>
+  <w:num w:numId="14" w16cid:durableId="1633056650">
+    <w:abstractNumId w:val="4"/>
   </w:num>
 </w:numbering>
 </file>
@@ -5147,7 +5894,6 @@
     <w:next w:val="Normal"/>
     <w:link w:val="Ttulo2Car"/>
     <w:uiPriority w:val="9"/>
-    <w:semiHidden/>
     <w:unhideWhenUsed/>
     <w:qFormat/>
     <w:rsid w:val="00BA3575"/>
@@ -5363,7 +6109,6 @@
     <w:basedOn w:val="Fuentedeprrafopredeter"/>
     <w:link w:val="Ttulo2"/>
     <w:uiPriority w:val="9"/>
-    <w:semiHidden/>
     <w:rsid w:val="00BA3575"/>
     <w:rPr>
       <w:rFonts w:asciiTheme="majorHAnsi" w:eastAsiaTheme="majorEastAsia" w:hAnsiTheme="majorHAnsi" w:cstheme="majorBidi"/>
@@ -5824,6 +6569,19 @@
       </w:rPr>
     </w:tblStylePr>
   </w:style>
+  <w:style w:type="character" w:styleId="CdigoHTML">
+    <w:name w:val="HTML Code"/>
+    <w:basedOn w:val="Fuentedeprrafopredeter"/>
+    <w:uiPriority w:val="99"/>
+    <w:semiHidden/>
+    <w:unhideWhenUsed/>
+    <w:rsid w:val="00D0753A"/>
+    <w:rPr>
+      <w:rFonts w:ascii="Courier New" w:eastAsia="Times New Roman" w:hAnsi="Courier New" w:cs="Courier New"/>
+      <w:sz w:val="20"/>
+      <w:szCs w:val="20"/>
+    </w:rPr>
+  </w:style>
 </w:styles>
 </file>
 

--- a/control-tareas/evidencias/Evidencias_Maven_HTTP_REST_NombreApellido.docx
+++ b/control-tareas/evidencias/Evidencias_Maven_HTTP_REST_NombreApellido.docx
@@ -416,7 +416,26 @@
       <w:pPr>
         <w:pStyle w:val="Sinespaciado"/>
         <w:spacing w:after="0" w:line="240" w:lineRule="auto"/>
-        <w:jc w:val="both"/>
+        <w:rPr>
+          <w:b/>
+          <w:bCs w:val="0"/>
+        </w:rPr>
+      </w:pPr>
+      <w:hyperlink r:id="rId9" w:history="1">
+        <w:r>
+          <w:rPr>
+            <w:rStyle w:val="Hipervnculo"/>
+            <w:b/>
+            <w:bCs w:val="0"/>
+          </w:rPr>
+          <w:t>https://github.com/gersonezelopez-dev/Tarea-8-Maven-HTTP-dise-o-de-una-API-REST</w:t>
+        </w:r>
+      </w:hyperlink>
+    </w:p>
+    <w:p>
+      <w:pPr>
+        <w:pStyle w:val="Sinespaciado"/>
+        <w:spacing w:after="0" w:line="240" w:lineRule="auto"/>
         <w:rPr>
           <w:b/>
           <w:bCs w:val="0"/>
@@ -490,9 +509,9 @@
           <w:b/>
         </w:rPr>
         <w:drawing>
-          <wp:inline distT="0" distB="0" distL="0" distR="0" wp14:anchorId="1CA0823F" wp14:editId="71949C34">
-            <wp:extent cx="4203519" cy="1838325"/>
-            <wp:effectExtent l="0" t="0" r="6985" b="0"/>
+          <wp:inline distT="0" distB="0" distL="0" distR="0" wp14:anchorId="1CA0823F" wp14:editId="223F7504">
+            <wp:extent cx="4133850" cy="1807857"/>
+            <wp:effectExtent l="0" t="0" r="0" b="1905"/>
             <wp:docPr id="59943449" name="Imagen 1"/>
             <wp:cNvGraphicFramePr>
               <a:graphicFrameLocks xmlns:a="http://schemas.openxmlformats.org/drawingml/2006/main" noChangeAspect="1"/>
@@ -505,7 +524,7 @@
                     <pic:cNvPicPr/>
                   </pic:nvPicPr>
                   <pic:blipFill rotWithShape="1">
-                    <a:blip r:embed="rId9"/>
+                    <a:blip r:embed="rId10"/>
                     <a:srcRect r="20894" b="34472"/>
                     <a:stretch>
                       <a:fillRect/>
@@ -514,7 +533,7 @@
                   <pic:spPr bwMode="auto">
                     <a:xfrm>
                       <a:off x="0" y="0"/>
-                      <a:ext cx="4253622" cy="1860237"/>
+                      <a:ext cx="4190281" cy="1832536"/>
                     </a:xfrm>
                     <a:prstGeom prst="rect">
                       <a:avLst/>
@@ -570,9 +589,9 @@
           <w:b/>
         </w:rPr>
         <w:drawing>
-          <wp:inline distT="0" distB="0" distL="0" distR="0" wp14:anchorId="5A9C4886" wp14:editId="272991F9">
-            <wp:extent cx="4220677" cy="1909763"/>
-            <wp:effectExtent l="0" t="0" r="8890" b="0"/>
+          <wp:inline distT="0" distB="0" distL="0" distR="0" wp14:anchorId="5A9C4886" wp14:editId="4508D2AC">
+            <wp:extent cx="4108450" cy="1858982"/>
+            <wp:effectExtent l="0" t="0" r="6350" b="8255"/>
             <wp:docPr id="1100542661" name="Imagen 1"/>
             <wp:cNvGraphicFramePr>
               <a:graphicFrameLocks xmlns:a="http://schemas.openxmlformats.org/drawingml/2006/main" noChangeAspect="1"/>
@@ -585,7 +604,7 @@
                     <pic:cNvPicPr/>
                   </pic:nvPicPr>
                   <pic:blipFill>
-                    <a:blip r:embed="rId10"/>
+                    <a:blip r:embed="rId11"/>
                     <a:stretch>
                       <a:fillRect/>
                     </a:stretch>
@@ -593,7 +612,7 @@
                   <pic:spPr>
                     <a:xfrm>
                       <a:off x="0" y="0"/>
-                      <a:ext cx="4264702" cy="1929683"/>
+                      <a:ext cx="4155681" cy="1880353"/>
                     </a:xfrm>
                     <a:prstGeom prst="rect">
                       <a:avLst/>
@@ -656,7 +675,7 @@
                     <pic:cNvPicPr/>
                   </pic:nvPicPr>
                   <pic:blipFill>
-                    <a:blip r:embed="rId11"/>
+                    <a:blip r:embed="rId12"/>
                     <a:stretch>
                       <a:fillRect/>
                     </a:stretch>
@@ -705,7 +724,6 @@
         <w:rPr>
           <w:b/>
         </w:rPr>
-        <w:lastRenderedPageBreak/>
         <w:t>Captura del código de Main.</w:t>
       </w:r>
     </w:p>
@@ -739,7 +757,7 @@
                     <pic:cNvPicPr/>
                   </pic:nvPicPr>
                   <pic:blipFill>
-                    <a:blip r:embed="rId12"/>
+                    <a:blip r:embed="rId13"/>
                     <a:stretch>
                       <a:fillRect/>
                     </a:stretch>
@@ -810,7 +828,7 @@
                     <pic:cNvPicPr/>
                   </pic:nvPicPr>
                   <pic:blipFill>
-                    <a:blip r:embed="rId13"/>
+                    <a:blip r:embed="rId14"/>
                     <a:stretch>
                       <a:fillRect/>
                     </a:stretch>
@@ -894,7 +912,7 @@
                     <pic:cNvPicPr/>
                   </pic:nvPicPr>
                   <pic:blipFill>
-                    <a:blip r:embed="rId14"/>
+                    <a:blip r:embed="rId15"/>
                     <a:stretch>
                       <a:fillRect/>
                     </a:stretch>
@@ -1003,7 +1021,7 @@
                     <pic:cNvPicPr/>
                   </pic:nvPicPr>
                   <pic:blipFill>
-                    <a:blip r:embed="rId14"/>
+                    <a:blip r:embed="rId15"/>
                     <a:stretch>
                       <a:fillRect/>
                     </a:stretch>
@@ -1052,7 +1070,6 @@
         <w:rPr>
           <w:b/>
         </w:rPr>
-        <w:lastRenderedPageBreak/>
         <w:t>Captura del archivo .</w:t>
       </w:r>
       <w:proofErr w:type="spellStart"/>
@@ -1102,7 +1119,7 @@
                     <pic:cNvPicPr/>
                   </pic:nvPicPr>
                   <pic:blipFill>
-                    <a:blip r:embed="rId15"/>
+                    <a:blip r:embed="rId16"/>
                     <a:stretch>
                       <a:fillRect/>
                     </a:stretch>
@@ -1172,7 +1189,7 @@
                     <pic:cNvPicPr/>
                   </pic:nvPicPr>
                   <pic:blipFill>
-                    <a:blip r:embed="rId16"/>
+                    <a:blip r:embed="rId17"/>
                     <a:stretch>
                       <a:fillRect/>
                     </a:stretch>
@@ -3458,9 +3475,9 @@
       </w:pPr>
     </w:p>
     <w:sectPr>
-      <w:headerReference w:type="even" r:id="rId17"/>
-      <w:headerReference w:type="default" r:id="rId18"/>
-      <w:headerReference w:type="first" r:id="rId19"/>
+      <w:headerReference w:type="even" r:id="rId18"/>
+      <w:headerReference w:type="default" r:id="rId19"/>
+      <w:headerReference w:type="first" r:id="rId20"/>
       <w:pgSz w:w="12240" w:h="15840"/>
       <w:pgMar w:top="1417" w:right="1701" w:bottom="1417" w:left="1701" w:header="708" w:footer="708" w:gutter="0"/>
       <w:cols w:space="708"/>
@@ -6582,6 +6599,29 @@
       <w:szCs w:val="20"/>
     </w:rPr>
   </w:style>
+  <w:style w:type="character" w:styleId="Hipervnculo">
+    <w:name w:val="Hyperlink"/>
+    <w:basedOn w:val="Fuentedeprrafopredeter"/>
+    <w:uiPriority w:val="99"/>
+    <w:unhideWhenUsed/>
+    <w:rsid w:val="00C30709"/>
+    <w:rPr>
+      <w:color w:val="467886" w:themeColor="hyperlink"/>
+      <w:u w:val="single"/>
+    </w:rPr>
+  </w:style>
+  <w:style w:type="character" w:styleId="Mencinsinresolver">
+    <w:name w:val="Unresolved Mention"/>
+    <w:basedOn w:val="Fuentedeprrafopredeter"/>
+    <w:uiPriority w:val="99"/>
+    <w:semiHidden/>
+    <w:unhideWhenUsed/>
+    <w:rsid w:val="00C30709"/>
+    <w:rPr>
+      <w:color w:val="605E5C"/>
+      <w:shd w:val="clear" w:color="auto" w:fill="E1DFDD"/>
+    </w:rPr>
+  </w:style>
 </w:styles>
 </file>
 
